--- a/docs/phase_2/AgriContract_02_GiaiPhap_MoHinh_final.docx
+++ b/docs/phase_2/AgriContract_02_GiaiPhap_MoHinh_final.docx
@@ -1,6 +1,6 @@
 
 <file path=word/document.xml><?xml version="1.0" encoding="utf-8"?>
-<w:document xmlns:o="urn:schemas-microsoft-com:office:office" xmlns:r="http://schemas.openxmlformats.org/officeDocument/2006/relationships" xmlns:v="urn:schemas-microsoft-com:vml" xmlns:w="http://schemas.openxmlformats.org/wordprocessingml/2006/main" xmlns:w10="urn:schemas-microsoft-com:office:word" xmlns:wp="http://schemas.openxmlformats.org/drawingml/2006/wordprocessingDrawing" xmlns:wps="http://schemas.microsoft.com/office/word/2010/wordprocessingShape" xmlns:wpg="http://schemas.microsoft.com/office/word/2010/wordprocessingGroup" xmlns:mc="http://schemas.openxmlformats.org/markup-compatibility/2006" xmlns:wp14="http://schemas.microsoft.com/office/word/2010/wordprocessingDrawing" xmlns:w14="http://schemas.microsoft.com/office/word/2010/wordml" xmlns:w15="http://schemas.microsoft.com/office/word/2012/wordml" mc:Ignorable="w14 wp14 w15">
+<w:document xmlns:o="urn:schemas-microsoft-com:office:office" xmlns:r="http://schemas.openxmlformats.org/officeDocument/2006/relationships" xmlns:v="urn:schemas-microsoft-com:vml" xmlns:w="http://schemas.openxmlformats.org/wordprocessingml/2006/main" xmlns:w10="urn:schemas-microsoft-com:office:word" xmlns:wp="http://schemas.openxmlformats.org/drawingml/2006/wordprocessingDrawing" xmlns:pic="http://schemas.openxmlformats.org/drawingml/2006/picture" xmlns:wps="http://schemas.microsoft.com/office/word/2010/wordprocessingShape" xmlns:wpg="http://schemas.microsoft.com/office/word/2010/wordprocessingGroup" xmlns:mc="http://schemas.openxmlformats.org/markup-compatibility/2006" xmlns:wp14="http://schemas.microsoft.com/office/word/2010/wordprocessingDrawing" xmlns:w14="http://schemas.microsoft.com/office/word/2010/wordml" xmlns:w15="http://schemas.microsoft.com/office/word/2012/wordml" mc:Ignorable="w14 wp14 w15">
   <w:body>
     <w:p>
       <w:pPr>
@@ -39,7 +39,7 @@
           <w:sz w:val="44"/>
           <w:szCs w:val="44"/>
         </w:rPr>
-        <w:t>Giải pháp và mô hình nghiệp vụ Phase 2</w:t>
+        <w:t>Giải pháp và mô hình nghiệp vụ của đồ án</w:t>
       </w:r>
     </w:p>
     <w:p>
@@ -155,7 +155,7 @@
             </w:rPr>
             <w:fldChar w:fldCharType="separate"/>
           </w:r>
-          <w:hyperlink w:anchor="__RefHeading___Toc493_AgriContract">
+          <w:hyperlink w:anchor="__RefHeading___Toc696_AgriContract" w:tooltip="Tóm tắt điều hành">
             <w:r>
               <w:rPr>
                 <w:rStyle w:val="IndexLink"/>
@@ -175,7 +175,7 @@
             </w:tabs>
             <w:rPr/>
           </w:pPr>
-          <w:hyperlink w:anchor="__RefHeading___Toc495_AgriContract">
+          <w:hyperlink w:anchor="__RefHeading___Toc698_AgriContract" w:tooltip="1. Định nghĩa sản phẩm">
             <w:r>
               <w:rPr>
                 <w:rStyle w:val="IndexLink"/>
@@ -195,7 +195,7 @@
             </w:tabs>
             <w:rPr/>
           </w:pPr>
-          <w:hyperlink w:anchor="__RefHeading___Toc497_AgriContract">
+          <w:hyperlink w:anchor="__RefHeading___Toc700_AgriContract" w:tooltip="2. Năm tầng người dùng">
             <w:r>
               <w:rPr>
                 <w:rStyle w:val="IndexLink"/>
@@ -215,7 +215,7 @@
             </w:tabs>
             <w:rPr/>
           </w:pPr>
-          <w:hyperlink w:anchor="__RefHeading___Toc499_AgriContract">
+          <w:hyperlink w:anchor="__RefHeading___Toc702_AgriContract" w:tooltip="Xử lý xung đột lợi ích khi Tầng 1 và Tầng 2 trùng nhau">
             <w:r>
               <w:rPr>
                 <w:rStyle w:val="IndexLink"/>
@@ -235,12 +235,12 @@
             </w:tabs>
             <w:rPr/>
           </w:pPr>
-          <w:hyperlink w:anchor="__RefHeading___Toc501_AgriContract">
+          <w:hyperlink w:anchor="__RefHeading___Toc704_AgriContract" w:tooltip="3. Luồng giao dịch của đồ án">
             <w:r>
               <w:rPr>
                 <w:rStyle w:val="IndexLink"/>
               </w:rPr>
-              <w:t>3. Luồng giao dịch Phase 2</w:t>
+              <w:t>3. Luồng giao dịch của đồ án</w:t>
               <w:tab/>
               <w:t>4</w:t>
             </w:r>
@@ -255,7 +255,7 @@
             </w:tabs>
             <w:rPr/>
           </w:pPr>
-          <w:hyperlink w:anchor="__RefHeading___Toc503_AgriContract">
+          <w:hyperlink w:anchor="__RefHeading___Toc706_AgriContract" w:tooltip="3.1 Golden flow từ listing đến quyết toán">
             <w:r>
               <w:rPr>
                 <w:rStyle w:val="IndexLink"/>
@@ -275,7 +275,7 @@
             </w:tabs>
             <w:rPr/>
           </w:pPr>
-          <w:hyperlink w:anchor="__RefHeading___Toc505_AgriContract">
+          <w:hyperlink w:anchor="__RefHeading___Toc708_AgriContract" w:tooltip="3.2 State và hành vi chấm dứt">
             <w:r>
               <w:rPr>
                 <w:rStyle w:val="IndexLink"/>
@@ -295,7 +295,7 @@
             </w:tabs>
             <w:rPr/>
           </w:pPr>
-          <w:hyperlink w:anchor="__RefHeading___Toc507_AgriContract">
+          <w:hyperlink w:anchor="__RefHeading___Toc710_AgriContract" w:tooltip="3.3 Attribution: không đồng nhất người yêu cầu với bên vi phạm">
             <w:r>
               <w:rPr>
                 <w:rStyle w:val="IndexLink"/>
@@ -315,7 +315,7 @@
             </w:tabs>
             <w:rPr/>
           </w:pPr>
-          <w:hyperlink w:anchor="__RefHeading___Toc509_AgriContract">
+          <w:hyperlink w:anchor="__RefHeading___Toc712_AgriContract" w:tooltip="3.4 Remedy và bảo toàn tiền">
             <w:r>
               <w:rPr>
                 <w:rStyle w:val="IndexLink"/>
@@ -335,14 +335,14 @@
             </w:tabs>
             <w:rPr/>
           </w:pPr>
-          <w:hyperlink w:anchor="__RefHeading___Toc511_AgriContract">
+          <w:hyperlink w:anchor="__RefHeading___Toc714_AgriContract" w:tooltip="3.5 Milestone, Delta 1/Delta 2 và Level 2 provisional">
             <w:r>
               <w:rPr>
                 <w:rStyle w:val="IndexLink"/>
               </w:rPr>
               <w:t>3.5 Milestone, Delta 1/Delta 2 và Level 2 provisional</w:t>
               <w:tab/>
-              <w:t>5</w:t>
+              <w:t>6</w:t>
             </w:r>
           </w:hyperlink>
         </w:p>
@@ -355,7 +355,7 @@
             </w:tabs>
             <w:rPr/>
           </w:pPr>
-          <w:hyperlink w:anchor="__RefHeading___Toc513_AgriContract">
+          <w:hyperlink w:anchor="__RefHeading___Toc716_AgriContract" w:tooltip="3.6 Vì sao seller không bị khoá vốn lưu động toàn hợp đồng">
             <w:r>
               <w:rPr>
                 <w:rStyle w:val="IndexLink"/>
@@ -375,7 +375,7 @@
             </w:tabs>
             <w:rPr/>
           </w:pPr>
-          <w:hyperlink w:anchor="__RefHeading___Toc515_AgriContract">
+          <w:hyperlink w:anchor="__RefHeading___Toc718_AgriContract" w:tooltip="4. Giám định độc lập — ranh giới Level 1, 1.5 và 2">
             <w:r>
               <w:rPr>
                 <w:rStyle w:val="IndexLink"/>
@@ -395,7 +395,7 @@
             </w:tabs>
             <w:rPr/>
           </w:pPr>
-          <w:hyperlink w:anchor="__RefHeading___Toc517_AgriContract">
+          <w:hyperlink w:anchor="__RefHeading___Toc720_AgriContract" w:tooltip="5. Uy tín và cơ chế khoá tài khoản">
             <w:r>
               <w:rPr>
                 <w:rStyle w:val="IndexLink"/>
@@ -415,7 +415,7 @@
             </w:tabs>
             <w:rPr/>
           </w:pPr>
-          <w:hyperlink w:anchor="__RefHeading___Toc519_AgriContract">
+          <w:hyperlink w:anchor="__RefHeading___Toc722_AgriContract" w:tooltip="6. Bằng chứng, audit và notification">
             <w:r>
               <w:rPr>
                 <w:rStyle w:val="IndexLink"/>
@@ -435,7 +435,7 @@
             </w:tabs>
             <w:rPr/>
           </w:pPr>
-          <w:hyperlink w:anchor="__RefHeading___Toc521_AgriContract">
+          <w:hyperlink w:anchor="__RefHeading___Toc724_AgriContract" w:tooltip="7. Khung pháp lý và quản trị rủi ro">
             <w:r>
               <w:rPr>
                 <w:rStyle w:val="IndexLink"/>
@@ -455,7 +455,7 @@
             </w:tabs>
             <w:rPr/>
           </w:pPr>
-          <w:hyperlink w:anchor="__RefHeading___Toc523_AgriContract">
+          <w:hyperlink w:anchor="__RefHeading___Toc726_AgriContract" w:tooltip="7.1 LegalProfile đóng băng cùng hợp đồng">
             <w:r>
               <w:rPr>
                 <w:rStyle w:val="IndexLink"/>
@@ -475,7 +475,7 @@
             </w:tabs>
             <w:rPr/>
           </w:pPr>
-          <w:hyperlink w:anchor="__RefHeading___Toc525_AgriContract">
+          <w:hyperlink w:anchor="__RefHeading___Toc728_AgriContract" w:tooltip="7.2 Governance và trust boundary">
             <w:r>
               <w:rPr>
                 <w:rStyle w:val="IndexLink"/>
@@ -495,7 +495,7 @@
             </w:tabs>
             <w:rPr/>
           </w:pPr>
-          <w:hyperlink w:anchor="__RefHeading___Toc527_AgriContract">
+          <w:hyperlink w:anchor="__RefHeading___Toc730_AgriContract" w:tooltip="8. Ba lớp giá trị">
             <w:r>
               <w:rPr>
                 <w:rStyle w:val="IndexLink"/>
@@ -515,14 +515,14 @@
             </w:tabs>
             <w:rPr/>
           </w:pPr>
-          <w:hyperlink w:anchor="__RefHeading___Toc529_AgriContract">
+          <w:hyperlink w:anchor="__RefHeading___Toc732_AgriContract" w:tooltip="9. Điểm khác biệt của mô hình">
             <w:r>
               <w:rPr>
                 <w:rStyle w:val="IndexLink"/>
               </w:rPr>
               <w:t>9. Điểm khác biệt của mô hình</w:t>
               <w:tab/>
-              <w:t>7</w:t>
+              <w:t>8</w:t>
             </w:r>
           </w:hyperlink>
         </w:p>
@@ -535,7 +535,7 @@
             </w:tabs>
             <w:rPr/>
           </w:pPr>
-          <w:hyperlink w:anchor="__RefHeading___Toc531_AgriContract">
+          <w:hyperlink w:anchor="__RefHeading___Toc734_AgriContract" w:tooltip="10. Chiến lược vào thị trường — anchor buyer pilot">
             <w:r>
               <w:rPr>
                 <w:rStyle w:val="IndexLink"/>
@@ -555,7 +555,7 @@
             </w:tabs>
             <w:rPr/>
           </w:pPr>
-          <w:hyperlink w:anchor="__RefHeading___Toc533_AgriContract">
+          <w:hyperlink w:anchor="__RefHeading___Toc736_AgriContract" w:tooltip="11. Câu hỏi phản biện trọng yếu">
             <w:r>
               <w:rPr>
                 <w:rStyle w:val="IndexLink"/>
@@ -575,12 +575,12 @@
             </w:tabs>
             <w:rPr/>
           </w:pPr>
-          <w:hyperlink w:anchor="__RefHeading___Toc535_AgriContract">
+          <w:hyperlink w:anchor="__RefHeading___Toc738_AgriContract" w:tooltip="11.1 Frozen design synchronization">
             <w:r>
               <w:rPr>
                 <w:rStyle w:val="IndexLink"/>
               </w:rPr>
-              <w:t>12. Current Scope</w:t>
+              <w:t>11.1 Frozen design synchronization</w:t>
               <w:tab/>
               <w:t>8</w:t>
             </w:r>
@@ -595,32 +595,12 @@
             </w:tabs>
             <w:rPr/>
           </w:pPr>
-          <w:hyperlink w:anchor="__RefHeading___Toc537_AgriContract">
+          <w:hyperlink w:anchor="__RefHeading___Toc740_AgriContract" w:tooltip="12. Current Scope">
             <w:r>
               <w:rPr>
                 <w:rStyle w:val="IndexLink"/>
               </w:rPr>
-              <w:t>13. Known Limitations</w:t>
-              <w:tab/>
-              <w:t>8</w:t>
-            </w:r>
-          </w:hyperlink>
-        </w:p>
-        <w:p>
-          <w:pPr>
-            <w:pStyle w:val="TOC1"/>
-            <w:tabs>
-              <w:tab w:val="clear" w:pos="9638"/>
-              <w:tab w:val="right" w:pos="9637" w:leader="dot"/>
-            </w:tabs>
-            <w:rPr/>
-          </w:pPr>
-          <w:hyperlink w:anchor="__RefHeading___Toc539_AgriContract">
-            <w:r>
-              <w:rPr>
-                <w:rStyle w:val="IndexLink"/>
-              </w:rPr>
-              <w:t>14. Future Work</w:t>
+              <w:t>12. Current Scope</w:t>
               <w:tab/>
               <w:t>9</w:t>
             </w:r>
@@ -635,14 +615,54 @@
             </w:tabs>
             <w:rPr/>
           </w:pPr>
-          <w:hyperlink w:anchor="__RefHeading___Toc541_AgriContract">
+          <w:hyperlink w:anchor="__RefHeading___Toc742_AgriContract" w:tooltip="13. Known Limitations">
+            <w:r>
+              <w:rPr>
+                <w:rStyle w:val="IndexLink"/>
+              </w:rPr>
+              <w:t>13. Known Limitations</w:t>
+              <w:tab/>
+              <w:t>10</w:t>
+            </w:r>
+          </w:hyperlink>
+        </w:p>
+        <w:p>
+          <w:pPr>
+            <w:pStyle w:val="TOC1"/>
+            <w:tabs>
+              <w:tab w:val="clear" w:pos="9638"/>
+              <w:tab w:val="right" w:pos="9637" w:leader="dot"/>
+            </w:tabs>
+            <w:rPr/>
+          </w:pPr>
+          <w:hyperlink w:anchor="__RefHeading___Toc744_AgriContract" w:tooltip="14. Future Work">
+            <w:r>
+              <w:rPr>
+                <w:rStyle w:val="IndexLink"/>
+              </w:rPr>
+              <w:t>14. Future Work</w:t>
+              <w:tab/>
+              <w:t>10</w:t>
+            </w:r>
+          </w:hyperlink>
+        </w:p>
+        <w:p>
+          <w:pPr>
+            <w:pStyle w:val="TOC1"/>
+            <w:tabs>
+              <w:tab w:val="clear" w:pos="9638"/>
+              <w:tab w:val="right" w:pos="9637" w:leader="dot"/>
+            </w:tabs>
+            <w:rPr/>
+          </w:pPr>
+          <w:hyperlink w:anchor="__RefHeading___Toc746_AgriContract" w:tooltip="15. Danh mục nguồn tham khảo">
             <w:r>
               <w:rPr>
                 <w:rStyle w:val="IndexLink"/>
               </w:rPr>
               <w:t>15. Danh mục nguồn tham khảo</w:t>
               <w:tab/>
-              <w:t>9</w:t>
+              <w:t>10</w:t>
             </w:r>
           </w:hyperlink>
           <w:r>
@@ -685,7 +705,7 @@
         <w:spacing w:before="0" w:after="120"/>
         <w:rPr/>
       </w:pPr>
-      <w:bookmarkStart w:id="0" w:name="__RefHeading___Toc493_AgriContract"/>
+      <w:bookmarkStart w:id="0" w:name="__RefHeading___Toc696_AgriContract"/>
       <w:bookmarkEnd w:id="0"/>
       <w:r>
         <w:rPr>
@@ -702,7 +722,7 @@
     <w:p>
       <w:pPr>
         <w:pStyle w:val="Normal"/>
-        <w:spacing w:lineRule="exact" w:line="276" w:before="0" w:after="120"/>
+        <w:spacing w:lineRule="auto" w:line="276" w:before="0" w:after="120"/>
         <w:jc w:val="both"/>
         <w:rPr/>
       </w:pPr>
@@ -717,13 +737,60 @@
           <w:sz w:val="21"/>
           <w:szCs w:val="21"/>
         </w:rPr>
-        <w:t>AgriContract là contract layer cho giao dịch nông sản B2B: hợp đồng điện tử, cọc và milestone escrow qua custody boundary, giao nhận/giám định, attribution/remedy, reputation và audit evidence. Thiết kế Phase 2 thay mô hình “huỷ một nút rồi phạt” bằng taxonomy chấm dứt và decision chain rõ ràng. Tiền và uy tín không phản ứng trực tiếp với allegation hoặc lifecycle event; chúng chỉ phản ứng với quyết định cuối cùng canonical.</w:t>
+        <w:t>AgriContract là contract layer cho giao dịch nông sản B2B: hợp đồng điện tử, cọc và milestone escrow qua custody boundary, giao nhận/giám định, attribution/remedy, reputation và audit evidence. Thiết kế của đồ án thay mô hình “huỷ một nút rồi phạt” bằng taxonomy chấm dứt và decision chain rõ ràng. Tiền và uy tín không phản ứng trực tiếp với allegation hoặc lifecycle event; chúng chỉ phản ứng với quyết định cuối cùng canonical.</w:t>
       </w:r>
     </w:p>
     <w:p>
       <w:pPr>
         <w:pStyle w:val="Normal"/>
-        <w:spacing w:lineRule="exact" w:line="276" w:before="0" w:after="120"/>
+        <w:spacing w:lineRule="auto" w:line="276" w:before="0" w:after="120"/>
+        <w:jc w:val="both"/>
+        <w:rPr/>
+      </w:pPr>
+      <w:r>
+        <w:rPr>
+          <w:rFonts w:eastAsia="Calibri" w:cs="Calibri"/>
+          <w:b w:val="false"/>
+          <w:bCs w:val="false"/>
+          <w:i w:val="false"/>
+          <w:iCs w:val="false"/>
+          <w:color w:val="111827"/>
+          <w:sz w:val="21"/>
+          <w:szCs w:val="21"/>
+        </w:rPr>
+        <w:t>Đồ án chỉ nhận giao dịch cà phê B2B nội địa Việt Nam (</w:t>
+      </w:r>
+      <w:r>
+        <w:rPr>
+          <w:rFonts w:eastAsia="Consolas" w:cs="Consolas" w:ascii="Consolas" w:hAnsi="Consolas"/>
+          <w:b w:val="false"/>
+          <w:bCs w:val="false"/>
+          <w:i w:val="false"/>
+          <w:iCs w:val="false"/>
+          <w:color w:val="111827"/>
+          <w:sz w:val="19"/>
+          <w:szCs w:val="19"/>
+        </w:rPr>
+        <w:t>commodity = COFFEE</w:t>
+      </w:r>
+      <w:r>
+        <w:rPr>
+          <w:rFonts w:eastAsia="Calibri" w:cs="Calibri"/>
+          <w:b w:val="false"/>
+          <w:bCs w:val="false"/>
+          <w:i w:val="false"/>
+          <w:iCs w:val="false"/>
+          <w:color w:val="111827"/>
+          <w:sz w:val="21"/>
+          <w:szCs w:val="21"/>
+        </w:rPr>
+        <w:t>). Mẫu hợp đồng, profile chất lượng, API write và UI đều khóa theo phạm vi này; commodity khác là roadmap, không phải capability đang hỗ trợ.</w:t>
+      </w:r>
+    </w:p>
+    <w:p>
+      <w:pPr>
+        <w:pStyle w:val="Normal"/>
+        <w:spacing w:lineRule="auto" w:line="276" w:before="0" w:after="120"/>
         <w:jc w:val="both"/>
         <w:rPr/>
       </w:pPr>
@@ -750,7 +817,7 @@
         <w:spacing w:before="320" w:after="120"/>
         <w:rPr/>
       </w:pPr>
-      <w:bookmarkStart w:id="1" w:name="__RefHeading___Toc495_AgriContract"/>
+      <w:bookmarkStart w:id="1" w:name="__RefHeading___Toc698_AgriContract"/>
       <w:bookmarkEnd w:id="1"/>
       <w:r>
         <w:rPr>
@@ -767,7 +834,7 @@
     <w:p>
       <w:pPr>
         <w:pStyle w:val="Normal"/>
-        <w:spacing w:lineRule="exact" w:line="276" w:before="0" w:after="120"/>
+        <w:spacing w:lineRule="auto" w:line="276" w:before="0" w:after="120"/>
         <w:jc w:val="both"/>
         <w:rPr/>
       </w:pPr>
@@ -788,7 +855,7 @@
     <w:p>
       <w:pPr>
         <w:pStyle w:val="Normal"/>
-        <w:spacing w:lineRule="exact" w:line="276" w:before="0" w:after="120"/>
+        <w:spacing w:lineRule="auto" w:line="276" w:before="0" w:after="120"/>
         <w:jc w:val="both"/>
         <w:rPr/>
       </w:pPr>
@@ -803,20 +870,20 @@
           <w:sz w:val="21"/>
           <w:szCs w:val="21"/>
         </w:rPr>
-        <w:t>Phạm vi giới hạn có chủ đích ở tầng hợp đồng.</w:t>
-      </w:r>
-      <w:r>
-        <w:rPr>
-          <w:rFonts w:eastAsia="Calibri" w:cs="Calibri"/>
-          <w:b w:val="false"/>
-          <w:bCs w:val="false"/>
-          <w:i w:val="false"/>
-          <w:iCs w:val="false"/>
-          <w:color w:val="111827"/>
-          <w:sz w:val="21"/>
-          <w:szCs w:val="21"/>
-        </w:rPr>
-        <w:t xml:space="preserve"> AgriContract không xử lý logistics, không phải sàn thương mại điện tử, không thay thế hệ thống kế toán doanh nghiệp. Phần mềm được thiết kế để xử lý một vấn đề cụ thể — thiếu cơ chế thực thi workflow theo điều kiện trong giao dịch forward contract nông sản B2B — và không có tham vọng giải quyết toàn bộ chuỗi cung ứng.</w:t>
+        <w:t>Phạm vi giới hạn có chủ đích ở tầng hợp đồng cà phê nội địa.</w:t>
+      </w:r>
+      <w:r>
+        <w:rPr>
+          <w:rFonts w:eastAsia="Calibri" w:cs="Calibri"/>
+          <w:b w:val="false"/>
+          <w:bCs w:val="false"/>
+          <w:i w:val="false"/>
+          <w:iCs w:val="false"/>
+          <w:color w:val="111827"/>
+          <w:sz w:val="21"/>
+          <w:szCs w:val="21"/>
+        </w:rPr>
+        <w:t xml:space="preserve"> AgriContract không xử lý logistics, không phải sàn thương mại điện tử, không thay thế hệ thống kế toán doanh nghiệp. Phần mềm giải quyết một vấn đề cụ thể — thiếu cơ chế thực thi workflow theo điều kiện trong giao dịch forward contract cà phê B2B tại Việt Nam — và không có tham vọng giải quyết toàn bộ chuỗi cung ứng.</w:t>
       </w:r>
     </w:p>
     <w:p>
@@ -829,7 +896,7 @@
           <w:right w:val="single" w:sz="2" w:space="6" w:color="D1D5DB"/>
         </w:pBdr>
         <w:shd w:val="clear" w:color="auto" w:fill="F3F4F6"/>
-        <w:spacing w:lineRule="exact" w:line="264" w:before="120" w:after="140"/>
+        <w:spacing w:lineRule="auto" w:line="264" w:before="120" w:after="140"/>
         <w:ind w:start="60" w:end="60"/>
         <w:rPr/>
       </w:pPr>
@@ -842,7 +909,7 @@
           <w:sz w:val="20"/>
           <w:szCs w:val="20"/>
         </w:rPr>
-        <w:t xml:space="preserve">Căn cứ pháp lý — Luật GDĐT 2023, Điều 8, Điều 11 và Điều 34–36. </w:t>
+        <w:t xml:space="preserve">Căn cứ pháp lý — Luật GDĐT 2023, Điều 8, Điều 14 và Điều 34–36. </w:t>
       </w:r>
       <w:r>
         <w:rPr>
@@ -863,7 +930,7 @@
         <w:spacing w:before="320" w:after="120"/>
         <w:rPr/>
       </w:pPr>
-      <w:bookmarkStart w:id="2" w:name="__RefHeading___Toc497_AgriContract"/>
+      <w:bookmarkStart w:id="2" w:name="__RefHeading___Toc700_AgriContract"/>
       <w:bookmarkEnd w:id="2"/>
       <w:r>
         <w:rPr>
@@ -880,7 +947,7 @@
     <w:p>
       <w:pPr>
         <w:pStyle w:val="Normal"/>
-        <w:spacing w:lineRule="exact" w:line="276" w:before="0" w:after="120"/>
+        <w:spacing w:lineRule="auto" w:line="276" w:before="0" w:after="120"/>
         <w:jc w:val="both"/>
         <w:rPr/>
       </w:pPr>
@@ -901,7 +968,7 @@
     <w:p>
       <w:pPr>
         <w:pStyle w:val="Normal"/>
-        <w:spacing w:lineRule="exact" w:line="276" w:before="0" w:after="120"/>
+        <w:spacing w:lineRule="auto" w:line="276" w:before="0" w:after="120"/>
         <w:jc w:val="both"/>
         <w:rPr/>
       </w:pPr>
@@ -957,7 +1024,7 @@
           <w:p>
             <w:pPr>
               <w:pStyle w:val="Normal"/>
-              <w:spacing w:lineRule="exact" w:line="252" w:before="0" w:after="0"/>
+              <w:spacing w:lineRule="auto" w:line="252" w:before="0" w:after="0"/>
               <w:jc w:val="start"/>
               <w:rPr/>
             </w:pPr>
@@ -991,7 +1058,7 @@
           <w:p>
             <w:pPr>
               <w:pStyle w:val="Normal"/>
-              <w:spacing w:lineRule="exact" w:line="252" w:before="0" w:after="0"/>
+              <w:spacing w:lineRule="auto" w:line="252" w:before="0" w:after="0"/>
               <w:jc w:val="start"/>
               <w:rPr/>
             </w:pPr>
@@ -1025,7 +1092,7 @@
           <w:p>
             <w:pPr>
               <w:pStyle w:val="Normal"/>
-              <w:spacing w:lineRule="exact" w:line="252" w:before="0" w:after="0"/>
+              <w:spacing w:lineRule="auto" w:line="252" w:before="0" w:after="0"/>
               <w:jc w:val="start"/>
               <w:rPr/>
             </w:pPr>
@@ -1063,7 +1130,7 @@
           <w:p>
             <w:pPr>
               <w:pStyle w:val="Normal"/>
-              <w:spacing w:lineRule="exact" w:line="252" w:before="0" w:after="0"/>
+              <w:spacing w:lineRule="auto" w:line="252" w:before="0" w:after="0"/>
               <w:jc w:val="start"/>
               <w:rPr/>
             </w:pPr>
@@ -1096,7 +1163,7 @@
           <w:p>
             <w:pPr>
               <w:pStyle w:val="Normal"/>
-              <w:spacing w:lineRule="exact" w:line="252" w:before="0" w:after="0"/>
+              <w:spacing w:lineRule="auto" w:line="252" w:before="0" w:after="0"/>
               <w:jc w:val="start"/>
               <w:rPr/>
             </w:pPr>
@@ -1111,7 +1178,7 @@
                 <w:sz w:val="19"/>
                 <w:szCs w:val="19"/>
               </w:rPr>
-              <w:t>Hiệp hội ngành hàng (VICOFA, VRA, VINACAS) hoặc doanh nghiệp thu mua lớn (Intimex, Phúc Sinh Group, XNK 2/9 Đắk Lắk)</w:t>
+              <w:t>Hiệp hội cà phê (VICOFA) hoặc doanh nghiệp thu mua/xuất khẩu cà phê lớn</w:t>
             </w:r>
           </w:p>
         </w:tc>
@@ -1129,7 +1196,7 @@
           <w:p>
             <w:pPr>
               <w:pStyle w:val="Normal"/>
-              <w:spacing w:lineRule="exact" w:line="252" w:before="0" w:after="0"/>
+              <w:spacing w:lineRule="auto" w:line="252" w:before="0" w:after="0"/>
               <w:jc w:val="start"/>
               <w:rPr/>
             </w:pPr>
@@ -1168,7 +1235,7 @@
           <w:p>
             <w:pPr>
               <w:pStyle w:val="Normal"/>
-              <w:spacing w:lineRule="exact" w:line="252" w:before="0" w:after="0"/>
+              <w:spacing w:lineRule="auto" w:line="252" w:before="0" w:after="0"/>
               <w:jc w:val="start"/>
               <w:rPr/>
             </w:pPr>
@@ -1202,7 +1269,7 @@
           <w:p>
             <w:pPr>
               <w:pStyle w:val="Normal"/>
-              <w:spacing w:lineRule="exact" w:line="252" w:before="0" w:after="0"/>
+              <w:spacing w:lineRule="auto" w:line="252" w:before="0" w:after="0"/>
               <w:jc w:val="start"/>
               <w:rPr/>
             </w:pPr>
@@ -1236,7 +1303,7 @@
           <w:p>
             <w:pPr>
               <w:pStyle w:val="Normal"/>
-              <w:spacing w:lineRule="exact" w:line="252" w:before="0" w:after="0"/>
+              <w:spacing w:lineRule="auto" w:line="252" w:before="0" w:after="0"/>
               <w:jc w:val="start"/>
               <w:rPr/>
             </w:pPr>
@@ -1274,7 +1341,7 @@
           <w:p>
             <w:pPr>
               <w:pStyle w:val="Normal"/>
-              <w:spacing w:lineRule="exact" w:line="252" w:before="0" w:after="0"/>
+              <w:spacing w:lineRule="auto" w:line="252" w:before="0" w:after="0"/>
               <w:jc w:val="start"/>
               <w:rPr/>
             </w:pPr>
@@ -1307,7 +1374,7 @@
           <w:p>
             <w:pPr>
               <w:pStyle w:val="Normal"/>
-              <w:spacing w:lineRule="exact" w:line="252" w:before="0" w:after="0"/>
+              <w:spacing w:lineRule="auto" w:line="252" w:before="0" w:after="0"/>
               <w:jc w:val="start"/>
               <w:rPr/>
             </w:pPr>
@@ -1340,7 +1407,7 @@
           <w:p>
             <w:pPr>
               <w:pStyle w:val="Normal"/>
-              <w:spacing w:lineRule="exact" w:line="252" w:before="0" w:after="0"/>
+              <w:spacing w:lineRule="auto" w:line="252" w:before="0" w:after="0"/>
               <w:jc w:val="start"/>
               <w:rPr/>
             </w:pPr>
@@ -1355,7 +1422,7 @@
                 <w:sz w:val="19"/>
                 <w:szCs w:val="19"/>
               </w:rPr>
-              <w:t>Đăng listing sau khi được xác minh; đàm phán và ký hợp đồng điện tử; giao hàng và nhận thanh toán. Nhóm được cơ chế ký quỹ thiết kế để bảo vệ trực tiếp nhất</w:t>
+              <w:t>Đăng listing sau khi được xác minh; đàm phán và ký hợp đồng điện tử; giao hàng và nhận thanh toán. Nhóm được cơ chế ký quỹ bảo vệ trực tiếp nhất</w:t>
             </w:r>
           </w:p>
         </w:tc>
@@ -1379,7 +1446,7 @@
           <w:p>
             <w:pPr>
               <w:pStyle w:val="Normal"/>
-              <w:spacing w:lineRule="exact" w:line="252" w:before="0" w:after="0"/>
+              <w:spacing w:lineRule="auto" w:line="252" w:before="0" w:after="0"/>
               <w:jc w:val="start"/>
               <w:rPr/>
             </w:pPr>
@@ -1413,7 +1480,7 @@
           <w:p>
             <w:pPr>
               <w:pStyle w:val="Normal"/>
-              <w:spacing w:lineRule="exact" w:line="252" w:before="0" w:after="0"/>
+              <w:spacing w:lineRule="auto" w:line="252" w:before="0" w:after="0"/>
               <w:jc w:val="start"/>
               <w:rPr/>
             </w:pPr>
@@ -1428,7 +1495,7 @@
                 <w:sz w:val="19"/>
                 <w:szCs w:val="19"/>
               </w:rPr>
-              <w:t>Tổ chức giám định có năng lực và giấy phép/công nhận phù hợp với phạm vi dịch vụ (ví dụ: Vinacontrol, Quatest, SGS, Bureau Veritas, Intertek)</w:t>
+              <w:t>Tổ chức giám định được Nhà nước công nhận: Vinacontrol, Quatest, SGS, Bureau Veritas, Intertek</w:t>
             </w:r>
           </w:p>
         </w:tc>
@@ -1447,7 +1514,7 @@
           <w:p>
             <w:pPr>
               <w:pStyle w:val="Normal"/>
-              <w:spacing w:lineRule="exact" w:line="252" w:before="0" w:after="0"/>
+              <w:spacing w:lineRule="auto" w:line="252" w:before="0" w:after="0"/>
               <w:jc w:val="start"/>
               <w:rPr/>
             </w:pPr>
@@ -1485,7 +1552,7 @@
           <w:p>
             <w:pPr>
               <w:pStyle w:val="Normal"/>
-              <w:spacing w:lineRule="exact" w:line="252" w:before="0" w:after="0"/>
+              <w:spacing w:lineRule="auto" w:line="252" w:before="0" w:after="0"/>
               <w:jc w:val="start"/>
               <w:rPr/>
             </w:pPr>
@@ -1518,7 +1585,7 @@
           <w:p>
             <w:pPr>
               <w:pStyle w:val="Normal"/>
-              <w:spacing w:lineRule="exact" w:line="252" w:before="0" w:after="0"/>
+              <w:spacing w:lineRule="auto" w:line="252" w:before="0" w:after="0"/>
               <w:jc w:val="start"/>
               <w:rPr/>
             </w:pPr>
@@ -1551,7 +1618,7 @@
           <w:p>
             <w:pPr>
               <w:pStyle w:val="Normal"/>
-              <w:spacing w:lineRule="exact" w:line="252" w:before="0" w:after="0"/>
+              <w:spacing w:lineRule="auto" w:line="252" w:before="0" w:after="0"/>
               <w:jc w:val="start"/>
               <w:rPr/>
             </w:pPr>
@@ -1575,40 +1642,7 @@
     <w:p>
       <w:pPr>
         <w:pStyle w:val="Normal"/>
-        <w:pBdr>
-          <w:left w:val="single" w:sz="18" w:space="12" w:color="9CA3AF"/>
-        </w:pBdr>
-        <w:spacing w:lineRule="exact" w:line="276" w:before="120" w:after="40"/>
-        <w:ind w:start="360"/>
-        <w:rPr/>
-      </w:pPr>
-      <w:r>
-        <w:rPr>
-          <w:rFonts w:eastAsia="Calibri" w:cs="Calibri"/>
-          <w:i/>
-          <w:iCs/>
-          <w:color w:val="374151"/>
-          <w:sz w:val="21"/>
-          <w:szCs w:val="21"/>
-        </w:rPr>
-        <w:t>“</w:t>
-      </w:r>
-      <w:r>
-        <w:rPr>
-          <w:rFonts w:eastAsia="Calibri" w:cs="Calibri"/>
-          <w:i/>
-          <w:iCs/>
-          <w:color w:val="374151"/>
-          <w:sz w:val="21"/>
-          <w:szCs w:val="21"/>
-        </w:rPr>
-        <w:t>Lưu ý về danh tính tổ chức. Các tên hiệp hội, doanh nghiệp thu mua và tổ chức giám định nêu trong bảng chỉ là ví dụ minh hoạ persona hệ sinh thái; không hàm ý các tổ chức này đã hợp tác, xác nhận nhu cầu hoặc đã tích hợp với AgriContract.”</w:t>
-      </w:r>
-    </w:p>
-    <w:p>
-      <w:pPr>
-        <w:pStyle w:val="Normal"/>
-        <w:spacing w:lineRule="exact" w:line="276" w:before="0" w:after="120"/>
+        <w:spacing w:lineRule="auto" w:line="276" w:before="0" w:after="120"/>
         <w:jc w:val="both"/>
         <w:rPr/>
       </w:pPr>
@@ -1645,7 +1679,7 @@
         <w:spacing w:before="180" w:after="60"/>
         <w:rPr/>
       </w:pPr>
-      <w:bookmarkStart w:id="3" w:name="__RefHeading___Toc499_AgriContract"/>
+      <w:bookmarkStart w:id="3" w:name="__RefHeading___Toc702_AgriContract"/>
       <w:bookmarkEnd w:id="3"/>
       <w:r>
         <w:rPr>
@@ -1662,7 +1696,7 @@
     <w:p>
       <w:pPr>
         <w:pStyle w:val="Normal"/>
-        <w:spacing w:lineRule="exact" w:line="276" w:before="0" w:after="120"/>
+        <w:spacing w:lineRule="auto" w:line="276" w:before="0" w:after="120"/>
         <w:jc w:val="both"/>
         <w:rPr/>
       </w:pPr>
@@ -1683,7 +1717,7 @@
     <w:p>
       <w:pPr>
         <w:pStyle w:val="Normal"/>
-        <w:spacing w:lineRule="exact" w:line="276" w:before="0" w:after="60"/>
+        <w:spacing w:lineRule="auto" w:line="276" w:before="0" w:after="60"/>
         <w:ind w:hanging="220" w:start="360"/>
         <w:jc w:val="both"/>
         <w:rPr/>
@@ -1705,7 +1739,7 @@
     <w:p>
       <w:pPr>
         <w:pStyle w:val="Normal"/>
-        <w:spacing w:lineRule="exact" w:line="276" w:before="0" w:after="60"/>
+        <w:spacing w:lineRule="auto" w:line="276" w:before="0" w:after="60"/>
         <w:ind w:hanging="220" w:start="360"/>
         <w:jc w:val="both"/>
         <w:rPr/>
@@ -1727,7 +1761,7 @@
     <w:p>
       <w:pPr>
         <w:pStyle w:val="Normal"/>
-        <w:spacing w:lineRule="exact" w:line="276" w:before="0" w:after="120"/>
+        <w:spacing w:lineRule="auto" w:line="276" w:before="0" w:after="120"/>
         <w:jc w:val="both"/>
         <w:rPr/>
       </w:pPr>
@@ -1754,7 +1788,7 @@
         <w:spacing w:before="320" w:after="120"/>
         <w:rPr/>
       </w:pPr>
-      <w:bookmarkStart w:id="4" w:name="__RefHeading___Toc501_AgriContract"/>
+      <w:bookmarkStart w:id="4" w:name="__RefHeading___Toc704_AgriContract"/>
       <w:bookmarkEnd w:id="4"/>
       <w:r>
         <w:rPr>
@@ -1765,7 +1799,7 @@
           <w:sz w:val="30"/>
           <w:szCs w:val="30"/>
         </w:rPr>
-        <w:t>3. Luồng giao dịch Phase 2</w:t>
+        <w:t>3. Luồng giao dịch của đồ án</w:t>
       </w:r>
     </w:p>
     <w:p>
@@ -1774,7 +1808,7 @@
         <w:spacing w:before="240" w:after="80"/>
         <w:rPr/>
       </w:pPr>
-      <w:bookmarkStart w:id="5" w:name="__RefHeading___Toc503_AgriContract"/>
+      <w:bookmarkStart w:id="5" w:name="__RefHeading___Toc706_AgriContract"/>
       <w:bookmarkEnd w:id="5"/>
       <w:r>
         <w:rPr>
@@ -1791,7 +1825,7 @@
     <w:p>
       <w:pPr>
         <w:pStyle w:val="Normal"/>
-        <w:spacing w:lineRule="exact" w:line="276" w:before="0" w:after="60"/>
+        <w:spacing w:lineRule="auto" w:line="276" w:before="0" w:after="60"/>
         <w:ind w:hanging="220" w:start="360"/>
         <w:jc w:val="both"/>
         <w:rPr/>
@@ -1807,13 +1841,13 @@
           <w:sz w:val="21"/>
           <w:szCs w:val="21"/>
         </w:rPr>
-        <w:t>1. Seller đã đủ điều kiện tạo listing; product-service đóng băng snapshot sản phẩm/plot theo commodity.</w:t>
+        <w:t>1. Seller đã đủ điều kiện tạo listing cà phê; product-service bắt buộc plot và đóng băng snapshot sản phẩm/vùng trồng.</w:t>
       </w:r>
     </w:p>
     <w:p>
       <w:pPr>
         <w:pStyle w:val="Normal"/>
-        <w:spacing w:lineRule="exact" w:line="276" w:before="0" w:after="60"/>
+        <w:spacing w:lineRule="auto" w:line="276" w:before="0" w:after="60"/>
         <w:ind w:hanging="220" w:start="360"/>
         <w:jc w:val="both"/>
         <w:rPr/>
@@ -1881,13 +1915,13 @@
           <w:sz w:val="21"/>
           <w:szCs w:val="21"/>
         </w:rPr>
-        <w:t xml:space="preserve"> trước chữ ký thứ hai.</w:t>
+        <w:t xml:space="preserve"> trước chữ ký đầu tiên.</w:t>
       </w:r>
     </w:p>
     <w:p>
       <w:pPr>
         <w:pStyle w:val="Normal"/>
-        <w:spacing w:lineRule="exact" w:line="276" w:before="0" w:after="60"/>
+        <w:spacing w:lineRule="auto" w:line="276" w:before="0" w:after="60"/>
         <w:ind w:hanging="220" w:start="360"/>
         <w:jc w:val="both"/>
         <w:rPr/>
@@ -1903,7 +1937,33 @@
           <w:sz w:val="21"/>
           <w:szCs w:val="21"/>
         </w:rPr>
-        <w:t xml:space="preserve">3. Mỗi chữ ký dùng OTP challenge binding theo user–contract–terms. Hai chữ ký phải có cùng </w:t>
+        <w:t xml:space="preserve">3. Mỗi chữ ký yêu cầu checkbox theo đúng statement, session step-up còn hạn và OTP binding theo user–contract–action–content hash. </w:t>
+      </w:r>
+      <w:r>
+        <w:rPr>
+          <w:rFonts w:eastAsia="Consolas" w:cs="Consolas" w:ascii="Consolas" w:hAnsi="Consolas"/>
+          <w:b w:val="false"/>
+          <w:bCs w:val="false"/>
+          <w:i w:val="false"/>
+          <w:iCs w:val="false"/>
+          <w:color w:val="111827"/>
+          <w:sz w:val="19"/>
+          <w:szCs w:val="19"/>
+        </w:rPr>
+        <w:t>ConsentEvidence</w:t>
+      </w:r>
+      <w:r>
+        <w:rPr>
+          <w:rFonts w:eastAsia="Calibri" w:cs="Calibri"/>
+          <w:b w:val="false"/>
+          <w:bCs w:val="false"/>
+          <w:i w:val="false"/>
+          <w:iCs w:val="false"/>
+          <w:color w:val="111827"/>
+          <w:sz w:val="21"/>
+          <w:szCs w:val="21"/>
+        </w:rPr>
+        <w:t xml:space="preserve"> được ghi append-only; hai chữ ký phải có cùng </w:t>
       </w:r>
       <w:r>
         <w:rPr>
@@ -1929,7 +1989,7 @@
           <w:sz w:val="21"/>
           <w:szCs w:val="21"/>
         </w:rPr>
-        <w:t xml:space="preserve">; sau đó hợp đồng thành </w:t>
+        <w:t xml:space="preserve">, sau đó hợp đồng thành </w:t>
       </w:r>
       <w:r>
         <w:rPr>
@@ -1961,7 +2021,7 @@
     <w:p>
       <w:pPr>
         <w:pStyle w:val="Normal"/>
-        <w:spacing w:lineRule="exact" w:line="276" w:before="0" w:after="60"/>
+        <w:spacing w:lineRule="auto" w:line="276" w:before="0" w:after="60"/>
         <w:ind w:hanging="220" w:start="360"/>
         <w:jc w:val="both"/>
         <w:rPr/>
@@ -2035,7 +2095,7 @@
     <w:p>
       <w:pPr>
         <w:pStyle w:val="Normal"/>
-        <w:spacing w:lineRule="exact" w:line="276" w:before="0" w:after="60"/>
+        <w:spacing w:lineRule="auto" w:line="276" w:before="0" w:after="60"/>
         <w:ind w:hanging="220" w:start="360"/>
         <w:jc w:val="both"/>
         <w:rPr/>
@@ -2135,7 +2195,7 @@
     <w:p>
       <w:pPr>
         <w:pStyle w:val="Normal"/>
-        <w:spacing w:lineRule="exact" w:line="276" w:before="0" w:after="60"/>
+        <w:spacing w:lineRule="auto" w:line="276" w:before="0" w:after="60"/>
         <w:ind w:hanging="220" w:start="360"/>
         <w:jc w:val="both"/>
         <w:rPr/>
@@ -2157,7 +2217,7 @@
     <w:p>
       <w:pPr>
         <w:pStyle w:val="Normal"/>
-        <w:spacing w:lineRule="exact" w:line="276" w:before="0" w:after="60"/>
+        <w:spacing w:lineRule="auto" w:line="276" w:before="0" w:after="60"/>
         <w:ind w:hanging="220" w:start="360"/>
         <w:jc w:val="both"/>
         <w:rPr/>
@@ -2179,7 +2239,7 @@
     <w:p>
       <w:pPr>
         <w:pStyle w:val="Normal"/>
-        <w:spacing w:lineRule="exact" w:line="276" w:before="0" w:after="60"/>
+        <w:spacing w:lineRule="auto" w:line="276" w:before="0" w:after="60"/>
         <w:ind w:hanging="220" w:start="360"/>
         <w:jc w:val="both"/>
         <w:rPr/>
@@ -2195,7 +2255,7 @@
           <w:sz w:val="21"/>
           <w:szCs w:val="21"/>
         </w:rPr>
-        <w:t xml:space="preserve">8. Hậu quả chế tài và uy tín cuối cùng hội tụ tại </w:t>
+        <w:t xml:space="preserve">8. Mọi hậu quả tiền/uy tín cuối cùng hội tụ tại </w:t>
       </w:r>
       <w:r>
         <w:rPr>
@@ -2227,7 +2287,7 @@
     <w:p>
       <w:pPr>
         <w:pStyle w:val="Normal"/>
-        <w:spacing w:lineRule="exact" w:line="276" w:before="0" w:after="60"/>
+        <w:spacing w:lineRule="auto" w:line="276" w:before="0" w:after="60"/>
         <w:ind w:hanging="220" w:start="360"/>
         <w:jc w:val="both"/>
         <w:rPr/>
@@ -2304,7 +2364,7 @@
         <w:spacing w:before="240" w:after="80"/>
         <w:rPr/>
       </w:pPr>
-      <w:bookmarkStart w:id="6" w:name="__RefHeading___Toc505_AgriContract"/>
+      <w:bookmarkStart w:id="6" w:name="__RefHeading___Toc708_AgriContract"/>
       <w:bookmarkEnd w:id="6"/>
       <w:r>
         <w:rPr>
@@ -2321,7 +2381,7 @@
     <w:p>
       <w:pPr>
         <w:pStyle w:val="Normal"/>
-        <w:spacing w:lineRule="exact" w:line="276" w:before="0" w:after="120"/>
+        <w:spacing w:lineRule="auto" w:line="276" w:before="0" w:after="120"/>
         <w:jc w:val="both"/>
         <w:rPr/>
       </w:pPr>
@@ -2689,7 +2749,7 @@
           <w:p>
             <w:pPr>
               <w:pStyle w:val="Normal"/>
-              <w:spacing w:lineRule="exact" w:line="252" w:before="0" w:after="0"/>
+              <w:spacing w:lineRule="auto" w:line="252" w:before="0" w:after="0"/>
               <w:jc w:val="start"/>
               <w:rPr/>
             </w:pPr>
@@ -2723,7 +2783,7 @@
           <w:p>
             <w:pPr>
               <w:pStyle w:val="Normal"/>
-              <w:spacing w:lineRule="exact" w:line="252" w:before="0" w:after="0"/>
+              <w:spacing w:lineRule="auto" w:line="252" w:before="0" w:after="0"/>
               <w:jc w:val="start"/>
               <w:rPr/>
             </w:pPr>
@@ -2757,7 +2817,7 @@
           <w:p>
             <w:pPr>
               <w:pStyle w:val="Normal"/>
-              <w:spacing w:lineRule="exact" w:line="252" w:before="0" w:after="0"/>
+              <w:spacing w:lineRule="auto" w:line="252" w:before="0" w:after="0"/>
               <w:jc w:val="start"/>
               <w:rPr/>
             </w:pPr>
@@ -2795,7 +2855,7 @@
           <w:p>
             <w:pPr>
               <w:pStyle w:val="Normal"/>
-              <w:spacing w:lineRule="exact" w:line="252" w:before="0" w:after="0"/>
+              <w:spacing w:lineRule="auto" w:line="252" w:before="0" w:after="0"/>
               <w:jc w:val="start"/>
               <w:rPr/>
             </w:pPr>
@@ -2828,7 +2888,7 @@
           <w:p>
             <w:pPr>
               <w:pStyle w:val="Normal"/>
-              <w:spacing w:lineRule="exact" w:line="252" w:before="0" w:after="0"/>
+              <w:spacing w:lineRule="auto" w:line="252" w:before="0" w:after="0"/>
               <w:jc w:val="start"/>
               <w:rPr/>
             </w:pPr>
@@ -2861,7 +2921,7 @@
           <w:p>
             <w:pPr>
               <w:pStyle w:val="Normal"/>
-              <w:spacing w:lineRule="exact" w:line="252" w:before="0" w:after="0"/>
+              <w:spacing w:lineRule="auto" w:line="252" w:before="0" w:after="0"/>
               <w:jc w:val="start"/>
               <w:rPr/>
             </w:pPr>
@@ -2926,7 +2986,7 @@
           <w:p>
             <w:pPr>
               <w:pStyle w:val="Normal"/>
-              <w:spacing w:lineRule="exact" w:line="252" w:before="0" w:after="0"/>
+              <w:spacing w:lineRule="auto" w:line="252" w:before="0" w:after="0"/>
               <w:jc w:val="start"/>
               <w:rPr/>
             </w:pPr>
@@ -2960,7 +3020,7 @@
           <w:p>
             <w:pPr>
               <w:pStyle w:val="Normal"/>
-              <w:spacing w:lineRule="exact" w:line="252" w:before="0" w:after="0"/>
+              <w:spacing w:lineRule="auto" w:line="252" w:before="0" w:after="0"/>
               <w:jc w:val="start"/>
               <w:rPr/>
             </w:pPr>
@@ -2994,7 +3054,7 @@
           <w:p>
             <w:pPr>
               <w:pStyle w:val="Normal"/>
-              <w:spacing w:lineRule="exact" w:line="252" w:before="0" w:after="0"/>
+              <w:spacing w:lineRule="auto" w:line="252" w:before="0" w:after="0"/>
               <w:jc w:val="start"/>
               <w:rPr/>
             </w:pPr>
@@ -3045,7 +3105,7 @@
           <w:p>
             <w:pPr>
               <w:pStyle w:val="Normal"/>
-              <w:spacing w:lineRule="exact" w:line="252" w:before="0" w:after="0"/>
+              <w:spacing w:lineRule="auto" w:line="252" w:before="0" w:after="0"/>
               <w:jc w:val="start"/>
               <w:rPr/>
             </w:pPr>
@@ -3078,7 +3138,7 @@
           <w:p>
             <w:pPr>
               <w:pStyle w:val="Normal"/>
-              <w:spacing w:lineRule="exact" w:line="252" w:before="0" w:after="0"/>
+              <w:spacing w:lineRule="auto" w:line="252" w:before="0" w:after="0"/>
               <w:jc w:val="start"/>
               <w:rPr/>
             </w:pPr>
@@ -3111,7 +3171,7 @@
           <w:p>
             <w:pPr>
               <w:pStyle w:val="Normal"/>
-              <w:spacing w:lineRule="exact" w:line="252" w:before="0" w:after="0"/>
+              <w:spacing w:lineRule="auto" w:line="252" w:before="0" w:after="0"/>
               <w:jc w:val="start"/>
               <w:rPr/>
             </w:pPr>
@@ -3176,7 +3236,7 @@
           <w:p>
             <w:pPr>
               <w:pStyle w:val="Normal"/>
-              <w:spacing w:lineRule="exact" w:line="252" w:before="0" w:after="0"/>
+              <w:spacing w:lineRule="auto" w:line="252" w:before="0" w:after="0"/>
               <w:jc w:val="start"/>
               <w:rPr/>
             </w:pPr>
@@ -3210,7 +3270,7 @@
           <w:p>
             <w:pPr>
               <w:pStyle w:val="Normal"/>
-              <w:spacing w:lineRule="exact" w:line="252" w:before="0" w:after="0"/>
+              <w:spacing w:lineRule="auto" w:line="252" w:before="0" w:after="0"/>
               <w:jc w:val="start"/>
               <w:rPr/>
             </w:pPr>
@@ -3244,7 +3304,7 @@
           <w:p>
             <w:pPr>
               <w:pStyle w:val="Normal"/>
-              <w:spacing w:lineRule="exact" w:line="252" w:before="0" w:after="0"/>
+              <w:spacing w:lineRule="auto" w:line="252" w:before="0" w:after="0"/>
               <w:jc w:val="start"/>
               <w:rPr/>
             </w:pPr>
@@ -3360,7 +3420,7 @@
           <w:p>
             <w:pPr>
               <w:pStyle w:val="Normal"/>
-              <w:spacing w:lineRule="exact" w:line="252" w:before="0" w:after="0"/>
+              <w:spacing w:lineRule="auto" w:line="252" w:before="0" w:after="0"/>
               <w:jc w:val="start"/>
               <w:rPr/>
             </w:pPr>
@@ -3393,7 +3453,7 @@
           <w:p>
             <w:pPr>
               <w:pStyle w:val="Normal"/>
-              <w:spacing w:lineRule="exact" w:line="252" w:before="0" w:after="0"/>
+              <w:spacing w:lineRule="auto" w:line="252" w:before="0" w:after="0"/>
               <w:jc w:val="start"/>
               <w:rPr/>
             </w:pPr>
@@ -3426,7 +3486,7 @@
           <w:p>
             <w:pPr>
               <w:pStyle w:val="Normal"/>
-              <w:spacing w:lineRule="exact" w:line="252" w:before="0" w:after="0"/>
+              <w:spacing w:lineRule="auto" w:line="252" w:before="0" w:after="0"/>
               <w:jc w:val="start"/>
               <w:rPr/>
             </w:pPr>
@@ -3465,7 +3525,7 @@
           <w:p>
             <w:pPr>
               <w:pStyle w:val="Normal"/>
-              <w:spacing w:lineRule="exact" w:line="252" w:before="0" w:after="0"/>
+              <w:spacing w:lineRule="auto" w:line="252" w:before="0" w:after="0"/>
               <w:jc w:val="start"/>
               <w:rPr/>
             </w:pPr>
@@ -3499,7 +3559,7 @@
           <w:p>
             <w:pPr>
               <w:pStyle w:val="Normal"/>
-              <w:spacing w:lineRule="exact" w:line="252" w:before="0" w:after="0"/>
+              <w:spacing w:lineRule="auto" w:line="252" w:before="0" w:after="0"/>
               <w:jc w:val="start"/>
               <w:rPr/>
             </w:pPr>
@@ -3533,7 +3593,7 @@
           <w:p>
             <w:pPr>
               <w:pStyle w:val="Normal"/>
-              <w:spacing w:lineRule="exact" w:line="252" w:before="0" w:after="0"/>
+              <w:spacing w:lineRule="auto" w:line="252" w:before="0" w:after="0"/>
               <w:jc w:val="start"/>
               <w:rPr/>
             </w:pPr>
@@ -3560,7 +3620,7 @@
         <w:spacing w:before="240" w:after="80"/>
         <w:rPr/>
       </w:pPr>
-      <w:bookmarkStart w:id="7" w:name="__RefHeading___Toc507_AgriContract"/>
+      <w:bookmarkStart w:id="7" w:name="__RefHeading___Toc710_AgriContract"/>
       <w:bookmarkEnd w:id="7"/>
       <w:r>
         <w:rPr>
@@ -3581,7 +3641,7 @@
           <w:ilvl w:val="0"/>
           <w:numId w:val="3"/>
         </w:numPr>
-        <w:spacing w:lineRule="exact" w:line="276" w:before="0" w:after="60"/>
+        <w:spacing w:lineRule="auto" w:line="276" w:before="0" w:after="60"/>
         <w:rPr/>
       </w:pPr>
       <w:r>
@@ -3618,7 +3678,7 @@
           <w:ilvl w:val="0"/>
           <w:numId w:val="1"/>
         </w:numPr>
-        <w:spacing w:lineRule="exact" w:line="276" w:before="0" w:after="60"/>
+        <w:spacing w:lineRule="auto" w:line="276" w:before="0" w:after="60"/>
         <w:rPr/>
       </w:pPr>
       <w:r>
@@ -3655,7 +3715,7 @@
           <w:ilvl w:val="0"/>
           <w:numId w:val="1"/>
         </w:numPr>
-        <w:spacing w:lineRule="exact" w:line="276" w:before="0" w:after="60"/>
+        <w:spacing w:lineRule="auto" w:line="276" w:before="0" w:after="60"/>
         <w:rPr/>
       </w:pPr>
       <w:r>
@@ -3688,7 +3748,7 @@
     <w:p>
       <w:pPr>
         <w:pStyle w:val="Normal"/>
-        <w:spacing w:lineRule="exact" w:line="276" w:before="0" w:after="120"/>
+        <w:spacing w:lineRule="auto" w:line="276" w:before="0" w:after="120"/>
         <w:jc w:val="both"/>
         <w:rPr/>
       </w:pPr>
@@ -3781,7 +3841,7 @@
           <w:sz w:val="21"/>
           <w:szCs w:val="21"/>
         </w:rPr>
-        <w:t xml:space="preserve">. Allegation chưa final không được tạo ledger side effect hoặc negative reputation. Kết quả no-fault có </w:t>
+        <w:t xml:space="preserve">. Allegation chưa final không được chạm tiền hoặc tạo negative reputation. Kết quả no-fault có </w:t>
       </w:r>
       <w:r>
         <w:rPr>
@@ -3842,7 +3902,7 @@
         <w:spacing w:before="240" w:after="80"/>
         <w:rPr/>
       </w:pPr>
-      <w:bookmarkStart w:id="8" w:name="__RefHeading___Toc509_AgriContract"/>
+      <w:bookmarkStart w:id="8" w:name="__RefHeading___Toc712_AgriContract"/>
       <w:bookmarkEnd w:id="8"/>
       <w:r>
         <w:rPr>
@@ -3859,7 +3919,7 @@
     <w:p>
       <w:pPr>
         <w:pStyle w:val="Normal"/>
-        <w:spacing w:lineRule="exact" w:line="276" w:before="0" w:after="120"/>
+        <w:spacing w:lineRule="auto" w:line="276" w:before="0" w:after="120"/>
         <w:jc w:val="both"/>
         <w:rPr/>
       </w:pPr>
@@ -3949,7 +4009,7 @@
           <w:ilvl w:val="0"/>
           <w:numId w:val="1"/>
         </w:numPr>
-        <w:spacing w:lineRule="exact" w:line="276" w:before="0" w:after="60"/>
+        <w:spacing w:lineRule="auto" w:line="276" w:before="0" w:after="60"/>
         <w:rPr/>
       </w:pPr>
       <w:r>
@@ -4012,7 +4072,7 @@
           <w:ilvl w:val="0"/>
           <w:numId w:val="1"/>
         </w:numPr>
-        <w:spacing w:lineRule="exact" w:line="276" w:before="0" w:after="60"/>
+        <w:spacing w:lineRule="auto" w:line="276" w:before="0" w:after="60"/>
         <w:rPr/>
       </w:pPr>
       <w:r>
@@ -4049,7 +4109,7 @@
           <w:ilvl w:val="0"/>
           <w:numId w:val="1"/>
         </w:numPr>
-        <w:spacing w:lineRule="exact" w:line="276" w:before="0" w:after="60"/>
+        <w:spacing w:lineRule="auto" w:line="276" w:before="0" w:after="60"/>
         <w:rPr/>
       </w:pPr>
       <w:r>
@@ -4112,7 +4172,7 @@
           <w:ilvl w:val="0"/>
           <w:numId w:val="1"/>
         </w:numPr>
-        <w:spacing w:lineRule="exact" w:line="276" w:before="0" w:after="60"/>
+        <w:spacing w:lineRule="auto" w:line="276" w:before="0" w:after="60"/>
         <w:rPr/>
       </w:pPr>
       <w:r>
@@ -4171,7 +4231,7 @@
     <w:p>
       <w:pPr>
         <w:pStyle w:val="Normal"/>
-        <w:spacing w:lineRule="exact" w:line="276" w:before="0" w:after="120"/>
+        <w:spacing w:lineRule="auto" w:line="276" w:before="0" w:after="120"/>
         <w:jc w:val="both"/>
         <w:rPr/>
       </w:pPr>
@@ -4273,7 +4333,7 @@
         <w:spacing w:before="240" w:after="80"/>
         <w:rPr/>
       </w:pPr>
-      <w:bookmarkStart w:id="9" w:name="__RefHeading___Toc511_AgriContract"/>
+      <w:bookmarkStart w:id="9" w:name="__RefHeading___Toc714_AgriContract"/>
       <w:bookmarkEnd w:id="9"/>
       <w:r>
         <w:rPr>
@@ -4290,7 +4350,7 @@
     <w:p>
       <w:pPr>
         <w:pStyle w:val="Normal"/>
-        <w:spacing w:lineRule="exact" w:line="276" w:before="0" w:after="120"/>
+        <w:spacing w:lineRule="auto" w:line="276" w:before="0" w:after="120"/>
         <w:jc w:val="both"/>
         <w:rPr/>
       </w:pPr>
@@ -4545,7 +4605,7 @@
     <w:p>
       <w:pPr>
         <w:pStyle w:val="Normal"/>
-        <w:spacing w:lineRule="exact" w:line="276" w:before="0" w:after="120"/>
+        <w:spacing w:lineRule="auto" w:line="276" w:before="0" w:after="120"/>
         <w:jc w:val="both"/>
         <w:rPr/>
       </w:pPr>
@@ -4595,7 +4655,7 @@
         <w:spacing w:before="240" w:after="80"/>
         <w:rPr/>
       </w:pPr>
-      <w:bookmarkStart w:id="10" w:name="__RefHeading___Toc513_AgriContract"/>
+      <w:bookmarkStart w:id="10" w:name="__RefHeading___Toc716_AgriContract"/>
       <w:bookmarkEnd w:id="10"/>
       <w:r>
         <w:rPr>
@@ -4612,7 +4672,7 @@
     <w:p>
       <w:pPr>
         <w:pStyle w:val="Normal"/>
-        <w:spacing w:lineRule="exact" w:line="276" w:before="0" w:after="120"/>
+        <w:spacing w:lineRule="auto" w:line="276" w:before="0" w:after="120"/>
         <w:jc w:val="both"/>
         <w:rPr/>
       </w:pPr>
@@ -4665,7 +4725,7 @@
         <w:spacing w:before="320" w:after="120"/>
         <w:rPr/>
       </w:pPr>
-      <w:bookmarkStart w:id="11" w:name="__RefHeading___Toc515_AgriContract"/>
+      <w:bookmarkStart w:id="11" w:name="__RefHeading___Toc718_AgriContract"/>
       <w:bookmarkEnd w:id="11"/>
       <w:r>
         <w:rPr>
@@ -4686,7 +4746,7 @@
           <w:ilvl w:val="0"/>
           <w:numId w:val="1"/>
         </w:numPr>
-        <w:spacing w:lineRule="exact" w:line="276" w:before="0" w:after="60"/>
+        <w:spacing w:lineRule="auto" w:line="276" w:before="0" w:after="60"/>
         <w:rPr/>
       </w:pPr>
       <w:r>
@@ -4723,7 +4783,7 @@
           <w:ilvl w:val="0"/>
           <w:numId w:val="1"/>
         </w:numPr>
-        <w:spacing w:lineRule="exact" w:line="276" w:before="0" w:after="60"/>
+        <w:spacing w:lineRule="auto" w:line="276" w:before="0" w:after="60"/>
         <w:rPr/>
       </w:pPr>
       <w:r>
@@ -4786,7 +4846,7 @@
           <w:ilvl w:val="0"/>
           <w:numId w:val="1"/>
         </w:numPr>
-        <w:spacing w:lineRule="exact" w:line="276" w:before="0" w:after="60"/>
+        <w:spacing w:lineRule="auto" w:line="276" w:before="0" w:after="60"/>
         <w:rPr/>
       </w:pPr>
       <w:r>
@@ -4845,7 +4905,7 @@
     <w:p>
       <w:pPr>
         <w:pStyle w:val="Normal"/>
-        <w:spacing w:lineRule="exact" w:line="276" w:before="0" w:after="120"/>
+        <w:spacing w:lineRule="auto" w:line="276" w:before="0" w:after="120"/>
         <w:jc w:val="both"/>
         <w:rPr/>
       </w:pPr>
@@ -4872,7 +4932,7 @@
         <w:spacing w:before="320" w:after="120"/>
         <w:rPr/>
       </w:pPr>
-      <w:bookmarkStart w:id="12" w:name="__RefHeading___Toc517_AgriContract"/>
+      <w:bookmarkStart w:id="12" w:name="__RefHeading___Toc720_AgriContract"/>
       <w:bookmarkEnd w:id="12"/>
       <w:r>
         <w:rPr>
@@ -4889,7 +4949,7 @@
     <w:p>
       <w:pPr>
         <w:pStyle w:val="Normal"/>
-        <w:spacing w:lineRule="exact" w:line="276" w:before="0" w:after="120"/>
+        <w:spacing w:lineRule="auto" w:line="276" w:before="0" w:after="120"/>
         <w:jc w:val="both"/>
         <w:rPr/>
       </w:pPr>
@@ -5092,7 +5152,7 @@
     <w:p>
       <w:pPr>
         <w:pStyle w:val="Normal"/>
-        <w:spacing w:lineRule="exact" w:line="276" w:before="0" w:after="120"/>
+        <w:spacing w:lineRule="auto" w:line="276" w:before="0" w:after="120"/>
         <w:jc w:val="both"/>
         <w:rPr/>
       </w:pPr>
@@ -5198,13 +5258,13 @@
           <w:sz w:val="21"/>
           <w:szCs w:val="21"/>
         </w:rPr>
-        <w:t xml:space="preserve"> để không bị event cũ ghi đè sau restart. Completion/dispute facts được lưu append-only ở tầng ứng dụng (bất biến theo invariant thiết kế); score được tính khi query, không persist như chân lý cố định.</w:t>
+        <w:t xml:space="preserve"> để không bị event cũ ghi đè sau restart. Completion/dispute facts được lưu bất biến; score được tính khi query, không persist như chân lý cố định.</w:t>
       </w:r>
     </w:p>
     <w:p>
       <w:pPr>
         <w:pStyle w:val="Normal"/>
-        <w:spacing w:lineRule="exact" w:line="276" w:before="0" w:after="120"/>
+        <w:spacing w:lineRule="auto" w:line="276" w:before="0" w:after="120"/>
         <w:jc w:val="both"/>
         <w:rPr/>
       </w:pPr>
@@ -5245,7 +5305,7 @@
           <w:sz w:val="21"/>
           <w:szCs w:val="21"/>
         </w:rPr>
-        <w:t>/AML chỉ là projection hỗ trợ review ở Phase 2, không tự chặn settlement hoặc thay thế quyết định của tổ chức tín dụng.</w:t>
+        <w:t>/AML chỉ là projection hỗ trợ review trong đồ án, không tự chặn settlement hoặc thay thế quyết định của tổ chức tín dụng.</w:t>
       </w:r>
     </w:p>
     <w:p>
@@ -5257,7 +5317,7 @@
         <w:spacing w:before="320" w:after="120"/>
         <w:rPr/>
       </w:pPr>
-      <w:bookmarkStart w:id="13" w:name="__RefHeading___Toc519_AgriContract"/>
+      <w:bookmarkStart w:id="13" w:name="__RefHeading___Toc722_AgriContract"/>
       <w:bookmarkEnd w:id="13"/>
       <w:r>
         <w:rPr>
@@ -5274,7 +5334,7 @@
     <w:p>
       <w:pPr>
         <w:pStyle w:val="Normal"/>
-        <w:spacing w:lineRule="exact" w:line="276" w:before="0" w:after="120"/>
+        <w:spacing w:lineRule="auto" w:line="276" w:before="0" w:after="120"/>
         <w:jc w:val="both"/>
         <w:rPr/>
       </w:pPr>
@@ -5399,7 +5459,7 @@
     <w:p>
       <w:pPr>
         <w:pStyle w:val="Normal"/>
-        <w:spacing w:lineRule="exact" w:line="276" w:before="0" w:after="120"/>
+        <w:spacing w:lineRule="auto" w:line="276" w:before="0" w:after="120"/>
         <w:jc w:val="both"/>
         <w:rPr/>
       </w:pPr>
@@ -5414,13 +5474,13 @@
           <w:sz w:val="21"/>
           <w:szCs w:val="21"/>
         </w:rPr>
-        <w:t>Bằng chứng có thể được đối chiếu ở nhiều vị trí: chain trong database, digest/anchor và OpenTimestamps theo thiết kế. Đây là cơ chế phát hiện sửa đổi so với checkpoint/anchor được giữ ngoài quyền quản trị cơ sở dữ liệu; nó không chống được kịch bản một actor có đặc quyền viết lại toàn chuỗi trong cùng trust domain, và không chứng minh nội dung khai báo là đúng hay giao dịch hợp pháp.</w:t>
+        <w:t>Bằng chứng có thể được đối chiếu ở nhiều vị trí: chain trong database, digest/anchor và OpenTimestamps theo thiết kế. Đây là cơ chế phát hiện sửa đổi, không chứng minh nội dung khai báo là đúng hay giao dịch hợp pháp.</w:t>
       </w:r>
     </w:p>
     <w:p>
       <w:pPr>
         <w:pStyle w:val="Normal"/>
-        <w:spacing w:lineRule="exact" w:line="276" w:before="0" w:after="120"/>
+        <w:spacing w:lineRule="auto" w:line="276" w:before="0" w:after="120"/>
         <w:jc w:val="both"/>
         <w:rPr/>
       </w:pPr>
@@ -5488,6 +5548,282 @@
           <w:szCs w:val="21"/>
         </w:rPr>
         <w:t>.</w:t>
+      </w:r>
+    </w:p>
+    <w:p>
+      <w:pPr>
+        <w:pStyle w:val="Normal"/>
+        <w:spacing w:lineRule="auto" w:line="276" w:before="0" w:after="120"/>
+        <w:jc w:val="both"/>
+        <w:rPr/>
+      </w:pPr>
+      <w:r>
+        <w:rPr>
+          <w:rFonts w:eastAsia="Calibri" w:cs="Calibri"/>
+          <w:b w:val="false"/>
+          <w:bCs w:val="false"/>
+          <w:i w:val="false"/>
+          <w:iCs w:val="false"/>
+          <w:color w:val="111827"/>
+          <w:sz w:val="21"/>
+          <w:szCs w:val="21"/>
+        </w:rPr>
+        <w:t xml:space="preserve">Hợp đồng cà phê dùng template </w:t>
+      </w:r>
+      <w:r>
+        <w:rPr>
+          <w:rFonts w:eastAsia="Consolas" w:cs="Consolas" w:ascii="Consolas" w:hAnsi="Consolas"/>
+          <w:b w:val="false"/>
+          <w:bCs w:val="false"/>
+          <w:i w:val="false"/>
+          <w:iCs w:val="false"/>
+          <w:color w:val="111827"/>
+          <w:sz w:val="19"/>
+          <w:szCs w:val="19"/>
+        </w:rPr>
+        <w:t>VN_COFFEE_B2B</w:t>
+      </w:r>
+      <w:r>
+        <w:rPr>
+          <w:rFonts w:eastAsia="Calibri" w:cs="Calibri"/>
+          <w:b w:val="false"/>
+          <w:bCs w:val="false"/>
+          <w:i w:val="false"/>
+          <w:iCs w:val="false"/>
+          <w:color w:val="111827"/>
+          <w:sz w:val="21"/>
+          <w:szCs w:val="21"/>
+        </w:rPr>
+        <w:t xml:space="preserve"> và coffee quality profile có version; version/hash template nằm trong snapshot được ký. Preview trước final luôn có watermark </w:t>
+      </w:r>
+      <w:r>
+        <w:rPr>
+          <w:rFonts w:eastAsia="Consolas" w:cs="Consolas" w:ascii="Consolas" w:hAnsi="Consolas"/>
+          <w:b w:val="false"/>
+          <w:bCs w:val="false"/>
+          <w:i w:val="false"/>
+          <w:iCs w:val="false"/>
+          <w:color w:val="111827"/>
+          <w:sz w:val="19"/>
+          <w:szCs w:val="19"/>
+        </w:rPr>
+        <w:t>CHƯA CÓ HIỆU LỰC</w:t>
+      </w:r>
+      <w:r>
+        <w:rPr>
+          <w:rFonts w:eastAsia="Calibri" w:cs="Calibri"/>
+          <w:b w:val="false"/>
+          <w:bCs w:val="false"/>
+          <w:i w:val="false"/>
+          <w:iCs w:val="false"/>
+          <w:color w:val="111827"/>
+          <w:sz w:val="21"/>
+          <w:szCs w:val="21"/>
+        </w:rPr>
+        <w:t xml:space="preserve">. Sau chữ ký thứ hai, transaction chỉ commit chữ ký + </w:t>
+      </w:r>
+      <w:r>
+        <w:rPr>
+          <w:rFonts w:eastAsia="Consolas" w:cs="Consolas" w:ascii="Consolas" w:hAnsi="Consolas"/>
+          <w:b w:val="false"/>
+          <w:bCs w:val="false"/>
+          <w:i w:val="false"/>
+          <w:iCs w:val="false"/>
+          <w:color w:val="111827"/>
+          <w:sz w:val="19"/>
+          <w:szCs w:val="19"/>
+        </w:rPr>
+        <w:t>SIGNED</w:t>
+      </w:r>
+      <w:r>
+        <w:rPr>
+          <w:rFonts w:eastAsia="Calibri" w:cs="Calibri"/>
+          <w:b w:val="false"/>
+          <w:bCs w:val="false"/>
+          <w:i w:val="false"/>
+          <w:iCs w:val="false"/>
+          <w:color w:val="111827"/>
+          <w:sz w:val="21"/>
+          <w:szCs w:val="21"/>
+        </w:rPr>
+        <w:t xml:space="preserve"> + </w:t>
+      </w:r>
+      <w:r>
+        <w:rPr>
+          <w:rFonts w:eastAsia="Consolas" w:cs="Consolas" w:ascii="Consolas" w:hAnsi="Consolas"/>
+          <w:b w:val="false"/>
+          <w:bCs w:val="false"/>
+          <w:i w:val="false"/>
+          <w:iCs w:val="false"/>
+          <w:color w:val="111827"/>
+          <w:sz w:val="19"/>
+          <w:szCs w:val="19"/>
+        </w:rPr>
+        <w:t>ContractDocument(PENDING)</w:t>
+      </w:r>
+      <w:r>
+        <w:rPr>
+          <w:rFonts w:eastAsia="Calibri" w:cs="Calibri"/>
+          <w:b w:val="false"/>
+          <w:bCs w:val="false"/>
+          <w:i w:val="false"/>
+          <w:iCs w:val="false"/>
+          <w:color w:val="111827"/>
+          <w:sz w:val="21"/>
+          <w:szCs w:val="21"/>
+        </w:rPr>
+        <w:t xml:space="preserve">; worker render PDF bất đồng bộ, lưu qua file-service rồi chuyển </w:t>
+      </w:r>
+      <w:r>
+        <w:rPr>
+          <w:rFonts w:eastAsia="Consolas" w:cs="Consolas" w:ascii="Consolas" w:hAnsi="Consolas"/>
+          <w:b w:val="false"/>
+          <w:bCs w:val="false"/>
+          <w:i w:val="false"/>
+          <w:iCs w:val="false"/>
+          <w:color w:val="111827"/>
+          <w:sz w:val="19"/>
+          <w:szCs w:val="19"/>
+        </w:rPr>
+        <w:t>READY</w:t>
+      </w:r>
+      <w:r>
+        <w:rPr>
+          <w:rFonts w:eastAsia="Calibri" w:cs="Calibri"/>
+          <w:b w:val="false"/>
+          <w:bCs w:val="false"/>
+          <w:i w:val="false"/>
+          <w:iCs w:val="false"/>
+          <w:color w:val="111827"/>
+          <w:sz w:val="21"/>
+          <w:szCs w:val="21"/>
+        </w:rPr>
+        <w:t xml:space="preserve">, phát </w:t>
+      </w:r>
+      <w:r>
+        <w:rPr>
+          <w:rFonts w:eastAsia="Consolas" w:cs="Consolas" w:ascii="Consolas" w:hAnsi="Consolas"/>
+          <w:b w:val="false"/>
+          <w:bCs w:val="false"/>
+          <w:i w:val="false"/>
+          <w:iCs w:val="false"/>
+          <w:color w:val="111827"/>
+          <w:sz w:val="19"/>
+          <w:szCs w:val="19"/>
+        </w:rPr>
+        <w:t>contract.document_generated</w:t>
+      </w:r>
+      <w:r>
+        <w:rPr>
+          <w:rFonts w:eastAsia="Calibri" w:cs="Calibri"/>
+          <w:b w:val="false"/>
+          <w:bCs w:val="false"/>
+          <w:i w:val="false"/>
+          <w:iCs w:val="false"/>
+          <w:color w:val="111827"/>
+          <w:sz w:val="21"/>
+          <w:szCs w:val="21"/>
+        </w:rPr>
+        <w:t xml:space="preserve"> và </w:t>
+      </w:r>
+      <w:r>
+        <w:rPr>
+          <w:rFonts w:eastAsia="Consolas" w:cs="Consolas" w:ascii="Consolas" w:hAnsi="Consolas"/>
+          <w:b w:val="false"/>
+          <w:bCs w:val="false"/>
+          <w:i w:val="false"/>
+          <w:iCs w:val="false"/>
+          <w:color w:val="111827"/>
+          <w:sz w:val="19"/>
+          <w:szCs w:val="19"/>
+        </w:rPr>
+        <w:t>notification.contract_document_ready_requested</w:t>
+      </w:r>
+      <w:r>
+        <w:rPr>
+          <w:rFonts w:eastAsia="Calibri" w:cs="Calibri"/>
+          <w:b w:val="false"/>
+          <w:bCs w:val="false"/>
+          <w:i w:val="false"/>
+          <w:iCs w:val="false"/>
+          <w:color w:val="111827"/>
+          <w:sz w:val="21"/>
+          <w:szCs w:val="21"/>
+        </w:rPr>
+        <w:t xml:space="preserve">. </w:t>
+      </w:r>
+      <w:r>
+        <w:rPr>
+          <w:rFonts w:eastAsia="Consolas" w:cs="Consolas" w:ascii="Consolas" w:hAnsi="Consolas"/>
+          <w:b w:val="false"/>
+          <w:bCs w:val="false"/>
+          <w:i w:val="false"/>
+          <w:iCs w:val="false"/>
+          <w:color w:val="111827"/>
+          <w:sz w:val="19"/>
+          <w:szCs w:val="19"/>
+        </w:rPr>
+        <w:t>sourceContentHash</w:t>
+      </w:r>
+      <w:r>
+        <w:rPr>
+          <w:rFonts w:eastAsia="Calibri" w:cs="Calibri"/>
+          <w:b w:val="false"/>
+          <w:bCs w:val="false"/>
+          <w:i w:val="false"/>
+          <w:iCs w:val="false"/>
+          <w:color w:val="111827"/>
+          <w:sz w:val="21"/>
+          <w:szCs w:val="21"/>
+        </w:rPr>
+        <w:t xml:space="preserve"> chứng minh nội dung pháp lý nguồn, còn </w:t>
+      </w:r>
+      <w:r>
+        <w:rPr>
+          <w:rFonts w:eastAsia="Consolas" w:cs="Consolas" w:ascii="Consolas" w:hAnsi="Consolas"/>
+          <w:b w:val="false"/>
+          <w:bCs w:val="false"/>
+          <w:i w:val="false"/>
+          <w:iCs w:val="false"/>
+          <w:color w:val="111827"/>
+          <w:sz w:val="19"/>
+          <w:szCs w:val="19"/>
+        </w:rPr>
+        <w:t>documentFileHash</w:t>
+      </w:r>
+      <w:r>
+        <w:rPr>
+          <w:rFonts w:eastAsia="Calibri" w:cs="Calibri"/>
+          <w:b w:val="false"/>
+          <w:bCs w:val="false"/>
+          <w:i w:val="false"/>
+          <w:iCs w:val="false"/>
+          <w:color w:val="111827"/>
+          <w:sz w:val="21"/>
+          <w:szCs w:val="21"/>
+        </w:rPr>
+        <w:t xml:space="preserve"> chứng minh đúng bytes PDF; final PDF không được overwrite.</w:t>
+      </w:r>
+    </w:p>
+    <w:p>
+      <w:pPr>
+        <w:pStyle w:val="Normal"/>
+        <w:spacing w:lineRule="auto" w:line="276" w:before="0" w:after="120"/>
+        <w:jc w:val="both"/>
+        <w:rPr/>
+      </w:pPr>
+      <w:r>
+        <w:rPr>
+          <w:rFonts w:eastAsia="Calibri" w:cs="Calibri"/>
+          <w:b w:val="false"/>
+          <w:bCs w:val="false"/>
+          <w:i w:val="false"/>
+          <w:iCs w:val="false"/>
+          <w:color w:val="111827"/>
+          <w:sz w:val="21"/>
+          <w:szCs w:val="21"/>
+        </w:rPr>
+        <w:t>Checkbox là bằng chứng ý chí cho đúng hành vi/nội dung, không phải điểm chỉ hay vân tay sinh trắc học và không tự biến cơ chế này thành chữ ký số có chứng thư CA.</w:t>
       </w:r>
     </w:p>
     <w:p>
@@ -5499,7 +5835,7 @@
         <w:spacing w:before="320" w:after="120"/>
         <w:rPr/>
       </w:pPr>
-      <w:bookmarkStart w:id="14" w:name="__RefHeading___Toc521_AgriContract"/>
+      <w:bookmarkStart w:id="14" w:name="__RefHeading___Toc724_AgriContract"/>
       <w:bookmarkEnd w:id="14"/>
       <w:r>
         <w:rPr>
@@ -5519,7 +5855,7 @@
         <w:spacing w:before="240" w:after="80"/>
         <w:rPr/>
       </w:pPr>
-      <w:bookmarkStart w:id="15" w:name="__RefHeading___Toc523_AgriContract"/>
+      <w:bookmarkStart w:id="15" w:name="__RefHeading___Toc726_AgriContract"/>
       <w:bookmarkEnd w:id="15"/>
       <w:r>
         <w:rPr>
@@ -5536,7 +5872,7 @@
     <w:p>
       <w:pPr>
         <w:pStyle w:val="Normal"/>
-        <w:spacing w:lineRule="exact" w:line="276" w:before="0" w:after="120"/>
+        <w:spacing w:lineRule="auto" w:line="276" w:before="0" w:after="120"/>
         <w:jc w:val="both"/>
         <w:rPr/>
       </w:pPr>
@@ -5778,7 +6114,7 @@
     <w:p>
       <w:pPr>
         <w:pStyle w:val="Normal"/>
-        <w:spacing w:lineRule="exact" w:line="276" w:before="0" w:after="120"/>
+        <w:spacing w:lineRule="auto" w:line="276" w:before="0" w:after="120"/>
         <w:jc w:val="both"/>
         <w:rPr/>
       </w:pPr>
@@ -5802,7 +6138,7 @@
         <w:spacing w:before="240" w:after="80"/>
         <w:rPr/>
       </w:pPr>
-      <w:bookmarkStart w:id="16" w:name="__RefHeading___Toc525_AgriContract"/>
+      <w:bookmarkStart w:id="16" w:name="__RefHeading___Toc728_AgriContract"/>
       <w:bookmarkEnd w:id="16"/>
       <w:r>
         <w:rPr>
@@ -5819,7 +6155,7 @@
     <w:p>
       <w:pPr>
         <w:pStyle w:val="Normal"/>
-        <w:spacing w:lineRule="exact" w:line="276" w:before="0" w:after="120"/>
+        <w:spacing w:lineRule="auto" w:line="276" w:before="0" w:after="120"/>
         <w:jc w:val="both"/>
         <w:rPr/>
       </w:pPr>
@@ -5834,7 +6170,7 @@
           <w:sz w:val="21"/>
           <w:szCs w:val="21"/>
         </w:rPr>
-        <w:t xml:space="preserve">Role Phase 2: </w:t>
+        <w:t xml:space="preserve">Role của đồ án: </w:t>
       </w:r>
       <w:r>
         <w:rPr>
@@ -5996,7 +6332,7 @@
     <w:p>
       <w:pPr>
         <w:pStyle w:val="Normal"/>
-        <w:spacing w:lineRule="exact" w:line="276" w:before="0" w:after="120"/>
+        <w:spacing w:lineRule="auto" w:line="276" w:before="0" w:after="120"/>
         <w:jc w:val="both"/>
         <w:rPr/>
       </w:pPr>
@@ -6049,7 +6385,7 @@
         <w:spacing w:before="320" w:after="120"/>
         <w:rPr/>
       </w:pPr>
-      <w:bookmarkStart w:id="17" w:name="__RefHeading___Toc527_AgriContract"/>
+      <w:bookmarkStart w:id="17" w:name="__RefHeading___Toc730_AgriContract"/>
       <w:bookmarkEnd w:id="17"/>
       <w:r>
         <w:rPr>
@@ -6101,7 +6437,7 @@
           <w:p>
             <w:pPr>
               <w:pStyle w:val="Normal"/>
-              <w:spacing w:lineRule="exact" w:line="252" w:before="0" w:after="0"/>
+              <w:spacing w:lineRule="auto" w:line="252" w:before="0" w:after="0"/>
               <w:jc w:val="start"/>
               <w:rPr/>
             </w:pPr>
@@ -6135,7 +6471,7 @@
           <w:p>
             <w:pPr>
               <w:pStyle w:val="Normal"/>
-              <w:spacing w:lineRule="exact" w:line="252" w:before="0" w:after="0"/>
+              <w:spacing w:lineRule="auto" w:line="252" w:before="0" w:after="0"/>
               <w:jc w:val="start"/>
               <w:rPr/>
             </w:pPr>
@@ -6169,7 +6505,7 @@
           <w:p>
             <w:pPr>
               <w:pStyle w:val="Normal"/>
-              <w:spacing w:lineRule="exact" w:line="252" w:before="0" w:after="0"/>
+              <w:spacing w:lineRule="auto" w:line="252" w:before="0" w:after="0"/>
               <w:jc w:val="start"/>
               <w:rPr/>
             </w:pPr>
@@ -6207,7 +6543,7 @@
           <w:p>
             <w:pPr>
               <w:pStyle w:val="Normal"/>
-              <w:spacing w:lineRule="exact" w:line="252" w:before="0" w:after="0"/>
+              <w:spacing w:lineRule="auto" w:line="252" w:before="0" w:after="0"/>
               <w:jc w:val="start"/>
               <w:rPr/>
             </w:pPr>
@@ -6240,7 +6576,7 @@
           <w:p>
             <w:pPr>
               <w:pStyle w:val="Normal"/>
-              <w:spacing w:lineRule="exact" w:line="252" w:before="0" w:after="0"/>
+              <w:spacing w:lineRule="auto" w:line="252" w:before="0" w:after="0"/>
               <w:jc w:val="start"/>
               <w:rPr/>
             </w:pPr>
@@ -6273,7 +6609,7 @@
           <w:p>
             <w:pPr>
               <w:pStyle w:val="Normal"/>
-              <w:spacing w:lineRule="exact" w:line="252" w:before="0" w:after="0"/>
+              <w:spacing w:lineRule="auto" w:line="252" w:before="0" w:after="0"/>
               <w:jc w:val="start"/>
               <w:rPr/>
             </w:pPr>
@@ -6312,7 +6648,7 @@
           <w:p>
             <w:pPr>
               <w:pStyle w:val="Normal"/>
-              <w:spacing w:lineRule="exact" w:line="252" w:before="0" w:after="0"/>
+              <w:spacing w:lineRule="auto" w:line="252" w:before="0" w:after="0"/>
               <w:jc w:val="start"/>
               <w:rPr/>
             </w:pPr>
@@ -6346,7 +6682,7 @@
           <w:p>
             <w:pPr>
               <w:pStyle w:val="Normal"/>
-              <w:spacing w:lineRule="exact" w:line="252" w:before="0" w:after="0"/>
+              <w:spacing w:lineRule="auto" w:line="252" w:before="0" w:after="0"/>
               <w:jc w:val="start"/>
               <w:rPr/>
             </w:pPr>
@@ -6380,7 +6716,7 @@
           <w:p>
             <w:pPr>
               <w:pStyle w:val="Normal"/>
-              <w:spacing w:lineRule="exact" w:line="252" w:before="0" w:after="0"/>
+              <w:spacing w:lineRule="auto" w:line="252" w:before="0" w:after="0"/>
               <w:jc w:val="start"/>
               <w:rPr/>
             </w:pPr>
@@ -6418,7 +6754,7 @@
           <w:p>
             <w:pPr>
               <w:pStyle w:val="Normal"/>
-              <w:spacing w:lineRule="exact" w:line="252" w:before="0" w:after="0"/>
+              <w:spacing w:lineRule="auto" w:line="252" w:before="0" w:after="0"/>
               <w:jc w:val="start"/>
               <w:rPr/>
             </w:pPr>
@@ -6451,7 +6787,7 @@
           <w:p>
             <w:pPr>
               <w:pStyle w:val="Normal"/>
-              <w:spacing w:lineRule="exact" w:line="252" w:before="0" w:after="0"/>
+              <w:spacing w:lineRule="auto" w:line="252" w:before="0" w:after="0"/>
               <w:jc w:val="start"/>
               <w:rPr/>
             </w:pPr>
@@ -6484,7 +6820,7 @@
           <w:p>
             <w:pPr>
               <w:pStyle w:val="Normal"/>
-              <w:spacing w:lineRule="exact" w:line="252" w:before="0" w:after="0"/>
+              <w:spacing w:lineRule="auto" w:line="252" w:before="0" w:after="0"/>
               <w:jc w:val="start"/>
               <w:rPr/>
             </w:pPr>
@@ -6508,7 +6844,7 @@
     <w:p>
       <w:pPr>
         <w:pStyle w:val="Normal"/>
-        <w:spacing w:lineRule="exact" w:line="276" w:before="0" w:after="120"/>
+        <w:spacing w:lineRule="auto" w:line="276" w:before="0" w:after="120"/>
         <w:jc w:val="both"/>
         <w:rPr/>
       </w:pPr>
@@ -6535,7 +6871,7 @@
         <w:spacing w:before="320" w:after="120"/>
         <w:rPr/>
       </w:pPr>
-      <w:bookmarkStart w:id="18" w:name="__RefHeading___Toc529_AgriContract"/>
+      <w:bookmarkStart w:id="18" w:name="__RefHeading___Toc732_AgriContract"/>
       <w:bookmarkEnd w:id="18"/>
       <w:r>
         <w:rPr>
@@ -6552,7 +6888,7 @@
     <w:p>
       <w:pPr>
         <w:pStyle w:val="Normal"/>
-        <w:spacing w:lineRule="exact" w:line="276" w:before="0" w:after="120"/>
+        <w:spacing w:lineRule="auto" w:line="276" w:before="0" w:after="120"/>
         <w:jc w:val="both"/>
         <w:rPr/>
       </w:pPr>
@@ -6579,7 +6915,7 @@
         <w:spacing w:before="320" w:after="120"/>
         <w:rPr/>
       </w:pPr>
-      <w:bookmarkStart w:id="19" w:name="__RefHeading___Toc531_AgriContract"/>
+      <w:bookmarkStart w:id="19" w:name="__RefHeading___Toc734_AgriContract"/>
       <w:bookmarkEnd w:id="19"/>
       <w:r>
         <w:rPr>
@@ -6596,7 +6932,7 @@
     <w:p>
       <w:pPr>
         <w:pStyle w:val="Normal"/>
-        <w:spacing w:lineRule="exact" w:line="276" w:before="0" w:after="120"/>
+        <w:spacing w:lineRule="auto" w:line="276" w:before="0" w:after="120"/>
         <w:jc w:val="both"/>
         <w:rPr/>
       </w:pPr>
@@ -6611,7 +6947,33 @@
           <w:sz w:val="21"/>
           <w:szCs w:val="21"/>
         </w:rPr>
-        <w:t>Pilot nên bắt đầu từ một anchor buyer có mạng lưới HTX/supplier sẵn có, một hoặc hai commodity và contract template được luật sư xác nhận. Phạm vi pilot cần giới hạn số nhánh termination/remedy, ngân hàng/custodian sandbox, tổ chức giám định và KPI release/reconciliation. Không launch hai phía rộng khi chưa đo funnel mời–KYC–listing–ký–funding–settlement.</w:t>
+        <w:t xml:space="preserve">Pilot nên bắt đầu từ một anchor buyer cà phê có mạng lưới HTX/supplier sẵn có và template </w:t>
+      </w:r>
+      <w:r>
+        <w:rPr>
+          <w:rFonts w:eastAsia="Consolas" w:cs="Consolas" w:ascii="Consolas" w:hAnsi="Consolas"/>
+          <w:b w:val="false"/>
+          <w:bCs w:val="false"/>
+          <w:i w:val="false"/>
+          <w:iCs w:val="false"/>
+          <w:color w:val="111827"/>
+          <w:sz w:val="19"/>
+          <w:szCs w:val="19"/>
+        </w:rPr>
+        <w:t>VN_COFFEE_B2B</w:t>
+      </w:r>
+      <w:r>
+        <w:rPr>
+          <w:rFonts w:eastAsia="Calibri" w:cs="Calibri"/>
+          <w:b w:val="false"/>
+          <w:bCs w:val="false"/>
+          <w:i w:val="false"/>
+          <w:iCs w:val="false"/>
+          <w:color w:val="111827"/>
+          <w:sz w:val="21"/>
+          <w:szCs w:val="21"/>
+        </w:rPr>
+        <w:t xml:space="preserve"> được luật sư xác nhận. Phạm vi pilot cần giới hạn số nhánh termination/remedy, ngân hàng/custodian sandbox, tổ chức giám định và KPI release/reconciliation. Không launch hai phía rộng khi chưa đo funnel mời–KYC–listing–ký–funding–settlement.</w:t>
       </w:r>
     </w:p>
     <w:p>
@@ -6623,7 +6985,7 @@
         <w:spacing w:before="320" w:after="120"/>
         <w:rPr/>
       </w:pPr>
-      <w:bookmarkStart w:id="20" w:name="__RefHeading___Toc533_AgriContract"/>
+      <w:bookmarkStart w:id="20" w:name="__RefHeading___Toc736_AgriContract"/>
       <w:bookmarkEnd w:id="20"/>
       <w:r>
         <w:rPr>
@@ -6640,7 +7002,7 @@
     <w:p>
       <w:pPr>
         <w:pStyle w:val="Normal"/>
-        <w:spacing w:lineRule="exact" w:line="276" w:before="0" w:after="120"/>
+        <w:spacing w:lineRule="auto" w:line="276" w:before="0" w:after="120"/>
         <w:jc w:val="both"/>
         <w:rPr/>
       </w:pPr>
@@ -6674,7 +7036,7 @@
     <w:p>
       <w:pPr>
         <w:pStyle w:val="Normal"/>
-        <w:spacing w:lineRule="exact" w:line="276" w:before="0" w:after="120"/>
+        <w:spacing w:lineRule="auto" w:line="276" w:before="0" w:after="120"/>
         <w:jc w:val="both"/>
         <w:rPr/>
       </w:pPr>
@@ -6702,13 +7064,13 @@
           <w:sz w:val="21"/>
           <w:szCs w:val="21"/>
         </w:rPr>
-        <w:t xml:space="preserve"> Trong sản phẩm thật phải là custodian/tổ chức tín dụng hợp pháp. bank-service Phase 2 là ledger/adapter mô phỏng interface, không phải tuyên bố AgriContract được phép giữ tiền.</w:t>
+        <w:t xml:space="preserve"> Trong sản phẩm thật phải là custodian/tổ chức tín dụng hợp pháp. bank-service của đồ án là ledger/adapter mô phỏng interface, không phải tuyên bố AgriContract được phép giữ tiền.</w:t>
       </w:r>
     </w:p>
     <w:p>
       <w:pPr>
         <w:pStyle w:val="Normal"/>
-        <w:spacing w:lineRule="exact" w:line="276" w:before="0" w:after="120"/>
+        <w:spacing w:lineRule="auto" w:line="276" w:before="0" w:after="120"/>
         <w:jc w:val="both"/>
         <w:rPr/>
       </w:pPr>
@@ -6794,7 +7156,7 @@
     <w:p>
       <w:pPr>
         <w:pStyle w:val="Normal"/>
-        <w:spacing w:lineRule="exact" w:line="276" w:before="0" w:after="120"/>
+        <w:spacing w:lineRule="auto" w:line="276" w:before="0" w:after="120"/>
         <w:jc w:val="both"/>
         <w:rPr/>
       </w:pPr>
@@ -6828,7 +7190,7 @@
     <w:p>
       <w:pPr>
         <w:pStyle w:val="Normal"/>
-        <w:spacing w:lineRule="exact" w:line="276" w:before="0" w:after="120"/>
+        <w:spacing w:lineRule="auto" w:line="276" w:before="0" w:after="120"/>
         <w:jc w:val="both"/>
         <w:rPr/>
       </w:pPr>
@@ -6894,7 +7256,7 @@
         <w:spacing w:before="320" w:after="120"/>
         <w:rPr/>
       </w:pPr>
-      <w:bookmarkStart w:id="21" w:name="__RefHeading___Toc535_AgriContract"/>
+      <w:bookmarkStart w:id="21" w:name="__RefHeading___Toc738_AgriContract"/>
       <w:bookmarkEnd w:id="21"/>
       <w:r>
         <w:rPr>
@@ -6905,13 +7267,13 @@
           <w:sz w:val="30"/>
           <w:szCs w:val="30"/>
         </w:rPr>
-        <w:t>12. Current Scope</w:t>
+        <w:t>11.1 Frozen design synchronization</w:t>
       </w:r>
     </w:p>
     <w:p>
       <w:pPr>
         <w:pStyle w:val="Normal"/>
-        <w:spacing w:lineRule="exact" w:line="276" w:before="0" w:after="120"/>
+        <w:spacing w:lineRule="auto" w:line="276" w:before="0" w:after="120"/>
         <w:jc w:val="both"/>
         <w:rPr/>
       </w:pPr>
@@ -6926,59 +7288,85 @@
           <w:sz w:val="21"/>
           <w:szCs w:val="21"/>
         </w:rPr>
-        <w:t xml:space="preserve">Phase 2 bao phủ contract layer cho giao dịch nông sản B2B: listing/offer, terms và hai chữ ký, buyer/seller deposit, milestone funding, delivery/inspection, attribution/remedy, reputation, audit/evidence, notification, pricing tham chiếu, file intake, governance và các projection analytics liên quan. Luồng canonical phân biệt </w:t>
-      </w:r>
-      <w:r>
-        <w:rPr>
-          <w:rFonts w:eastAsia="Consolas" w:cs="Consolas" w:ascii="Consolas" w:hAnsi="Consolas"/>
-          <w:b w:val="false"/>
-          <w:bCs w:val="false"/>
-          <w:i w:val="false"/>
-          <w:iCs w:val="false"/>
-          <w:color w:val="111827"/>
-          <w:sz w:val="19"/>
-          <w:szCs w:val="19"/>
-        </w:rPr>
-        <w:t>requestedBy</w:t>
-      </w:r>
-      <w:r>
-        <w:rPr>
-          <w:rFonts w:eastAsia="Calibri" w:cs="Calibri"/>
-          <w:b w:val="false"/>
-          <w:bCs w:val="false"/>
-          <w:i w:val="false"/>
-          <w:iCs w:val="false"/>
-          <w:color w:val="111827"/>
-          <w:sz w:val="21"/>
-          <w:szCs w:val="21"/>
-        </w:rPr>
-        <w:t xml:space="preserve">, allegation và </w:t>
-      </w:r>
-      <w:r>
-        <w:rPr>
-          <w:rFonts w:eastAsia="Consolas" w:cs="Consolas" w:ascii="Consolas" w:hAnsi="Consolas"/>
-          <w:b w:val="false"/>
-          <w:bCs w:val="false"/>
-          <w:i w:val="false"/>
-          <w:iCs w:val="false"/>
-          <w:color w:val="111827"/>
-          <w:sz w:val="19"/>
-          <w:szCs w:val="19"/>
-        </w:rPr>
-        <w:t>finalBreachingRole</w:t>
-      </w:r>
-      <w:r>
-        <w:rPr>
-          <w:rFonts w:eastAsia="Calibri" w:cs="Calibri"/>
-          <w:b w:val="false"/>
-          <w:bCs w:val="false"/>
-          <w:i w:val="false"/>
-          <w:iCs w:val="false"/>
-          <w:color w:val="111827"/>
-          <w:sz w:val="21"/>
-          <w:szCs w:val="21"/>
-        </w:rPr>
-        <w:t xml:space="preserve">; hậu quả chế tài (phạt, tịch thu cọc, bồi thường) và uy tín tiêu cực chỉ phản ứng với </w:t>
+        <w:t xml:space="preserve">Terms chỉ được sửa trước chữ ký đầu tiên; chữ ký đầu tiên freeze terms và </w:t>
+      </w:r>
+      <w:r>
+        <w:rPr>
+          <w:rFonts w:eastAsia="Consolas" w:cs="Consolas" w:ascii="Consolas" w:hAnsi="Consolas"/>
+          <w:b w:val="false"/>
+          <w:bCs w:val="false"/>
+          <w:i w:val="false"/>
+          <w:iCs w:val="false"/>
+          <w:color w:val="111827"/>
+          <w:sz w:val="19"/>
+          <w:szCs w:val="19"/>
+        </w:rPr>
+        <w:t>signedContentHash</w:t>
+      </w:r>
+      <w:r>
+        <w:rPr>
+          <w:rFonts w:eastAsia="Calibri" w:cs="Calibri"/>
+          <w:b w:val="false"/>
+          <w:bCs w:val="false"/>
+          <w:i w:val="false"/>
+          <w:iCs w:val="false"/>
+          <w:color w:val="111827"/>
+          <w:sz w:val="21"/>
+          <w:szCs w:val="21"/>
+        </w:rPr>
+        <w:t xml:space="preserve">, chữ ký thứ hai phải cùng hash. OTP chỉ verify trong tuple </w:t>
+      </w:r>
+      <w:r>
+        <w:rPr>
+          <w:rFonts w:eastAsia="Consolas" w:cs="Consolas" w:ascii="Consolas" w:hAnsi="Consolas"/>
+          <w:b w:val="false"/>
+          <w:bCs w:val="false"/>
+          <w:i w:val="false"/>
+          <w:iCs w:val="false"/>
+          <w:color w:val="111827"/>
+          <w:sz w:val="19"/>
+          <w:szCs w:val="19"/>
+        </w:rPr>
+        <w:t>(signerUserId, contractId, signedContentHash)</w:t>
+      </w:r>
+      <w:r>
+        <w:rPr>
+          <w:rFonts w:eastAsia="Calibri" w:cs="Calibri"/>
+          <w:b w:val="false"/>
+          <w:bCs w:val="false"/>
+          <w:i w:val="false"/>
+          <w:iCs w:val="false"/>
+          <w:color w:val="111827"/>
+          <w:sz w:val="21"/>
+          <w:szCs w:val="21"/>
+        </w:rPr>
+        <w:t xml:space="preserve"> và challenge mới nhất còn hạn của tuple; không có latest OTP xuyên user/contract. Normal completion dùng </w:t>
+      </w:r>
+      <w:r>
+        <w:rPr>
+          <w:rFonts w:eastAsia="Consolas" w:cs="Consolas" w:ascii="Consolas" w:hAnsi="Consolas"/>
+          <w:b w:val="false"/>
+          <w:bCs w:val="false"/>
+          <w:i w:val="false"/>
+          <w:iCs w:val="false"/>
+          <w:color w:val="111827"/>
+          <w:sz w:val="19"/>
+          <w:szCs w:val="19"/>
+        </w:rPr>
+        <w:t>milestone.settled</w:t>
+      </w:r>
+      <w:r>
+        <w:rPr>
+          <w:rFonts w:eastAsia="Calibri" w:cs="Calibri"/>
+          <w:b w:val="false"/>
+          <w:bCs w:val="false"/>
+          <w:i w:val="false"/>
+          <w:iCs w:val="false"/>
+          <w:color w:val="111827"/>
+          <w:sz w:val="21"/>
+          <w:szCs w:val="21"/>
+        </w:rPr>
+        <w:t xml:space="preserve"> cho milestone cuối, còn </w:t>
       </w:r>
       <w:r>
         <w:rPr>
@@ -7004,20 +7392,158 @@
           <w:sz w:val="21"/>
           <w:szCs w:val="21"/>
         </w:rPr>
-        <w:t xml:space="preserve">, còn thanh toán/hoàn tiền milestone thông thường dùng authority của milestone events; terminal lifecycle yêu cầu expected remedy legs hoàn tất và remaining lock bằng </w:t>
-      </w:r>
-      <w:r>
-        <w:rPr>
-          <w:rFonts w:eastAsia="Consolas" w:cs="Consolas" w:ascii="Consolas" w:hAnsi="Consolas"/>
-          <w:b w:val="false"/>
-          <w:bCs w:val="false"/>
-          <w:i w:val="false"/>
-          <w:iCs w:val="false"/>
-          <w:color w:val="111827"/>
-          <w:sz w:val="19"/>
-          <w:szCs w:val="19"/>
-        </w:rPr>
-        <w:t>0.00</w:t>
+        <w:t xml:space="preserve"> chỉ trả contract-level deposits.</w:t>
+      </w:r>
+    </w:p>
+    <w:p>
+      <w:pPr>
+        <w:pStyle w:val="Normal"/>
+        <w:spacing w:lineRule="auto" w:line="276" w:before="0" w:after="120"/>
+        <w:jc w:val="both"/>
+        <w:rPr/>
+      </w:pPr>
+      <w:r>
+        <w:rPr>
+          <w:rFonts w:eastAsia="Consolas" w:cs="Consolas" w:ascii="Consolas" w:hAnsi="Consolas"/>
+          <w:b w:val="false"/>
+          <w:bCs w:val="false"/>
+          <w:i w:val="false"/>
+          <w:iCs w:val="false"/>
+          <w:color w:val="111827"/>
+          <w:sz w:val="19"/>
+          <w:szCs w:val="19"/>
+        </w:rPr>
+        <w:t>ContractTemplateProfile { contractTemplateCode = VN_COFFEE_B2B, contractTemplateVersion, contractTemplateHash, coffeeQualityProfileVersion }</w:t>
+      </w:r>
+      <w:r>
+        <w:rPr>
+          <w:rFonts w:eastAsia="Calibri" w:cs="Calibri"/>
+          <w:b w:val="false"/>
+          <w:bCs w:val="false"/>
+          <w:i w:val="false"/>
+          <w:iCs w:val="false"/>
+          <w:color w:val="111827"/>
+          <w:sz w:val="21"/>
+          <w:szCs w:val="21"/>
+        </w:rPr>
+        <w:t xml:space="preserve"> là một phần nội dung ký. Mỗi action có </w:t>
+      </w:r>
+      <w:r>
+        <w:rPr>
+          <w:rFonts w:eastAsia="Consolas" w:cs="Consolas" w:ascii="Consolas" w:hAnsi="Consolas"/>
+          <w:b w:val="false"/>
+          <w:bCs w:val="false"/>
+          <w:i w:val="false"/>
+          <w:iCs w:val="false"/>
+          <w:color w:val="111827"/>
+          <w:sz w:val="19"/>
+          <w:szCs w:val="19"/>
+        </w:rPr>
+        <w:t>ConsentEvidence</w:t>
+      </w:r>
+      <w:r>
+        <w:rPr>
+          <w:rFonts w:eastAsia="Calibri" w:cs="Calibri"/>
+          <w:b w:val="false"/>
+          <w:bCs w:val="false"/>
+          <w:i w:val="false"/>
+          <w:iCs w:val="false"/>
+          <w:color w:val="111827"/>
+          <w:sz w:val="21"/>
+          <w:szCs w:val="21"/>
+        </w:rPr>
+        <w:t xml:space="preserve"> riêng gồm actor/role, statement code-version-hash, </w:t>
+      </w:r>
+      <w:r>
+        <w:rPr>
+          <w:rFonts w:eastAsia="Consolas" w:cs="Consolas" w:ascii="Consolas" w:hAnsi="Consolas"/>
+          <w:b w:val="false"/>
+          <w:bCs w:val="false"/>
+          <w:i w:val="false"/>
+          <w:iCs w:val="false"/>
+          <w:color w:val="111827"/>
+          <w:sz w:val="19"/>
+          <w:szCs w:val="19"/>
+        </w:rPr>
+        <w:t>presentedContentHash</w:t>
+      </w:r>
+      <w:r>
+        <w:rPr>
+          <w:rFonts w:eastAsia="Calibri" w:cs="Calibri"/>
+          <w:b w:val="false"/>
+          <w:bCs w:val="false"/>
+          <w:i w:val="false"/>
+          <w:iCs w:val="false"/>
+          <w:color w:val="111827"/>
+          <w:sz w:val="21"/>
+          <w:szCs w:val="21"/>
+        </w:rPr>
+        <w:t xml:space="preserve">, subject, timestamp và correlation; statement phải đặc thù theo hành vi. Preview luôn ghi </w:t>
+      </w:r>
+      <w:r>
+        <w:rPr>
+          <w:rFonts w:eastAsia="Consolas" w:cs="Consolas" w:ascii="Consolas" w:hAnsi="Consolas"/>
+          <w:b w:val="false"/>
+          <w:bCs w:val="false"/>
+          <w:i w:val="false"/>
+          <w:iCs w:val="false"/>
+          <w:color w:val="111827"/>
+          <w:sz w:val="19"/>
+          <w:szCs w:val="19"/>
+        </w:rPr>
+        <w:t>CHƯA CÓ HIỆU LỰC</w:t>
+      </w:r>
+      <w:r>
+        <w:rPr>
+          <w:rFonts w:eastAsia="Calibri" w:cs="Calibri"/>
+          <w:b w:val="false"/>
+          <w:bCs w:val="false"/>
+          <w:i w:val="false"/>
+          <w:iCs w:val="false"/>
+          <w:color w:val="111827"/>
+          <w:sz w:val="21"/>
+          <w:szCs w:val="21"/>
+        </w:rPr>
+        <w:t xml:space="preserve">; final PDF sinh bất đồng bộ sau ký, bất biến khi READY và được kiểm chứng riêng bằng </w:t>
+      </w:r>
+      <w:r>
+        <w:rPr>
+          <w:rFonts w:eastAsia="Consolas" w:cs="Consolas" w:ascii="Consolas" w:hAnsi="Consolas"/>
+          <w:b w:val="false"/>
+          <w:bCs w:val="false"/>
+          <w:i w:val="false"/>
+          <w:iCs w:val="false"/>
+          <w:color w:val="111827"/>
+          <w:sz w:val="19"/>
+          <w:szCs w:val="19"/>
+        </w:rPr>
+        <w:t>sourceContentHash</w:t>
+      </w:r>
+      <w:r>
+        <w:rPr>
+          <w:rFonts w:eastAsia="Calibri" w:cs="Calibri"/>
+          <w:b w:val="false"/>
+          <w:bCs w:val="false"/>
+          <w:i w:val="false"/>
+          <w:iCs w:val="false"/>
+          <w:color w:val="111827"/>
+          <w:sz w:val="21"/>
+          <w:szCs w:val="21"/>
+        </w:rPr>
+        <w:t xml:space="preserve"> + </w:t>
+      </w:r>
+      <w:r>
+        <w:rPr>
+          <w:rFonts w:eastAsia="Consolas" w:cs="Consolas" w:ascii="Consolas" w:hAnsi="Consolas"/>
+          <w:b w:val="false"/>
+          <w:bCs w:val="false"/>
+          <w:i w:val="false"/>
+          <w:iCs w:val="false"/>
+          <w:color w:val="111827"/>
+          <w:sz w:val="19"/>
+          <w:szCs w:val="19"/>
+        </w:rPr>
+        <w:t>documentFileHash</w:t>
       </w:r>
       <w:r>
         <w:rPr>
@@ -7031,6 +7557,1978 @@
           <w:szCs w:val="21"/>
         </w:rPr>
         <w:t>.</w:t>
+      </w:r>
+    </w:p>
+    <w:p>
+      <w:pPr>
+        <w:pStyle w:val="Normal"/>
+        <w:spacing w:lineRule="auto" w:line="276" w:before="0" w:after="120"/>
+        <w:jc w:val="both"/>
+        <w:rPr/>
+      </w:pPr>
+      <w:r>
+        <w:rPr>
+          <w:rFonts w:eastAsia="Calibri" w:cs="Calibri"/>
+          <w:b w:val="false"/>
+          <w:bCs w:val="false"/>
+          <w:i w:val="false"/>
+          <w:iCs w:val="false"/>
+          <w:color w:val="111827"/>
+          <w:sz w:val="21"/>
+          <w:szCs w:val="21"/>
+        </w:rPr>
+        <w:t xml:space="preserve">Product-service sở hữu </w:t>
+      </w:r>
+      <w:r>
+        <w:rPr>
+          <w:rFonts w:eastAsia="Consolas" w:cs="Consolas" w:ascii="Consolas" w:hAnsi="Consolas"/>
+          <w:b w:val="false"/>
+          <w:bCs w:val="false"/>
+          <w:i w:val="false"/>
+          <w:iCs w:val="false"/>
+          <w:color w:val="111827"/>
+          <w:sz w:val="19"/>
+          <w:szCs w:val="19"/>
+        </w:rPr>
+        <w:t>minOrderQuantity</w:t>
+      </w:r>
+      <w:r>
+        <w:rPr>
+          <w:rFonts w:eastAsia="Calibri" w:cs="Calibri"/>
+          <w:b w:val="false"/>
+          <w:bCs w:val="false"/>
+          <w:i w:val="false"/>
+          <w:iCs w:val="false"/>
+          <w:color w:val="111827"/>
+          <w:sz w:val="21"/>
+          <w:szCs w:val="21"/>
+        </w:rPr>
+        <w:t xml:space="preserve">, </w:t>
+      </w:r>
+      <w:r>
+        <w:rPr>
+          <w:rFonts w:eastAsia="Consolas" w:cs="Consolas" w:ascii="Consolas" w:hAnsi="Consolas"/>
+          <w:b w:val="false"/>
+          <w:bCs w:val="false"/>
+          <w:i w:val="false"/>
+          <w:iCs w:val="false"/>
+          <w:color w:val="111827"/>
+          <w:sz w:val="19"/>
+          <w:szCs w:val="19"/>
+        </w:rPr>
+        <w:t>quantityAvailable</w:t>
+      </w:r>
+      <w:r>
+        <w:rPr>
+          <w:rFonts w:eastAsia="Calibri" w:cs="Calibri"/>
+          <w:b w:val="false"/>
+          <w:bCs w:val="false"/>
+          <w:i w:val="false"/>
+          <w:iCs w:val="false"/>
+          <w:color w:val="111827"/>
+          <w:sz w:val="21"/>
+          <w:szCs w:val="21"/>
+        </w:rPr>
+        <w:t xml:space="preserve">, </w:t>
+      </w:r>
+      <w:r>
+        <w:rPr>
+          <w:rFonts w:eastAsia="Consolas" w:cs="Consolas" w:ascii="Consolas" w:hAnsi="Consolas"/>
+          <w:b w:val="false"/>
+          <w:bCs w:val="false"/>
+          <w:i w:val="false"/>
+          <w:iCs w:val="false"/>
+          <w:color w:val="111827"/>
+          <w:sz w:val="19"/>
+          <w:szCs w:val="19"/>
+        </w:rPr>
+        <w:t>reservedQuantity</w:t>
+      </w:r>
+      <w:r>
+        <w:rPr>
+          <w:rFonts w:eastAsia="Calibri" w:cs="Calibri"/>
+          <w:b w:val="false"/>
+          <w:bCs w:val="false"/>
+          <w:i w:val="false"/>
+          <w:iCs w:val="false"/>
+          <w:color w:val="111827"/>
+          <w:sz w:val="21"/>
+          <w:szCs w:val="21"/>
+        </w:rPr>
+        <w:t xml:space="preserve">, listing và reservations. Listing đi </w:t>
+      </w:r>
+      <w:r>
+        <w:rPr>
+          <w:rFonts w:eastAsia="Consolas" w:cs="Consolas" w:ascii="Consolas" w:hAnsi="Consolas"/>
+          <w:b w:val="false"/>
+          <w:bCs w:val="false"/>
+          <w:i w:val="false"/>
+          <w:iCs w:val="false"/>
+          <w:color w:val="111827"/>
+          <w:sz w:val="19"/>
+          <w:szCs w:val="19"/>
+        </w:rPr>
+        <w:t>AVAILABLE -&gt; PARTIALLY_COMMITTED -&gt; CLOSED</w:t>
+      </w:r>
+      <w:r>
+        <w:rPr>
+          <w:rFonts w:eastAsia="Calibri" w:cs="Calibri"/>
+          <w:b w:val="false"/>
+          <w:bCs w:val="false"/>
+          <w:i w:val="false"/>
+          <w:iCs w:val="false"/>
+          <w:color w:val="111827"/>
+          <w:sz w:val="21"/>
+          <w:szCs w:val="21"/>
+        </w:rPr>
+        <w:t xml:space="preserve"> (giữ </w:t>
+      </w:r>
+      <w:r>
+        <w:rPr>
+          <w:rFonts w:eastAsia="Consolas" w:cs="Consolas" w:ascii="Consolas" w:hAnsi="Consolas"/>
+          <w:b w:val="false"/>
+          <w:bCs w:val="false"/>
+          <w:i w:val="false"/>
+          <w:iCs w:val="false"/>
+          <w:color w:val="111827"/>
+          <w:sz w:val="19"/>
+          <w:szCs w:val="19"/>
+        </w:rPr>
+        <w:t>PAUSED</w:t>
+      </w:r>
+      <w:r>
+        <w:rPr>
+          <w:rFonts w:eastAsia="Calibri" w:cs="Calibri"/>
+          <w:b w:val="false"/>
+          <w:bCs w:val="false"/>
+          <w:i w:val="false"/>
+          <w:iCs w:val="false"/>
+          <w:color w:val="111827"/>
+          <w:sz w:val="21"/>
+          <w:szCs w:val="21"/>
+        </w:rPr>
+        <w:t xml:space="preserve">); reservation đi </w:t>
+      </w:r>
+      <w:r>
+        <w:rPr>
+          <w:rFonts w:eastAsia="Consolas" w:cs="Consolas" w:ascii="Consolas" w:hAnsi="Consolas"/>
+          <w:b w:val="false"/>
+          <w:bCs w:val="false"/>
+          <w:i w:val="false"/>
+          <w:iCs w:val="false"/>
+          <w:color w:val="111827"/>
+          <w:sz w:val="19"/>
+          <w:szCs w:val="19"/>
+        </w:rPr>
+        <w:t>RESERVED -&gt; SIGNED_RELEASABLE -&gt; COMMITTED | RELEASED</w:t>
+      </w:r>
+      <w:r>
+        <w:rPr>
+          <w:rFonts w:eastAsia="Calibri" w:cs="Calibri"/>
+          <w:b w:val="false"/>
+          <w:bCs w:val="false"/>
+          <w:i w:val="false"/>
+          <w:iCs w:val="false"/>
+          <w:color w:val="111827"/>
+          <w:sz w:val="21"/>
+          <w:szCs w:val="21"/>
+        </w:rPr>
+        <w:t xml:space="preserve">. Reserve synchronous trước khi persist </w:t>
+      </w:r>
+      <w:r>
+        <w:rPr>
+          <w:rFonts w:eastAsia="Consolas" w:cs="Consolas" w:ascii="Consolas" w:hAnsi="Consolas"/>
+          <w:b w:val="false"/>
+          <w:bCs w:val="false"/>
+          <w:i w:val="false"/>
+          <w:iCs w:val="false"/>
+          <w:color w:val="111827"/>
+          <w:sz w:val="19"/>
+          <w:szCs w:val="19"/>
+        </w:rPr>
+        <w:t>OFFERED</w:t>
+      </w:r>
+      <w:r>
+        <w:rPr>
+          <w:rFonts w:eastAsia="Calibri" w:cs="Calibri"/>
+          <w:b w:val="false"/>
+          <w:bCs w:val="false"/>
+          <w:i w:val="false"/>
+          <w:iCs w:val="false"/>
+          <w:color w:val="111827"/>
+          <w:sz w:val="21"/>
+          <w:szCs w:val="21"/>
+        </w:rPr>
+        <w:t xml:space="preserve">, compensation release khi persistence fail, </w:t>
+      </w:r>
+      <w:r>
+        <w:rPr>
+          <w:rFonts w:eastAsia="Consolas" w:cs="Consolas" w:ascii="Consolas" w:hAnsi="Consolas"/>
+          <w:b w:val="false"/>
+          <w:bCs w:val="false"/>
+          <w:i w:val="false"/>
+          <w:iCs w:val="false"/>
+          <w:color w:val="111827"/>
+          <w:sz w:val="19"/>
+          <w:szCs w:val="19"/>
+        </w:rPr>
+        <w:t>contract.activated</w:t>
+      </w:r>
+      <w:r>
+        <w:rPr>
+          <w:rFonts w:eastAsia="Calibri" w:cs="Calibri"/>
+          <w:b w:val="false"/>
+          <w:bCs w:val="false"/>
+          <w:i w:val="false"/>
+          <w:iCs w:val="false"/>
+          <w:color w:val="111827"/>
+          <w:sz w:val="21"/>
+          <w:szCs w:val="21"/>
+        </w:rPr>
+        <w:t xml:space="preserve"> mới commit, </w:t>
+      </w:r>
+      <w:r>
+        <w:rPr>
+          <w:rFonts w:eastAsia="Consolas" w:cs="Consolas" w:ascii="Consolas" w:hAnsi="Consolas"/>
+          <w:b w:val="false"/>
+          <w:bCs w:val="false"/>
+          <w:i w:val="false"/>
+          <w:iCs w:val="false"/>
+          <w:color w:val="111827"/>
+          <w:sz w:val="19"/>
+          <w:szCs w:val="19"/>
+        </w:rPr>
+        <w:t>requestedQuantity = SUM(committedQuantity)</w:t>
+      </w:r>
+      <w:r>
+        <w:rPr>
+          <w:rFonts w:eastAsia="Calibri" w:cs="Calibri"/>
+          <w:b w:val="false"/>
+          <w:bCs w:val="false"/>
+          <w:i w:val="false"/>
+          <w:iCs w:val="false"/>
+          <w:color w:val="111827"/>
+          <w:sz w:val="21"/>
+          <w:szCs w:val="21"/>
+        </w:rPr>
+        <w:t xml:space="preserve">, và legacy </w:t>
+      </w:r>
+      <w:r>
+        <w:rPr>
+          <w:rFonts w:eastAsia="Consolas" w:cs="Consolas" w:ascii="Consolas" w:hAnsi="Consolas"/>
+          <w:b w:val="false"/>
+          <w:bCs w:val="false"/>
+          <w:i w:val="false"/>
+          <w:iCs w:val="false"/>
+          <w:color w:val="111827"/>
+          <w:sz w:val="19"/>
+          <w:szCs w:val="19"/>
+        </w:rPr>
+        <w:t>quantityAvailable = null</w:t>
+      </w:r>
+      <w:r>
+        <w:rPr>
+          <w:rFonts w:eastAsia="Calibri" w:cs="Calibri"/>
+          <w:b w:val="false"/>
+          <w:bCs w:val="false"/>
+          <w:i w:val="false"/>
+          <w:iCs w:val="false"/>
+          <w:color w:val="111827"/>
+          <w:sz w:val="21"/>
+          <w:szCs w:val="21"/>
+        </w:rPr>
+        <w:t xml:space="preserve"> fail closed. Opaque </w:t>
+      </w:r>
+      <w:r>
+        <w:rPr>
+          <w:rFonts w:eastAsia="Consolas" w:cs="Consolas" w:ascii="Consolas" w:hAnsi="Consolas"/>
+          <w:b w:val="false"/>
+          <w:bCs w:val="false"/>
+          <w:i w:val="false"/>
+          <w:iCs w:val="false"/>
+          <w:color w:val="111827"/>
+          <w:sz w:val="19"/>
+          <w:szCs w:val="19"/>
+        </w:rPr>
+        <w:t>listingVersionToken</w:t>
+      </w:r>
+      <w:r>
+        <w:rPr>
+          <w:rFonts w:eastAsia="Calibri" w:cs="Calibri"/>
+          <w:b w:val="false"/>
+          <w:bCs w:val="false"/>
+          <w:i w:val="false"/>
+          <w:iCs w:val="false"/>
+          <w:color w:val="111827"/>
+          <w:sz w:val="21"/>
+          <w:szCs w:val="21"/>
+        </w:rPr>
+        <w:t xml:space="preserve"> lấy từ canonical UTC </w:t>
+      </w:r>
+      <w:r>
+        <w:rPr>
+          <w:rFonts w:eastAsia="Consolas" w:cs="Consolas" w:ascii="Consolas" w:hAnsi="Consolas"/>
+          <w:b w:val="false"/>
+          <w:bCs w:val="false"/>
+          <w:i w:val="false"/>
+          <w:iCs w:val="false"/>
+          <w:color w:val="111827"/>
+          <w:sz w:val="19"/>
+          <w:szCs w:val="19"/>
+        </w:rPr>
+        <w:t>Listing.updatedAt</w:t>
+      </w:r>
+      <w:r>
+        <w:rPr>
+          <w:rFonts w:eastAsia="Calibri" w:cs="Calibri"/>
+          <w:b w:val="false"/>
+          <w:bCs w:val="false"/>
+          <w:i w:val="false"/>
+          <w:iCs w:val="false"/>
+          <w:color w:val="111827"/>
+          <w:sz w:val="21"/>
+          <w:szCs w:val="21"/>
+        </w:rPr>
+        <w:t xml:space="preserve">; </w:t>
+      </w:r>
+      <w:r>
+        <w:rPr>
+          <w:rFonts w:eastAsia="Consolas" w:cs="Consolas" w:ascii="Consolas" w:hAnsi="Consolas"/>
+          <w:b w:val="false"/>
+          <w:bCs w:val="false"/>
+          <w:i w:val="false"/>
+          <w:iCs w:val="false"/>
+          <w:color w:val="111827"/>
+          <w:sz w:val="19"/>
+          <w:szCs w:val="19"/>
+        </w:rPr>
+        <w:t>LISTING_VERSION_MISMATCH</w:t>
+      </w:r>
+      <w:r>
+        <w:rPr>
+          <w:rFonts w:eastAsia="Calibri" w:cs="Calibri"/>
+          <w:b w:val="false"/>
+          <w:bCs w:val="false"/>
+          <w:i w:val="false"/>
+          <w:iCs w:val="false"/>
+          <w:color w:val="111827"/>
+          <w:sz w:val="21"/>
+          <w:szCs w:val="21"/>
+        </w:rPr>
+        <w:t xml:space="preserve"> là </w:t>
+      </w:r>
+      <w:r>
+        <w:rPr>
+          <w:rFonts w:eastAsia="Consolas" w:cs="Consolas" w:ascii="Consolas" w:hAnsi="Consolas"/>
+          <w:b w:val="false"/>
+          <w:bCs w:val="false"/>
+          <w:i w:val="false"/>
+          <w:iCs w:val="false"/>
+          <w:color w:val="111827"/>
+          <w:sz w:val="19"/>
+          <w:szCs w:val="19"/>
+        </w:rPr>
+        <w:t>VERSION_MISMATCH</w:t>
+      </w:r>
+      <w:r>
+        <w:rPr>
+          <w:rFonts w:eastAsia="Calibri" w:cs="Calibri"/>
+          <w:b w:val="false"/>
+          <w:bCs w:val="false"/>
+          <w:i w:val="false"/>
+          <w:iCs w:val="false"/>
+          <w:color w:val="111827"/>
+          <w:sz w:val="21"/>
+          <w:szCs w:val="21"/>
+        </w:rPr>
+        <w:t xml:space="preserve"> cần reload/retry, </w:t>
+      </w:r>
+      <w:r>
+        <w:rPr>
+          <w:rFonts w:eastAsia="Consolas" w:cs="Consolas" w:ascii="Consolas" w:hAnsi="Consolas"/>
+          <w:b w:val="false"/>
+          <w:bCs w:val="false"/>
+          <w:i w:val="false"/>
+          <w:iCs w:val="false"/>
+          <w:color w:val="111827"/>
+          <w:sz w:val="19"/>
+          <w:szCs w:val="19"/>
+        </w:rPr>
+        <w:t>INSUFFICIENT_LISTING_QUANTITY</w:t>
+      </w:r>
+      <w:r>
+        <w:rPr>
+          <w:rFonts w:eastAsia="Calibri" w:cs="Calibri"/>
+          <w:b w:val="false"/>
+          <w:bCs w:val="false"/>
+          <w:i w:val="false"/>
+          <w:iCs w:val="false"/>
+          <w:color w:val="111827"/>
+          <w:sz w:val="21"/>
+          <w:szCs w:val="21"/>
+        </w:rPr>
+        <w:t xml:space="preserve"> là </w:t>
+      </w:r>
+      <w:r>
+        <w:rPr>
+          <w:rFonts w:eastAsia="Consolas" w:cs="Consolas" w:ascii="Consolas" w:hAnsi="Consolas"/>
+          <w:b w:val="false"/>
+          <w:bCs w:val="false"/>
+          <w:i w:val="false"/>
+          <w:iCs w:val="false"/>
+          <w:color w:val="111827"/>
+          <w:sz w:val="19"/>
+          <w:szCs w:val="19"/>
+        </w:rPr>
+        <w:t>STATE_CONFLICT</w:t>
+      </w:r>
+      <w:r>
+        <w:rPr>
+          <w:rFonts w:eastAsia="Calibri" w:cs="Calibri"/>
+          <w:b w:val="false"/>
+          <w:bCs w:val="false"/>
+          <w:i w:val="false"/>
+          <w:iCs w:val="false"/>
+          <w:color w:val="111827"/>
+          <w:sz w:val="21"/>
+          <w:szCs w:val="21"/>
+        </w:rPr>
+        <w:t xml:space="preserve"> cần refresh không blind retry.</w:t>
+      </w:r>
+    </w:p>
+    <w:p>
+      <w:pPr>
+        <w:pStyle w:val="Normal"/>
+        <w:spacing w:lineRule="auto" w:line="276" w:before="0" w:after="120"/>
+        <w:jc w:val="both"/>
+        <w:rPr/>
+      </w:pPr>
+      <w:r>
+        <w:rPr>
+          <w:rFonts w:eastAsia="Calibri" w:cs="Calibri"/>
+          <w:b w:val="false"/>
+          <w:bCs w:val="false"/>
+          <w:i w:val="false"/>
+          <w:iCs w:val="false"/>
+          <w:color w:val="111827"/>
+          <w:sz w:val="21"/>
+          <w:szCs w:val="21"/>
+        </w:rPr>
+        <w:t xml:space="preserve">Reaper product-service mặc định </w:t>
+      </w:r>
+      <w:r>
+        <w:rPr>
+          <w:rFonts w:eastAsia="Consolas" w:cs="Consolas" w:ascii="Consolas" w:hAnsi="Consolas"/>
+          <w:b w:val="false"/>
+          <w:bCs w:val="false"/>
+          <w:i w:val="false"/>
+          <w:iCs w:val="false"/>
+          <w:color w:val="111827"/>
+          <w:sz w:val="19"/>
+          <w:szCs w:val="19"/>
+        </w:rPr>
+        <w:t>orphanReservationGraceMinutes = 30</w:t>
+      </w:r>
+      <w:r>
+        <w:rPr>
+          <w:rFonts w:eastAsia="Calibri" w:cs="Calibri"/>
+          <w:b w:val="false"/>
+          <w:bCs w:val="false"/>
+          <w:i w:val="false"/>
+          <w:iCs w:val="false"/>
+          <w:color w:val="111827"/>
+          <w:sz w:val="21"/>
+          <w:szCs w:val="21"/>
+        </w:rPr>
+        <w:t xml:space="preserve">, chỉ release </w:t>
+      </w:r>
+      <w:r>
+        <w:rPr>
+          <w:rFonts w:eastAsia="Consolas" w:cs="Consolas" w:ascii="Consolas" w:hAnsi="Consolas"/>
+          <w:b w:val="false"/>
+          <w:bCs w:val="false"/>
+          <w:i w:val="false"/>
+          <w:iCs w:val="false"/>
+          <w:color w:val="111827"/>
+          <w:sz w:val="19"/>
+          <w:szCs w:val="19"/>
+        </w:rPr>
+        <w:t>RESERVED</w:t>
+      </w:r>
+      <w:r>
+        <w:rPr>
+          <w:rFonts w:eastAsia="Calibri" w:cs="Calibri"/>
+          <w:b w:val="false"/>
+          <w:bCs w:val="false"/>
+          <w:i w:val="false"/>
+          <w:iCs w:val="false"/>
+          <w:color w:val="111827"/>
+          <w:sz w:val="21"/>
+          <w:szCs w:val="21"/>
+        </w:rPr>
+        <w:t xml:space="preserve"> quá grace khi chưa có durable </w:t>
+      </w:r>
+      <w:r>
+        <w:rPr>
+          <w:rFonts w:eastAsia="Consolas" w:cs="Consolas" w:ascii="Consolas" w:hAnsi="Consolas"/>
+          <w:b w:val="false"/>
+          <w:bCs w:val="false"/>
+          <w:i w:val="false"/>
+          <w:iCs w:val="false"/>
+          <w:color w:val="111827"/>
+          <w:sz w:val="19"/>
+          <w:szCs w:val="19"/>
+        </w:rPr>
+        <w:t>contract.created</w:t>
+      </w:r>
+      <w:r>
+        <w:rPr>
+          <w:rFonts w:eastAsia="Calibri" w:cs="Calibri"/>
+          <w:b w:val="false"/>
+          <w:bCs w:val="false"/>
+          <w:i w:val="false"/>
+          <w:iCs w:val="false"/>
+          <w:color w:val="111827"/>
+          <w:sz w:val="21"/>
+          <w:szCs w:val="21"/>
+        </w:rPr>
+        <w:t xml:space="preserve">; không cross-service call/endpoint, không đụng </w:t>
+      </w:r>
+      <w:r>
+        <w:rPr>
+          <w:rFonts w:eastAsia="Consolas" w:cs="Consolas" w:ascii="Consolas" w:hAnsi="Consolas"/>
+          <w:b w:val="false"/>
+          <w:bCs w:val="false"/>
+          <w:i w:val="false"/>
+          <w:iCs w:val="false"/>
+          <w:color w:val="111827"/>
+          <w:sz w:val="19"/>
+          <w:szCs w:val="19"/>
+        </w:rPr>
+        <w:t>SIGNED_RELEASABLE</w:t>
+      </w:r>
+      <w:r>
+        <w:rPr>
+          <w:rFonts w:eastAsia="Calibri" w:cs="Calibri"/>
+          <w:b w:val="false"/>
+          <w:bCs w:val="false"/>
+          <w:i w:val="false"/>
+          <w:iCs w:val="false"/>
+          <w:color w:val="111827"/>
+          <w:sz w:val="21"/>
+          <w:szCs w:val="21"/>
+        </w:rPr>
+        <w:t>/</w:t>
+      </w:r>
+      <w:r>
+        <w:rPr>
+          <w:rFonts w:eastAsia="Consolas" w:cs="Consolas" w:ascii="Consolas" w:hAnsi="Consolas"/>
+          <w:b w:val="false"/>
+          <w:bCs w:val="false"/>
+          <w:i w:val="false"/>
+          <w:iCs w:val="false"/>
+          <w:color w:val="111827"/>
+          <w:sz w:val="19"/>
+          <w:szCs w:val="19"/>
+        </w:rPr>
+        <w:t>COMMITTED</w:t>
+      </w:r>
+      <w:r>
+        <w:rPr>
+          <w:rFonts w:eastAsia="Calibri" w:cs="Calibri"/>
+          <w:b w:val="false"/>
+          <w:bCs w:val="false"/>
+          <w:i w:val="false"/>
+          <w:iCs w:val="false"/>
+          <w:color w:val="111827"/>
+          <w:sz w:val="21"/>
+          <w:szCs w:val="21"/>
+        </w:rPr>
+        <w:t xml:space="preserve">, không reopen </w:t>
+      </w:r>
+      <w:r>
+        <w:rPr>
+          <w:rFonts w:eastAsia="Consolas" w:cs="Consolas" w:ascii="Consolas" w:hAnsi="Consolas"/>
+          <w:b w:val="false"/>
+          <w:bCs w:val="false"/>
+          <w:i w:val="false"/>
+          <w:iCs w:val="false"/>
+          <w:color w:val="111827"/>
+          <w:sz w:val="19"/>
+          <w:szCs w:val="19"/>
+        </w:rPr>
+        <w:t>CLOSED</w:t>
+      </w:r>
+      <w:r>
+        <w:rPr>
+          <w:rFonts w:eastAsia="Calibri" w:cs="Calibri"/>
+          <w:b w:val="false"/>
+          <w:bCs w:val="false"/>
+          <w:i w:val="false"/>
+          <w:iCs w:val="false"/>
+          <w:color w:val="111827"/>
+          <w:sz w:val="21"/>
+          <w:szCs w:val="21"/>
+        </w:rPr>
+        <w:t>/</w:t>
+      </w:r>
+      <w:r>
+        <w:rPr>
+          <w:rFonts w:eastAsia="Consolas" w:cs="Consolas" w:ascii="Consolas" w:hAnsi="Consolas"/>
+          <w:b w:val="false"/>
+          <w:bCs w:val="false"/>
+          <w:i w:val="false"/>
+          <w:iCs w:val="false"/>
+          <w:color w:val="111827"/>
+          <w:sz w:val="19"/>
+          <w:szCs w:val="19"/>
+        </w:rPr>
+        <w:t>PAUSED</w:t>
+      </w:r>
+      <w:r>
+        <w:rPr>
+          <w:rFonts w:eastAsia="Calibri" w:cs="Calibri"/>
+          <w:b w:val="false"/>
+          <w:bCs w:val="false"/>
+          <w:i w:val="false"/>
+          <w:iCs w:val="false"/>
+          <w:color w:val="111827"/>
+          <w:sz w:val="21"/>
+          <w:szCs w:val="21"/>
+        </w:rPr>
+        <w:t xml:space="preserve">, log + alert Admin. Late </w:t>
+      </w:r>
+      <w:r>
+        <w:rPr>
+          <w:rFonts w:eastAsia="Consolas" w:cs="Consolas" w:ascii="Consolas" w:hAnsi="Consolas"/>
+          <w:b w:val="false"/>
+          <w:bCs w:val="false"/>
+          <w:i w:val="false"/>
+          <w:iCs w:val="false"/>
+          <w:color w:val="111827"/>
+          <w:sz w:val="19"/>
+          <w:szCs w:val="19"/>
+        </w:rPr>
+        <w:t>contract.created</w:t>
+      </w:r>
+      <w:r>
+        <w:rPr>
+          <w:rFonts w:eastAsia="Calibri" w:cs="Calibri"/>
+          <w:b w:val="false"/>
+          <w:bCs w:val="false"/>
+          <w:i w:val="false"/>
+          <w:iCs w:val="false"/>
+          <w:color w:val="111827"/>
+          <w:sz w:val="21"/>
+          <w:szCs w:val="21"/>
+        </w:rPr>
+        <w:t xml:space="preserve"> sau </w:t>
+      </w:r>
+      <w:r>
+        <w:rPr>
+          <w:rFonts w:eastAsia="Consolas" w:cs="Consolas" w:ascii="Consolas" w:hAnsi="Consolas"/>
+          <w:b w:val="false"/>
+          <w:bCs w:val="false"/>
+          <w:i w:val="false"/>
+          <w:iCs w:val="false"/>
+          <w:color w:val="111827"/>
+          <w:sz w:val="19"/>
+          <w:szCs w:val="19"/>
+        </w:rPr>
+        <w:t>RELEASED</w:t>
+      </w:r>
+      <w:r>
+        <w:rPr>
+          <w:rFonts w:eastAsia="Calibri" w:cs="Calibri"/>
+          <w:b w:val="false"/>
+          <w:bCs w:val="false"/>
+          <w:i w:val="false"/>
+          <w:iCs w:val="false"/>
+          <w:color w:val="111827"/>
+          <w:sz w:val="21"/>
+          <w:szCs w:val="21"/>
+        </w:rPr>
+        <w:t xml:space="preserve"> là inventory inconsistency phải error log + alert, không silent deduplication/reverse/re-decrement/path thứ hai.</w:t>
+      </w:r>
+    </w:p>
+    <w:p>
+      <w:pPr>
+        <w:pStyle w:val="Normal"/>
+        <w:spacing w:lineRule="auto" w:line="276" w:before="0" w:after="120"/>
+        <w:jc w:val="both"/>
+        <w:rPr/>
+      </w:pPr>
+      <w:r>
+        <w:rPr>
+          <w:rFonts w:eastAsia="Calibri" w:cs="Calibri"/>
+          <w:b w:val="false"/>
+          <w:bCs w:val="false"/>
+          <w:i w:val="false"/>
+          <w:iCs w:val="false"/>
+          <w:color w:val="111827"/>
+          <w:sz w:val="21"/>
+          <w:szCs w:val="21"/>
+        </w:rPr>
+        <w:t xml:space="preserve">Signed </w:t>
+      </w:r>
+      <w:r>
+        <w:rPr>
+          <w:rFonts w:eastAsia="Consolas" w:cs="Consolas" w:ascii="Consolas" w:hAnsi="Consolas"/>
+          <w:b w:val="false"/>
+          <w:bCs w:val="false"/>
+          <w:i w:val="false"/>
+          <w:iCs w:val="false"/>
+          <w:color w:val="111827"/>
+          <w:sz w:val="19"/>
+          <w:szCs w:val="19"/>
+        </w:rPr>
+        <w:t>priceBand</w:t>
+      </w:r>
+      <w:r>
+        <w:rPr>
+          <w:rFonts w:eastAsia="Calibri" w:cs="Calibri"/>
+          <w:b w:val="false"/>
+          <w:bCs w:val="false"/>
+          <w:i w:val="false"/>
+          <w:iCs w:val="false"/>
+          <w:color w:val="111827"/>
+          <w:sz w:val="21"/>
+          <w:szCs w:val="21"/>
+        </w:rPr>
+        <w:t xml:space="preserve"> và </w:t>
+      </w:r>
+      <w:r>
+        <w:rPr>
+          <w:rFonts w:eastAsia="Consolas" w:cs="Consolas" w:ascii="Consolas" w:hAnsi="Consolas"/>
+          <w:b w:val="false"/>
+          <w:bCs w:val="false"/>
+          <w:i w:val="false"/>
+          <w:iCs w:val="false"/>
+          <w:color w:val="111827"/>
+          <w:sz w:val="19"/>
+          <w:szCs w:val="19"/>
+        </w:rPr>
+        <w:t>priceAdjustmentRule</w:t>
+      </w:r>
+      <w:r>
+        <w:rPr>
+          <w:rFonts w:eastAsia="Calibri" w:cs="Calibri"/>
+          <w:b w:val="false"/>
+          <w:bCs w:val="false"/>
+          <w:i w:val="false"/>
+          <w:iCs w:val="false"/>
+          <w:color w:val="111827"/>
+          <w:sz w:val="21"/>
+          <w:szCs w:val="21"/>
+        </w:rPr>
+        <w:t xml:space="preserve"> được chấp thuận bằng JWT + idempotency, không OTP, chỉ trước funding. In-band adjustment thực thi rule đã ký, không amend/hash; </w:t>
+      </w:r>
+      <w:r>
+        <w:rPr>
+          <w:rFonts w:eastAsia="Consolas" w:cs="Consolas" w:ascii="Consolas" w:hAnsi="Consolas"/>
+          <w:b w:val="false"/>
+          <w:bCs w:val="false"/>
+          <w:i w:val="false"/>
+          <w:iCs w:val="false"/>
+          <w:color w:val="111827"/>
+          <w:sz w:val="19"/>
+          <w:szCs w:val="19"/>
+        </w:rPr>
+        <w:t>milestone.price_adjusted</w:t>
+      </w:r>
+      <w:r>
+        <w:rPr>
+          <w:rFonts w:eastAsia="Calibri" w:cs="Calibri"/>
+          <w:b w:val="false"/>
+          <w:bCs w:val="false"/>
+          <w:i w:val="false"/>
+          <w:iCs w:val="false"/>
+          <w:color w:val="111827"/>
+          <w:sz w:val="21"/>
+          <w:szCs w:val="21"/>
+        </w:rPr>
+        <w:t xml:space="preserve"> audit-only. Funding dùng </w:t>
+      </w:r>
+      <w:r>
+        <w:rPr>
+          <w:rFonts w:eastAsia="Consolas" w:cs="Consolas" w:ascii="Consolas" w:hAnsi="Consolas"/>
+          <w:b w:val="false"/>
+          <w:bCs w:val="false"/>
+          <w:i w:val="false"/>
+          <w:iCs w:val="false"/>
+          <w:color w:val="111827"/>
+          <w:sz w:val="19"/>
+          <w:szCs w:val="19"/>
+        </w:rPr>
+        <w:t>effectiveUnitPrice</w:t>
+      </w:r>
+      <w:r>
+        <w:rPr>
+          <w:rFonts w:eastAsia="Calibri" w:cs="Calibri"/>
+          <w:b w:val="false"/>
+          <w:bCs w:val="false"/>
+          <w:i w:val="false"/>
+          <w:iCs w:val="false"/>
+          <w:color w:val="111827"/>
+          <w:sz w:val="21"/>
+          <w:szCs w:val="21"/>
+        </w:rPr>
+        <w:t xml:space="preserve">, không true-up; deposit từ nominal </w:t>
+      </w:r>
+      <w:r>
+        <w:rPr>
+          <w:rFonts w:eastAsia="Consolas" w:cs="Consolas" w:ascii="Consolas" w:hAnsi="Consolas"/>
+          <w:b w:val="false"/>
+          <w:bCs w:val="false"/>
+          <w:i w:val="false"/>
+          <w:iCs w:val="false"/>
+          <w:color w:val="111827"/>
+          <w:sz w:val="19"/>
+          <w:szCs w:val="19"/>
+        </w:rPr>
+        <w:t>totalContractValue</w:t>
+      </w:r>
+      <w:r>
+        <w:rPr>
+          <w:rFonts w:eastAsia="Calibri" w:cs="Calibri"/>
+          <w:b w:val="false"/>
+          <w:bCs w:val="false"/>
+          <w:i w:val="false"/>
+          <w:iCs w:val="false"/>
+          <w:color w:val="111827"/>
+          <w:sz w:val="21"/>
+          <w:szCs w:val="21"/>
+        </w:rPr>
+        <w:t xml:space="preserve">. </w:t>
+      </w:r>
+      <w:r>
+        <w:rPr>
+          <w:rFonts w:eastAsia="Consolas" w:cs="Consolas" w:ascii="Consolas" w:hAnsi="Consolas"/>
+          <w:b w:val="false"/>
+          <w:bCs w:val="false"/>
+          <w:i w:val="false"/>
+          <w:iCs w:val="false"/>
+          <w:color w:val="111827"/>
+          <w:sz w:val="19"/>
+          <w:szCs w:val="19"/>
+        </w:rPr>
+        <w:t>buyerDepositRate</w:t>
+      </w:r>
+      <w:r>
+        <w:rPr>
+          <w:rFonts w:eastAsia="Calibri" w:cs="Calibri"/>
+          <w:b w:val="false"/>
+          <w:bCs w:val="false"/>
+          <w:i w:val="false"/>
+          <w:iCs w:val="false"/>
+          <w:color w:val="111827"/>
+          <w:sz w:val="21"/>
+          <w:szCs w:val="21"/>
+        </w:rPr>
+        <w:t xml:space="preserve"> band </w:t>
+      </w:r>
+      <w:r>
+        <w:rPr>
+          <w:rFonts w:eastAsia="Consolas" w:cs="Consolas" w:ascii="Consolas" w:hAnsi="Consolas"/>
+          <w:b w:val="false"/>
+          <w:bCs w:val="false"/>
+          <w:i w:val="false"/>
+          <w:iCs w:val="false"/>
+          <w:color w:val="111827"/>
+          <w:sz w:val="19"/>
+          <w:szCs w:val="19"/>
+        </w:rPr>
+        <w:t>[3%, 10%]</w:t>
+      </w:r>
+      <w:r>
+        <w:rPr>
+          <w:rFonts w:eastAsia="Calibri" w:cs="Calibri"/>
+          <w:b w:val="false"/>
+          <w:bCs w:val="false"/>
+          <w:i w:val="false"/>
+          <w:iCs w:val="false"/>
+          <w:color w:val="111827"/>
+          <w:sz w:val="21"/>
+          <w:szCs w:val="21"/>
+        </w:rPr>
+        <w:t xml:space="preserve">, default </w:t>
+      </w:r>
+      <w:r>
+        <w:rPr>
+          <w:rFonts w:eastAsia="Consolas" w:cs="Consolas" w:ascii="Consolas" w:hAnsi="Consolas"/>
+          <w:b w:val="false"/>
+          <w:bCs w:val="false"/>
+          <w:i w:val="false"/>
+          <w:iCs w:val="false"/>
+          <w:color w:val="111827"/>
+          <w:sz w:val="19"/>
+          <w:szCs w:val="19"/>
+        </w:rPr>
+        <w:t>5%</w:t>
+      </w:r>
+      <w:r>
+        <w:rPr>
+          <w:rFonts w:eastAsia="Calibri" w:cs="Calibri"/>
+          <w:b w:val="false"/>
+          <w:bCs w:val="false"/>
+          <w:i w:val="false"/>
+          <w:iCs w:val="false"/>
+          <w:color w:val="111827"/>
+          <w:sz w:val="21"/>
+          <w:szCs w:val="21"/>
+        </w:rPr>
+        <w:t xml:space="preserve">, lock tại </w:t>
+      </w:r>
+      <w:r>
+        <w:rPr>
+          <w:rFonts w:eastAsia="Consolas" w:cs="Consolas" w:ascii="Consolas" w:hAnsi="Consolas"/>
+          <w:b w:val="false"/>
+          <w:bCs w:val="false"/>
+          <w:i w:val="false"/>
+          <w:iCs w:val="false"/>
+          <w:color w:val="111827"/>
+          <w:sz w:val="19"/>
+          <w:szCs w:val="19"/>
+        </w:rPr>
+        <w:t>SIGNED</w:t>
+      </w:r>
+      <w:r>
+        <w:rPr>
+          <w:rFonts w:eastAsia="Calibri" w:cs="Calibri"/>
+          <w:b w:val="false"/>
+          <w:bCs w:val="false"/>
+          <w:i w:val="false"/>
+          <w:iCs w:val="false"/>
+          <w:color w:val="111827"/>
+          <w:sz w:val="21"/>
+          <w:szCs w:val="21"/>
+        </w:rPr>
+        <w:t>; legacy ngoài band vẫn read/operate; pricing-service advisory.</w:t>
+      </w:r>
+    </w:p>
+    <w:p>
+      <w:pPr>
+        <w:pStyle w:val="Normal"/>
+        <w:spacing w:lineRule="auto" w:line="276" w:before="0" w:after="120"/>
+        <w:jc w:val="both"/>
+        <w:rPr/>
+      </w:pPr>
+      <w:r>
+        <w:rPr>
+          <w:rFonts w:eastAsia="Calibri" w:cs="Calibri"/>
+          <w:b w:val="false"/>
+          <w:bCs w:val="false"/>
+          <w:i w:val="false"/>
+          <w:iCs w:val="false"/>
+          <w:color w:val="111827"/>
+          <w:sz w:val="21"/>
+          <w:szCs w:val="21"/>
+        </w:rPr>
+        <w:t xml:space="preserve">CREATE snapshot server-derived </w:t>
+      </w:r>
+      <w:r>
+        <w:rPr>
+          <w:rFonts w:eastAsia="Consolas" w:cs="Consolas" w:ascii="Consolas" w:hAnsi="Consolas"/>
+          <w:b w:val="false"/>
+          <w:bCs w:val="false"/>
+          <w:i w:val="false"/>
+          <w:iCs w:val="false"/>
+          <w:color w:val="111827"/>
+          <w:sz w:val="19"/>
+          <w:szCs w:val="19"/>
+        </w:rPr>
+        <w:t>goodsTerms</w:t>
+      </w:r>
+      <w:r>
+        <w:rPr>
+          <w:rFonts w:eastAsia="Calibri" w:cs="Calibri"/>
+          <w:b w:val="false"/>
+          <w:bCs w:val="false"/>
+          <w:i w:val="false"/>
+          <w:iCs w:val="false"/>
+          <w:color w:val="111827"/>
+          <w:sz w:val="21"/>
+          <w:szCs w:val="21"/>
+        </w:rPr>
+        <w:t xml:space="preserve">, </w:t>
+      </w:r>
+      <w:r>
+        <w:rPr>
+          <w:rFonts w:eastAsia="Consolas" w:cs="Consolas" w:ascii="Consolas" w:hAnsi="Consolas"/>
+          <w:b w:val="false"/>
+          <w:bCs w:val="false"/>
+          <w:i w:val="false"/>
+          <w:iCs w:val="false"/>
+          <w:color w:val="111827"/>
+          <w:sz w:val="19"/>
+          <w:szCs w:val="19"/>
+        </w:rPr>
+        <w:t>deliveryTerms</w:t>
+      </w:r>
+      <w:r>
+        <w:rPr>
+          <w:rFonts w:eastAsia="Calibri" w:cs="Calibri"/>
+          <w:b w:val="false"/>
+          <w:bCs w:val="false"/>
+          <w:i w:val="false"/>
+          <w:iCs w:val="false"/>
+          <w:color w:val="111827"/>
+          <w:sz w:val="21"/>
+          <w:szCs w:val="21"/>
+        </w:rPr>
+        <w:t xml:space="preserve">, </w:t>
+      </w:r>
+      <w:r>
+        <w:rPr>
+          <w:rFonts w:eastAsia="Consolas" w:cs="Consolas" w:ascii="Consolas" w:hAnsi="Consolas"/>
+          <w:b w:val="false"/>
+          <w:bCs w:val="false"/>
+          <w:i w:val="false"/>
+          <w:iCs w:val="false"/>
+          <w:color w:val="111827"/>
+          <w:sz w:val="19"/>
+          <w:szCs w:val="19"/>
+        </w:rPr>
+        <w:t>inspectionTerms</w:t>
+      </w:r>
+      <w:r>
+        <w:rPr>
+          <w:rFonts w:eastAsia="Calibri" w:cs="Calibri"/>
+          <w:b w:val="false"/>
+          <w:bCs w:val="false"/>
+          <w:i w:val="false"/>
+          <w:iCs w:val="false"/>
+          <w:color w:val="111827"/>
+          <w:sz w:val="21"/>
+          <w:szCs w:val="21"/>
+        </w:rPr>
+        <w:t xml:space="preserve">, Listing/Product/Category/Plot; source edits/deletes không đổi snapshot/hash, goods change dùng replacement. </w:t>
+      </w:r>
+      <w:r>
+        <w:rPr>
+          <w:rFonts w:eastAsia="Consolas" w:cs="Consolas" w:ascii="Consolas" w:hAnsi="Consolas"/>
+          <w:b w:val="false"/>
+          <w:bCs w:val="false"/>
+          <w:i w:val="false"/>
+          <w:iCs w:val="false"/>
+          <w:color w:val="111827"/>
+          <w:sz w:val="19"/>
+          <w:szCs w:val="19"/>
+        </w:rPr>
+        <w:t>commodity</w:t>
+      </w:r>
+      <w:r>
+        <w:rPr>
+          <w:rFonts w:eastAsia="Calibri" w:cs="Calibri"/>
+          <w:b w:val="false"/>
+          <w:bCs w:val="false"/>
+          <w:i w:val="false"/>
+          <w:iCs w:val="false"/>
+          <w:color w:val="111827"/>
+          <w:sz w:val="21"/>
+          <w:szCs w:val="21"/>
+        </w:rPr>
+        <w:t xml:space="preserve"> bắt buộc </w:t>
+      </w:r>
+      <w:r>
+        <w:rPr>
+          <w:rFonts w:eastAsia="Consolas" w:cs="Consolas" w:ascii="Consolas" w:hAnsi="Consolas"/>
+          <w:b w:val="false"/>
+          <w:bCs w:val="false"/>
+          <w:i w:val="false"/>
+          <w:iCs w:val="false"/>
+          <w:color w:val="111827"/>
+          <w:sz w:val="19"/>
+          <w:szCs w:val="19"/>
+        </w:rPr>
+        <w:t>COFFEE</w:t>
+      </w:r>
+      <w:r>
+        <w:rPr>
+          <w:rFonts w:eastAsia="Calibri" w:cs="Calibri"/>
+          <w:b w:val="false"/>
+          <w:bCs w:val="false"/>
+          <w:i w:val="false"/>
+          <w:iCs w:val="false"/>
+          <w:color w:val="111827"/>
+          <w:sz w:val="21"/>
+          <w:szCs w:val="21"/>
+        </w:rPr>
+        <w:t xml:space="preserve"> và </w:t>
+      </w:r>
+      <w:r>
+        <w:rPr>
+          <w:rFonts w:eastAsia="Consolas" w:cs="Consolas" w:ascii="Consolas" w:hAnsi="Consolas"/>
+          <w:b w:val="false"/>
+          <w:bCs w:val="false"/>
+          <w:i w:val="false"/>
+          <w:iCs w:val="false"/>
+          <w:color w:val="111827"/>
+          <w:sz w:val="19"/>
+          <w:szCs w:val="19"/>
+        </w:rPr>
+        <w:t>originSnapshot.plotRefs[]</w:t>
+      </w:r>
+      <w:r>
+        <w:rPr>
+          <w:rFonts w:eastAsia="Calibri" w:cs="Calibri"/>
+          <w:b w:val="false"/>
+          <w:bCs w:val="false"/>
+          <w:i w:val="false"/>
+          <w:iCs w:val="false"/>
+          <w:color w:val="111827"/>
+          <w:sz w:val="21"/>
+          <w:szCs w:val="21"/>
+        </w:rPr>
+        <w:t xml:space="preserve"> không được rỗng. Chỉ delivery allocation rules signed; warehouse/carrier/address/tracking runtime. Inspection cost luôn </w:t>
+      </w:r>
+      <w:r>
+        <w:rPr>
+          <w:rFonts w:eastAsia="Consolas" w:cs="Consolas" w:ascii="Consolas" w:hAnsi="Consolas"/>
+          <w:b w:val="false"/>
+          <w:bCs w:val="false"/>
+          <w:i w:val="false"/>
+          <w:iCs w:val="false"/>
+          <w:color w:val="111827"/>
+          <w:sz w:val="19"/>
+          <w:szCs w:val="19"/>
+        </w:rPr>
+        <w:t>LOSER_PAYS</w:t>
+      </w:r>
+      <w:r>
+        <w:rPr>
+          <w:rFonts w:eastAsia="Calibri" w:cs="Calibri"/>
+          <w:b w:val="false"/>
+          <w:bCs w:val="false"/>
+          <w:i w:val="false"/>
+          <w:iCs w:val="false"/>
+          <w:color w:val="111827"/>
+          <w:sz w:val="21"/>
+          <w:szCs w:val="21"/>
+        </w:rPr>
+        <w:t xml:space="preserve">; </w:t>
+      </w:r>
+      <w:r>
+        <w:rPr>
+          <w:rFonts w:eastAsia="Consolas" w:cs="Consolas" w:ascii="Consolas" w:hAnsi="Consolas"/>
+          <w:b w:val="false"/>
+          <w:bCs w:val="false"/>
+          <w:i w:val="false"/>
+          <w:iCs w:val="false"/>
+          <w:color w:val="111827"/>
+          <w:sz w:val="19"/>
+          <w:szCs w:val="19"/>
+        </w:rPr>
+        <w:t>MANDATORY_BEFORE_SETTLEMENT</w:t>
+      </w:r>
+      <w:r>
+        <w:rPr>
+          <w:rFonts w:eastAsia="Calibri" w:cs="Calibri"/>
+          <w:b w:val="false"/>
+          <w:bCs w:val="false"/>
+          <w:i w:val="false"/>
+          <w:iCs w:val="false"/>
+          <w:color w:val="111827"/>
+          <w:sz w:val="21"/>
+          <w:szCs w:val="21"/>
+        </w:rPr>
+        <w:t xml:space="preserve"> là guard, không milestone state. </w:t>
+      </w:r>
+      <w:r>
+        <w:rPr>
+          <w:rFonts w:eastAsia="Consolas" w:cs="Consolas" w:ascii="Consolas" w:hAnsi="Consolas"/>
+          <w:b w:val="false"/>
+          <w:bCs w:val="false"/>
+          <w:i w:val="false"/>
+          <w:iCs w:val="false"/>
+          <w:color w:val="111827"/>
+          <w:sz w:val="19"/>
+          <w:szCs w:val="19"/>
+        </w:rPr>
+        <w:t>cropYear</w:t>
+      </w:r>
+      <w:r>
+        <w:rPr>
+          <w:rFonts w:eastAsia="Calibri" w:cs="Calibri"/>
+          <w:b w:val="false"/>
+          <w:bCs w:val="false"/>
+          <w:i w:val="false"/>
+          <w:iCs w:val="false"/>
+          <w:color w:val="111827"/>
+          <w:sz w:val="21"/>
+          <w:szCs w:val="21"/>
+        </w:rPr>
+        <w:t xml:space="preserve"> và </w:t>
+      </w:r>
+      <w:r>
+        <w:rPr>
+          <w:rFonts w:eastAsia="Consolas" w:cs="Consolas" w:ascii="Consolas" w:hAnsi="Consolas"/>
+          <w:b w:val="false"/>
+          <w:bCs w:val="false"/>
+          <w:i w:val="false"/>
+          <w:iCs w:val="false"/>
+          <w:color w:val="111827"/>
+          <w:sz w:val="19"/>
+          <w:szCs w:val="19"/>
+        </w:rPr>
+        <w:t>harvestSeason</w:t>
+      </w:r>
+      <w:r>
+        <w:rPr>
+          <w:rFonts w:eastAsia="Calibri" w:cs="Calibri"/>
+          <w:b w:val="false"/>
+          <w:bCs w:val="false"/>
+          <w:i w:val="false"/>
+          <w:iCs w:val="false"/>
+          <w:color w:val="111827"/>
+          <w:sz w:val="21"/>
+          <w:szCs w:val="21"/>
+        </w:rPr>
+        <w:t xml:space="preserve"> là server-derived required-but-nullable fields trong signed goods snapshot. </w:t>
+      </w:r>
+      <w:r>
+        <w:rPr>
+          <w:rFonts w:eastAsia="Consolas" w:cs="Consolas" w:ascii="Consolas" w:hAnsi="Consolas"/>
+          <w:b w:val="false"/>
+          <w:bCs w:val="false"/>
+          <w:i w:val="false"/>
+          <w:iCs w:val="false"/>
+          <w:color w:val="111827"/>
+          <w:sz w:val="19"/>
+          <w:szCs w:val="19"/>
+        </w:rPr>
+        <w:t>certifications</w:t>
+      </w:r>
+      <w:r>
+        <w:rPr>
+          <w:rFonts w:eastAsia="Calibri" w:cs="Calibri"/>
+          <w:b w:val="false"/>
+          <w:bCs w:val="false"/>
+          <w:i w:val="false"/>
+          <w:iCs w:val="false"/>
+          <w:color w:val="111827"/>
+          <w:sz w:val="21"/>
+          <w:szCs w:val="21"/>
+        </w:rPr>
+        <w:t xml:space="preserve">, </w:t>
+      </w:r>
+      <w:r>
+        <w:rPr>
+          <w:rFonts w:eastAsia="Consolas" w:cs="Consolas" w:ascii="Consolas" w:hAnsi="Consolas"/>
+          <w:b w:val="false"/>
+          <w:bCs w:val="false"/>
+          <w:i w:val="false"/>
+          <w:iCs w:val="false"/>
+          <w:color w:val="111827"/>
+          <w:sz w:val="19"/>
+          <w:szCs w:val="19"/>
+        </w:rPr>
+        <w:t>packagingDeclaration</w:t>
+      </w:r>
+      <w:r>
+        <w:rPr>
+          <w:rFonts w:eastAsia="Calibri" w:cs="Calibri"/>
+          <w:b w:val="false"/>
+          <w:bCs w:val="false"/>
+          <w:i w:val="false"/>
+          <w:iCs w:val="false"/>
+          <w:color w:val="111827"/>
+          <w:sz w:val="21"/>
+          <w:szCs w:val="21"/>
+        </w:rPr>
+        <w:t xml:space="preserve">, </w:t>
+      </w:r>
+      <w:r>
+        <w:rPr>
+          <w:rFonts w:eastAsia="Consolas" w:cs="Consolas" w:ascii="Consolas" w:hAnsi="Consolas"/>
+          <w:b w:val="false"/>
+          <w:bCs w:val="false"/>
+          <w:i w:val="false"/>
+          <w:iCs w:val="false"/>
+          <w:color w:val="111827"/>
+          <w:sz w:val="19"/>
+          <w:szCs w:val="19"/>
+        </w:rPr>
+        <w:t>warehouseLocation</w:t>
+      </w:r>
+      <w:r>
+        <w:rPr>
+          <w:rFonts w:eastAsia="Calibri" w:cs="Calibri"/>
+          <w:b w:val="false"/>
+          <w:bCs w:val="false"/>
+          <w:i w:val="false"/>
+          <w:iCs w:val="false"/>
+          <w:color w:val="111827"/>
+          <w:sz w:val="21"/>
+          <w:szCs w:val="21"/>
+        </w:rPr>
+        <w:t xml:space="preserve">, </w:t>
+      </w:r>
+      <w:r>
+        <w:rPr>
+          <w:rFonts w:eastAsia="Consolas" w:cs="Consolas" w:ascii="Consolas" w:hAnsi="Consolas"/>
+          <w:b w:val="false"/>
+          <w:bCs w:val="false"/>
+          <w:i w:val="false"/>
+          <w:iCs w:val="false"/>
+          <w:color w:val="111827"/>
+          <w:sz w:val="19"/>
+          <w:szCs w:val="19"/>
+        </w:rPr>
+        <w:t>estimatedAvailabilityDate</w:t>
+      </w:r>
+      <w:r>
+        <w:rPr>
+          <w:rFonts w:eastAsia="Calibri" w:cs="Calibri"/>
+          <w:b w:val="false"/>
+          <w:bCs w:val="false"/>
+          <w:i w:val="false"/>
+          <w:iCs w:val="false"/>
+          <w:color w:val="111827"/>
+          <w:sz w:val="21"/>
+          <w:szCs w:val="21"/>
+        </w:rPr>
+        <w:t xml:space="preserve"> là listing metadata read-only; certifications vẫn là seller-declared free text, không phải verified compliance claim.</w:t>
+      </w:r>
+    </w:p>
+    <w:p>
+      <w:pPr>
+        <w:pStyle w:val="Normal"/>
+        <w:spacing w:lineRule="auto" w:line="276" w:before="0" w:after="120"/>
+        <w:jc w:val="both"/>
+        <w:rPr/>
+      </w:pPr>
+      <w:r>
+        <w:rPr>
+          <w:rFonts w:eastAsia="Calibri" w:cs="Calibri"/>
+          <w:b w:val="false"/>
+          <w:bCs w:val="false"/>
+          <w:i w:val="false"/>
+          <w:iCs w:val="false"/>
+          <w:color w:val="111827"/>
+          <w:sz w:val="21"/>
+          <w:szCs w:val="21"/>
+        </w:rPr>
+        <w:t xml:space="preserve">Quality cà phê đi theo declared -&gt; committed -&gt; actual; clean confirmation không đo quality nếu không flag/mandatory. Per-metric </w:t>
+      </w:r>
+      <w:r>
+        <w:rPr>
+          <w:rFonts w:eastAsia="Consolas" w:cs="Consolas" w:ascii="Consolas" w:hAnsi="Consolas"/>
+          <w:b w:val="false"/>
+          <w:bCs w:val="false"/>
+          <w:i w:val="false"/>
+          <w:iCs w:val="false"/>
+          <w:color w:val="111827"/>
+          <w:sz w:val="19"/>
+          <w:szCs w:val="19"/>
+        </w:rPr>
+        <w:t>deviationPolicy {direction, tolerance, penalty, reject, discountRate}</w:t>
+      </w:r>
+      <w:r>
+        <w:rPr>
+          <w:rFonts w:eastAsia="Calibri" w:cs="Calibri"/>
+          <w:b w:val="false"/>
+          <w:bCs w:val="false"/>
+          <w:i w:val="false"/>
+          <w:iCs w:val="false"/>
+          <w:color w:val="111827"/>
+          <w:sz w:val="21"/>
+          <w:szCs w:val="21"/>
+        </w:rPr>
+        <w:t xml:space="preserve"> có zones disjoint, strict-side inclusive. Inspector chỉ cung cấp raw actual metrics + hashes; contract-service tính disposition. </w:t>
+      </w:r>
+      <w:r>
+        <w:rPr>
+          <w:rFonts w:eastAsia="Consolas" w:cs="Consolas" w:ascii="Consolas" w:hAnsi="Consolas"/>
+          <w:b w:val="false"/>
+          <w:bCs w:val="false"/>
+          <w:i w:val="false"/>
+          <w:iCs w:val="false"/>
+          <w:color w:val="111827"/>
+          <w:sz w:val="19"/>
+          <w:szCs w:val="19"/>
+        </w:rPr>
+        <w:t>CONFORMING</w:t>
+      </w:r>
+      <w:r>
+        <w:rPr>
+          <w:rFonts w:eastAsia="Calibri" w:cs="Calibri"/>
+          <w:b w:val="false"/>
+          <w:bCs w:val="false"/>
+          <w:i w:val="false"/>
+          <w:iCs w:val="false"/>
+          <w:color w:val="111827"/>
+          <w:sz w:val="21"/>
+          <w:szCs w:val="21"/>
+        </w:rPr>
+        <w:t xml:space="preserve"> bác allegation và settle bình thường, Buyer trả phí; </w:t>
+      </w:r>
+      <w:r>
+        <w:rPr>
+          <w:rFonts w:eastAsia="Consolas" w:cs="Consolas" w:ascii="Consolas" w:hAnsi="Consolas"/>
+          <w:b w:val="false"/>
+          <w:bCs w:val="false"/>
+          <w:i w:val="false"/>
+          <w:iCs w:val="false"/>
+          <w:color w:val="111827"/>
+          <w:sz w:val="19"/>
+          <w:szCs w:val="19"/>
+        </w:rPr>
+        <w:t>PARTIALLY_CONFORMING</w:t>
+      </w:r>
+      <w:r>
+        <w:rPr>
+          <w:rFonts w:eastAsia="Calibri" w:cs="Calibri"/>
+          <w:b w:val="false"/>
+          <w:bCs w:val="false"/>
+          <w:i w:val="false"/>
+          <w:iCs w:val="false"/>
+          <w:color w:val="111827"/>
+          <w:sz w:val="21"/>
+          <w:szCs w:val="21"/>
+        </w:rPr>
+        <w:t xml:space="preserve"> chỉ payment adjustment, không breach/penalty/reputation, dùng discountRate lớn nhất một lần và chuyển chênh cho Buyer; </w:t>
+      </w:r>
+      <w:r>
+        <w:rPr>
+          <w:rFonts w:eastAsia="Consolas" w:cs="Consolas" w:ascii="Consolas" w:hAnsi="Consolas"/>
+          <w:b w:val="false"/>
+          <w:bCs w:val="false"/>
+          <w:i w:val="false"/>
+          <w:iCs w:val="false"/>
+          <w:color w:val="111827"/>
+          <w:sz w:val="19"/>
+          <w:szCs w:val="19"/>
+        </w:rPr>
+        <w:t>NON_CONFORMING</w:t>
+      </w:r>
+      <w:r>
+        <w:rPr>
+          <w:rFonts w:eastAsia="Calibri" w:cs="Calibri"/>
+          <w:b w:val="false"/>
+          <w:bCs w:val="false"/>
+          <w:i w:val="false"/>
+          <w:iCs w:val="false"/>
+          <w:color w:val="111827"/>
+          <w:sz w:val="21"/>
+          <w:szCs w:val="21"/>
+        </w:rPr>
+        <w:t xml:space="preserve"> là Seller breach, penalty base affected milestone, chỉ fail milestone, không auto-terminate; </w:t>
+      </w:r>
+      <w:r>
+        <w:rPr>
+          <w:rFonts w:eastAsia="Consolas" w:cs="Consolas" w:ascii="Consolas" w:hAnsi="Consolas"/>
+          <w:b w:val="false"/>
+          <w:bCs w:val="false"/>
+          <w:i w:val="false"/>
+          <w:iCs w:val="false"/>
+          <w:color w:val="111827"/>
+          <w:sz w:val="19"/>
+          <w:szCs w:val="19"/>
+        </w:rPr>
+        <w:t>INCONCLUSIVE</w:t>
+      </w:r>
+      <w:r>
+        <w:rPr>
+          <w:rFonts w:eastAsia="Calibri" w:cs="Calibri"/>
+          <w:b w:val="false"/>
+          <w:bCs w:val="false"/>
+          <w:i w:val="false"/>
+          <w:iCs w:val="false"/>
+          <w:color w:val="111827"/>
+          <w:sz w:val="21"/>
+          <w:szCs w:val="21"/>
+        </w:rPr>
+        <w:t xml:space="preserve"> đi reinspection/L2 không tự phát tiền/breach. Exact reject chỉ áp cho coffee </w:t>
+      </w:r>
+      <w:r>
+        <w:rPr>
+          <w:rFonts w:eastAsia="Consolas" w:cs="Consolas" w:ascii="Consolas" w:hAnsi="Consolas"/>
+          <w:b w:val="false"/>
+          <w:bCs w:val="false"/>
+          <w:i w:val="false"/>
+          <w:iCs w:val="false"/>
+          <w:color w:val="111827"/>
+          <w:sz w:val="19"/>
+          <w:szCs w:val="19"/>
+        </w:rPr>
+        <w:t>type</w:t>
+      </w:r>
+      <w:r>
+        <w:rPr>
+          <w:rFonts w:eastAsia="Calibri" w:cs="Calibri"/>
+          <w:b w:val="false"/>
+          <w:bCs w:val="false"/>
+          <w:i w:val="false"/>
+          <w:iCs w:val="false"/>
+          <w:color w:val="111827"/>
+          <w:sz w:val="21"/>
+          <w:szCs w:val="21"/>
+        </w:rPr>
+        <w:t xml:space="preserve">. Một quality resolution phát đúng một </w:t>
+      </w:r>
+      <w:r>
+        <w:rPr>
+          <w:rFonts w:eastAsia="Consolas" w:cs="Consolas" w:ascii="Consolas" w:hAnsi="Consolas"/>
+          <w:b w:val="false"/>
+          <w:bCs w:val="false"/>
+          <w:i w:val="false"/>
+          <w:iCs w:val="false"/>
+          <w:color w:val="111827"/>
+          <w:sz w:val="19"/>
+          <w:szCs w:val="19"/>
+        </w:rPr>
+        <w:t>remedy.finalized</w:t>
+      </w:r>
+      <w:r>
+        <w:rPr>
+          <w:rFonts w:eastAsia="Calibri" w:cs="Calibri"/>
+          <w:b w:val="false"/>
+          <w:bCs w:val="false"/>
+          <w:i w:val="false"/>
+          <w:iCs w:val="false"/>
+          <w:color w:val="111827"/>
+          <w:sz w:val="21"/>
+          <w:szCs w:val="21"/>
+        </w:rPr>
+        <w:t>.</w:t>
+      </w:r>
+    </w:p>
+    <w:p>
+      <w:pPr>
+        <w:pStyle w:val="Normal"/>
+        <w:spacing w:lineRule="auto" w:line="276" w:before="0" w:after="120"/>
+        <w:jc w:val="both"/>
+        <w:rPr/>
+      </w:pPr>
+      <w:r>
+        <w:rPr>
+          <w:rFonts w:eastAsia="Calibri" w:cs="Calibri"/>
+          <w:b w:val="false"/>
+          <w:bCs w:val="false"/>
+          <w:i w:val="false"/>
+          <w:iCs w:val="false"/>
+          <w:color w:val="111827"/>
+          <w:sz w:val="21"/>
+          <w:szCs w:val="21"/>
+        </w:rPr>
+        <w:t>Quy ước chung: kg/</w:t>
+      </w:r>
+      <w:r>
+        <w:rPr>
+          <w:rFonts w:eastAsia="Consolas" w:cs="Consolas" w:ascii="Consolas" w:hAnsi="Consolas"/>
+          <w:b w:val="false"/>
+          <w:bCs w:val="false"/>
+          <w:i w:val="false"/>
+          <w:iCs w:val="false"/>
+          <w:color w:val="111827"/>
+          <w:sz w:val="19"/>
+          <w:szCs w:val="19"/>
+        </w:rPr>
+        <w:t>unitOfMeasure = KG</w:t>
+      </w:r>
+      <w:r>
+        <w:rPr>
+          <w:rFonts w:eastAsia="Calibri" w:cs="Calibri"/>
+          <w:b w:val="false"/>
+          <w:bCs w:val="false"/>
+          <w:i w:val="false"/>
+          <w:iCs w:val="false"/>
+          <w:color w:val="111827"/>
+          <w:sz w:val="21"/>
+          <w:szCs w:val="21"/>
+        </w:rPr>
+        <w:t>; lưu UTC, deadline ICT (</w:t>
+      </w:r>
+      <w:r>
+        <w:rPr>
+          <w:rFonts w:eastAsia="Consolas" w:cs="Consolas" w:ascii="Consolas" w:hAnsi="Consolas"/>
+          <w:b w:val="false"/>
+          <w:bCs w:val="false"/>
+          <w:i w:val="false"/>
+          <w:iCs w:val="false"/>
+          <w:color w:val="111827"/>
+          <w:sz w:val="19"/>
+          <w:szCs w:val="19"/>
+        </w:rPr>
+        <w:t>Asia/Ho_Chi_Minh</w:t>
+      </w:r>
+      <w:r>
+        <w:rPr>
+          <w:rFonts w:eastAsia="Calibri" w:cs="Calibri"/>
+          <w:b w:val="false"/>
+          <w:bCs w:val="false"/>
+          <w:i w:val="false"/>
+          <w:iCs w:val="false"/>
+          <w:color w:val="111827"/>
+          <w:sz w:val="21"/>
+          <w:szCs w:val="21"/>
+        </w:rPr>
+        <w:t xml:space="preserve">) và ICT day-end, working days Monday-Friday trừ ngày lễ Việt Nam; money </w:t>
+      </w:r>
+      <w:r>
+        <w:rPr>
+          <w:rFonts w:eastAsia="Consolas" w:cs="Consolas" w:ascii="Consolas" w:hAnsi="Consolas"/>
+          <w:b w:val="false"/>
+          <w:bCs w:val="false"/>
+          <w:i w:val="false"/>
+          <w:iCs w:val="false"/>
+          <w:color w:val="111827"/>
+          <w:sz w:val="19"/>
+          <w:szCs w:val="19"/>
+        </w:rPr>
+        <w:t>DECIMAL(18,2)</w:t>
+      </w:r>
+      <w:r>
+        <w:rPr>
+          <w:rFonts w:eastAsia="Calibri" w:cs="Calibri"/>
+          <w:b w:val="false"/>
+          <w:bCs w:val="false"/>
+          <w:i w:val="false"/>
+          <w:iCs w:val="false"/>
+          <w:color w:val="111827"/>
+          <w:sz w:val="21"/>
+          <w:szCs w:val="21"/>
+        </w:rPr>
+        <w:t>/</w:t>
+      </w:r>
+      <w:r>
+        <w:rPr>
+          <w:rFonts w:eastAsia="Consolas" w:cs="Consolas" w:ascii="Consolas" w:hAnsi="Consolas"/>
+          <w:b w:val="false"/>
+          <w:bCs w:val="false"/>
+          <w:i w:val="false"/>
+          <w:iCs w:val="false"/>
+          <w:color w:val="111827"/>
+          <w:sz w:val="19"/>
+          <w:szCs w:val="19"/>
+        </w:rPr>
+        <w:t>HALF_UP</w:t>
+      </w:r>
+      <w:r>
+        <w:rPr>
+          <w:rFonts w:eastAsia="Calibri" w:cs="Calibri"/>
+          <w:b w:val="false"/>
+          <w:bCs w:val="false"/>
+          <w:i w:val="false"/>
+          <w:iCs w:val="false"/>
+          <w:color w:val="111827"/>
+          <w:sz w:val="21"/>
+          <w:szCs w:val="21"/>
+        </w:rPr>
+        <w:t xml:space="preserve">, chỉ contract-service round, bank không round lại. Money schema là decimal string đúng 2 fractional digits với </w:t>
+      </w:r>
+      <w:r>
+        <w:rPr>
+          <w:rFonts w:eastAsia="Consolas" w:cs="Consolas" w:ascii="Consolas" w:hAnsi="Consolas"/>
+          <w:b w:val="false"/>
+          <w:bCs w:val="false"/>
+          <w:i w:val="false"/>
+          <w:iCs w:val="false"/>
+          <w:color w:val="111827"/>
+          <w:sz w:val="19"/>
+          <w:szCs w:val="19"/>
+        </w:rPr>
+        <w:t>pattern</w:t>
+      </w:r>
+      <w:r>
+        <w:rPr>
+          <w:rFonts w:eastAsia="Calibri" w:cs="Calibri"/>
+          <w:b w:val="false"/>
+          <w:bCs w:val="false"/>
+          <w:i w:val="false"/>
+          <w:iCs w:val="false"/>
+          <w:color w:val="111827"/>
+          <w:sz w:val="21"/>
+          <w:szCs w:val="21"/>
+        </w:rPr>
+        <w:t xml:space="preserve"> và </w:t>
+      </w:r>
+      <w:r>
+        <w:rPr>
+          <w:rFonts w:eastAsia="Consolas" w:cs="Consolas" w:ascii="Consolas" w:hAnsi="Consolas"/>
+          <w:b w:val="false"/>
+          <w:bCs w:val="false"/>
+          <w:i w:val="false"/>
+          <w:iCs w:val="false"/>
+          <w:color w:val="111827"/>
+          <w:sz w:val="19"/>
+          <w:szCs w:val="19"/>
+        </w:rPr>
+        <w:t>maxLength</w:t>
+      </w:r>
+      <w:r>
+        <w:rPr>
+          <w:rFonts w:eastAsia="Calibri" w:cs="Calibri"/>
+          <w:b w:val="false"/>
+          <w:bCs w:val="false"/>
+          <w:i w:val="false"/>
+          <w:iCs w:val="false"/>
+          <w:color w:val="111827"/>
+          <w:sz w:val="21"/>
+          <w:szCs w:val="21"/>
+        </w:rPr>
+        <w:t xml:space="preserve"> 11/19; guardrail 100 milestones, 1,000,000 kg/milestone, delivered </w:t>
+      </w:r>
+      <w:r>
+        <w:rPr>
+          <w:rFonts w:eastAsia="Consolas" w:cs="Consolas" w:ascii="Consolas" w:hAnsi="Consolas"/>
+          <w:b w:val="false"/>
+          <w:bCs w:val="false"/>
+          <w:i w:val="false"/>
+          <w:iCs w:val="false"/>
+          <w:color w:val="111827"/>
+          <w:sz w:val="19"/>
+          <w:szCs w:val="19"/>
+        </w:rPr>
+        <w:t>exclusiveMinimum: 0</w:t>
+      </w:r>
+      <w:r>
+        <w:rPr>
+          <w:rFonts w:eastAsia="Calibri" w:cs="Calibri"/>
+          <w:b w:val="false"/>
+          <w:bCs w:val="false"/>
+          <w:i w:val="false"/>
+          <w:iCs w:val="false"/>
+          <w:color w:val="111827"/>
+          <w:sz w:val="21"/>
+          <w:szCs w:val="21"/>
+        </w:rPr>
+        <w:t xml:space="preserve">, measured/accepted </w:t>
+      </w:r>
+      <w:r>
+        <w:rPr>
+          <w:rFonts w:eastAsia="Consolas" w:cs="Consolas" w:ascii="Consolas" w:hAnsi="Consolas"/>
+          <w:b w:val="false"/>
+          <w:bCs w:val="false"/>
+          <w:i w:val="false"/>
+          <w:iCs w:val="false"/>
+          <w:color w:val="111827"/>
+          <w:sz w:val="19"/>
+          <w:szCs w:val="19"/>
+        </w:rPr>
+        <w:t>minimum: 0</w:t>
+      </w:r>
+      <w:r>
+        <w:rPr>
+          <w:rFonts w:eastAsia="Calibri" w:cs="Calibri"/>
+          <w:b w:val="false"/>
+          <w:bCs w:val="false"/>
+          <w:i w:val="false"/>
+          <w:iCs w:val="false"/>
+          <w:color w:val="111827"/>
+          <w:sz w:val="21"/>
+          <w:szCs w:val="21"/>
+        </w:rPr>
+        <w:t xml:space="preserve"> (accepted zero hợp lệ). Event catalog 50; lifecycle events </w:t>
+      </w:r>
+      <w:r>
+        <w:rPr>
+          <w:rFonts w:eastAsia="Consolas" w:cs="Consolas" w:ascii="Consolas" w:hAnsi="Consolas"/>
+          <w:b w:val="false"/>
+          <w:bCs w:val="false"/>
+          <w:i w:val="false"/>
+          <w:iCs w:val="false"/>
+          <w:color w:val="111827"/>
+          <w:sz w:val="19"/>
+          <w:szCs w:val="19"/>
+        </w:rPr>
+        <w:t>contract.created</w:t>
+      </w:r>
+      <w:r>
+        <w:rPr>
+          <w:rFonts w:eastAsia="Calibri" w:cs="Calibri"/>
+          <w:b w:val="false"/>
+          <w:bCs w:val="false"/>
+          <w:i w:val="false"/>
+          <w:iCs w:val="false"/>
+          <w:color w:val="111827"/>
+          <w:sz w:val="21"/>
+          <w:szCs w:val="21"/>
+        </w:rPr>
+        <w:t xml:space="preserve">, </w:t>
+      </w:r>
+      <w:r>
+        <w:rPr>
+          <w:rFonts w:eastAsia="Consolas" w:cs="Consolas" w:ascii="Consolas" w:hAnsi="Consolas"/>
+          <w:b w:val="false"/>
+          <w:bCs w:val="false"/>
+          <w:i w:val="false"/>
+          <w:iCs w:val="false"/>
+          <w:color w:val="111827"/>
+          <w:sz w:val="19"/>
+          <w:szCs w:val="19"/>
+        </w:rPr>
+        <w:t>contract.activated</w:t>
+      </w:r>
+      <w:r>
+        <w:rPr>
+          <w:rFonts w:eastAsia="Calibri" w:cs="Calibri"/>
+          <w:b w:val="false"/>
+          <w:bCs w:val="false"/>
+          <w:i w:val="false"/>
+          <w:iCs w:val="false"/>
+          <w:color w:val="111827"/>
+          <w:sz w:val="21"/>
+          <w:szCs w:val="21"/>
+        </w:rPr>
+        <w:t xml:space="preserve">, </w:t>
+      </w:r>
+      <w:r>
+        <w:rPr>
+          <w:rFonts w:eastAsia="Consolas" w:cs="Consolas" w:ascii="Consolas" w:hAnsi="Consolas"/>
+          <w:b w:val="false"/>
+          <w:bCs w:val="false"/>
+          <w:i w:val="false"/>
+          <w:iCs w:val="false"/>
+          <w:color w:val="111827"/>
+          <w:sz w:val="19"/>
+          <w:szCs w:val="19"/>
+        </w:rPr>
+        <w:t>contract.withdrawn</w:t>
+      </w:r>
+      <w:r>
+        <w:rPr>
+          <w:rFonts w:eastAsia="Calibri" w:cs="Calibri"/>
+          <w:b w:val="false"/>
+          <w:bCs w:val="false"/>
+          <w:i w:val="false"/>
+          <w:iCs w:val="false"/>
+          <w:color w:val="111827"/>
+          <w:sz w:val="21"/>
+          <w:szCs w:val="21"/>
+        </w:rPr>
+        <w:t xml:space="preserve">, </w:t>
+      </w:r>
+      <w:r>
+        <w:rPr>
+          <w:rFonts w:eastAsia="Consolas" w:cs="Consolas" w:ascii="Consolas" w:hAnsi="Consolas"/>
+          <w:b w:val="false"/>
+          <w:bCs w:val="false"/>
+          <w:i w:val="false"/>
+          <w:iCs w:val="false"/>
+          <w:color w:val="111827"/>
+          <w:sz w:val="19"/>
+          <w:szCs w:val="19"/>
+        </w:rPr>
+        <w:t>contract.activation_failed</w:t>
+      </w:r>
+      <w:r>
+        <w:rPr>
+          <w:rFonts w:eastAsia="Calibri" w:cs="Calibri"/>
+          <w:b w:val="false"/>
+          <w:bCs w:val="false"/>
+          <w:i w:val="false"/>
+          <w:iCs w:val="false"/>
+          <w:color w:val="111827"/>
+          <w:sz w:val="21"/>
+          <w:szCs w:val="21"/>
+        </w:rPr>
+        <w:t xml:space="preserve"> map contract-service -&gt; product-service; </w:t>
+      </w:r>
+      <w:r>
+        <w:rPr>
+          <w:rFonts w:eastAsia="Consolas" w:cs="Consolas" w:ascii="Consolas" w:hAnsi="Consolas"/>
+          <w:b w:val="false"/>
+          <w:bCs w:val="false"/>
+          <w:i w:val="false"/>
+          <w:iCs w:val="false"/>
+          <w:color w:val="111827"/>
+          <w:sz w:val="19"/>
+          <w:szCs w:val="19"/>
+        </w:rPr>
+        <w:t>contract.signed</w:t>
+      </w:r>
+      <w:r>
+        <w:rPr>
+          <w:rFonts w:eastAsia="Calibri" w:cs="Calibri"/>
+          <w:b w:val="false"/>
+          <w:bCs w:val="false"/>
+          <w:i w:val="false"/>
+          <w:iCs w:val="false"/>
+          <w:color w:val="111827"/>
+          <w:sz w:val="21"/>
+          <w:szCs w:val="21"/>
+        </w:rPr>
+        <w:t xml:space="preserve"> có </w:t>
+      </w:r>
+      <w:r>
+        <w:rPr>
+          <w:rFonts w:eastAsia="Consolas" w:cs="Consolas" w:ascii="Consolas" w:hAnsi="Consolas"/>
+          <w:b w:val="false"/>
+          <w:bCs w:val="false"/>
+          <w:i w:val="false"/>
+          <w:iCs w:val="false"/>
+          <w:color w:val="111827"/>
+          <w:sz w:val="19"/>
+          <w:szCs w:val="19"/>
+        </w:rPr>
+        <w:t>listingId</w:t>
+      </w:r>
+      <w:r>
+        <w:rPr>
+          <w:rFonts w:eastAsia="Calibri" w:cs="Calibri"/>
+          <w:b w:val="false"/>
+          <w:bCs w:val="false"/>
+          <w:i w:val="false"/>
+          <w:iCs w:val="false"/>
+          <w:color w:val="111827"/>
+          <w:sz w:val="21"/>
+          <w:szCs w:val="21"/>
+        </w:rPr>
+        <w:t xml:space="preserve">, </w:t>
+      </w:r>
+      <w:r>
+        <w:rPr>
+          <w:rFonts w:eastAsia="Consolas" w:cs="Consolas" w:ascii="Consolas" w:hAnsi="Consolas"/>
+          <w:b w:val="false"/>
+          <w:bCs w:val="false"/>
+          <w:i w:val="false"/>
+          <w:iCs w:val="false"/>
+          <w:color w:val="111827"/>
+          <w:sz w:val="19"/>
+          <w:szCs w:val="19"/>
+        </w:rPr>
+        <w:t>reservedQuantity</w:t>
+      </w:r>
+      <w:r>
+        <w:rPr>
+          <w:rFonts w:eastAsia="Calibri" w:cs="Calibri"/>
+          <w:b w:val="false"/>
+          <w:bCs w:val="false"/>
+          <w:i w:val="false"/>
+          <w:iCs w:val="false"/>
+          <w:color w:val="111827"/>
+          <w:sz w:val="21"/>
+          <w:szCs w:val="21"/>
+        </w:rPr>
+        <w:t xml:space="preserve">; </w:t>
+      </w:r>
+      <w:r>
+        <w:rPr>
+          <w:rFonts w:eastAsia="Consolas" w:cs="Consolas" w:ascii="Consolas" w:hAnsi="Consolas"/>
+          <w:b w:val="false"/>
+          <w:bCs w:val="false"/>
+          <w:i w:val="false"/>
+          <w:iCs w:val="false"/>
+          <w:color w:val="111827"/>
+          <w:sz w:val="19"/>
+          <w:szCs w:val="19"/>
+        </w:rPr>
+        <w:t>contract.document_generated</w:t>
+      </w:r>
+      <w:r>
+        <w:rPr>
+          <w:rFonts w:eastAsia="Calibri" w:cs="Calibri"/>
+          <w:b w:val="false"/>
+          <w:bCs w:val="false"/>
+          <w:i w:val="false"/>
+          <w:iCs w:val="false"/>
+          <w:color w:val="111827"/>
+          <w:sz w:val="21"/>
+          <w:szCs w:val="21"/>
+        </w:rPr>
+        <w:t xml:space="preserve"> commit metadata + hai hash của tài liệu. LegalProfile: LTM 301 cap 8%, LTM 266 ceiling 10x inspection fee, LTM 302/307 damages/penalty, BLDS 328/330 deposit/security; deposit classification vẫn cần lawyer confirmation.</w:t>
       </w:r>
     </w:p>
     <w:p>
@@ -7042,7 +9540,7 @@
         <w:spacing w:before="320" w:after="120"/>
         <w:rPr/>
       </w:pPr>
-      <w:bookmarkStart w:id="22" w:name="__RefHeading___Toc537_AgriContract"/>
+      <w:bookmarkStart w:id="22" w:name="__RefHeading___Toc740_AgriContract"/>
       <w:bookmarkEnd w:id="22"/>
       <w:r>
         <w:rPr>
@@ -7053,199 +9551,184 @@
           <w:sz w:val="30"/>
           <w:szCs w:val="30"/>
         </w:rPr>
-        <w:t>13. Known Limitations</w:t>
-      </w:r>
-    </w:p>
-    <w:p>
-      <w:pPr>
-        <w:pStyle w:val="ListParagraph"/>
-        <w:numPr>
-          <w:ilvl w:val="0"/>
-          <w:numId w:val="1"/>
-        </w:numPr>
-        <w:spacing w:lineRule="exact" w:line="276" w:before="0" w:after="60"/>
-        <w:rPr/>
-      </w:pPr>
-      <w:r>
-        <w:rPr>
-          <w:rFonts w:eastAsia="Calibri" w:cs="Calibri"/>
-          <w:b w:val="false"/>
-          <w:bCs w:val="false"/>
-          <w:i w:val="false"/>
-          <w:iCs w:val="false"/>
-          <w:color w:val="111827"/>
-          <w:sz w:val="21"/>
-          <w:szCs w:val="21"/>
-        </w:rPr>
-        <w:t>12 business services, API/event/schema và Verification Matrix là đặc tả thiết kế định hướng triển khai, chưa phải code/production đã chứng minh.</w:t>
-      </w:r>
-    </w:p>
-    <w:p>
-      <w:pPr>
-        <w:pStyle w:val="ListParagraph"/>
-        <w:numPr>
-          <w:ilvl w:val="0"/>
-          <w:numId w:val="1"/>
-        </w:numPr>
-        <w:spacing w:lineRule="exact" w:line="276" w:before="0" w:after="60"/>
-        <w:rPr/>
-      </w:pPr>
-      <w:r>
-        <w:rPr>
-          <w:rFonts w:eastAsia="Calibri" w:cs="Calibri"/>
-          <w:b w:val="false"/>
-          <w:bCs w:val="false"/>
-          <w:i w:val="false"/>
-          <w:iCs w:val="false"/>
-          <w:color w:val="111827"/>
-          <w:sz w:val="21"/>
-          <w:szCs w:val="21"/>
-        </w:rPr>
-        <w:t>Không tích hợp ngân hàng thật, CA chữ ký số, tổ chức inspection production, đối tác tín dụng hoặc cold rebuild analytics trong Phase 2 hiện tại.</w:t>
-      </w:r>
-    </w:p>
-    <w:p>
-      <w:pPr>
-        <w:pStyle w:val="ListParagraph"/>
-        <w:numPr>
-          <w:ilvl w:val="0"/>
-          <w:numId w:val="1"/>
-        </w:numPr>
-        <w:spacing w:lineRule="exact" w:line="276" w:before="0" w:after="60"/>
-        <w:rPr/>
-      </w:pPr>
-      <w:r>
-        <w:rPr>
-          <w:rFonts w:eastAsia="Calibri" w:cs="Calibri"/>
-          <w:b w:val="false"/>
-          <w:bCs w:val="false"/>
-          <w:i w:val="false"/>
-          <w:iCs w:val="false"/>
-          <w:color w:val="111827"/>
-          <w:sz w:val="21"/>
-          <w:szCs w:val="21"/>
-        </w:rPr>
-        <w:t>Không có full amendment; thay đổi sau ký dùng mutual replacement saga. Mutual termination chỉ cho toàn bộ remaining scope.</w:t>
-      </w:r>
-    </w:p>
-    <w:p>
-      <w:pPr>
-        <w:pStyle w:val="ListParagraph"/>
-        <w:numPr>
-          <w:ilvl w:val="0"/>
-          <w:numId w:val="1"/>
-        </w:numPr>
-        <w:spacing w:lineRule="exact" w:line="276" w:before="0" w:after="60"/>
-        <w:rPr/>
-      </w:pPr>
-      <w:r>
-        <w:rPr>
-          <w:rFonts w:eastAsia="Calibri" w:cs="Calibri"/>
-          <w:b w:val="false"/>
-          <w:bCs w:val="false"/>
-          <w:i w:val="false"/>
-          <w:iCs w:val="false"/>
-          <w:color w:val="111827"/>
-          <w:sz w:val="21"/>
-          <w:szCs w:val="21"/>
-        </w:rPr>
-        <w:t>Không tự xử lý logistics, kế toán, bảo hiểm, due-diligence statement EUDR hay phán quyết pháp lý.</w:t>
-      </w:r>
-    </w:p>
-    <w:p>
-      <w:pPr>
-        <w:pStyle w:val="ListParagraph"/>
-        <w:numPr>
-          <w:ilvl w:val="0"/>
-          <w:numId w:val="1"/>
-        </w:numPr>
-        <w:spacing w:lineRule="exact" w:line="276" w:before="0" w:after="60"/>
-        <w:rPr/>
-      </w:pPr>
-      <w:r>
-        <w:rPr>
-          <w:rFonts w:eastAsia="Calibri" w:cs="Calibri"/>
-          <w:b w:val="false"/>
-          <w:bCs w:val="false"/>
-          <w:i w:val="false"/>
-          <w:iCs w:val="false"/>
-          <w:color w:val="111827"/>
-          <w:sz w:val="21"/>
-          <w:szCs w:val="21"/>
-        </w:rPr>
-        <w:t>Baseline rừng, plot overlap và yield anomaly là signal/review support; không tự kết luận gian lận hoặc factual truth.</w:t>
-      </w:r>
-    </w:p>
-    <w:p>
-      <w:pPr>
-        <w:pStyle w:val="ListParagraph"/>
-        <w:numPr>
-          <w:ilvl w:val="0"/>
-          <w:numId w:val="1"/>
-        </w:numPr>
-        <w:spacing w:lineRule="exact" w:line="276" w:before="0" w:after="60"/>
-        <w:rPr/>
-      </w:pPr>
-      <w:r>
-        <w:rPr>
-          <w:rFonts w:eastAsia="Calibri" w:cs="Calibri"/>
-          <w:b w:val="false"/>
-          <w:bCs w:val="false"/>
-          <w:i w:val="false"/>
-          <w:iCs w:val="false"/>
-          <w:color w:val="111827"/>
-          <w:sz w:val="21"/>
-          <w:szCs w:val="21"/>
-        </w:rPr>
-        <w:t>Pricing scrape/manual có rủi ro độ trễ/nguồn; không phải indexed settlement engine đã hoàn chỉnh.</w:t>
-      </w:r>
-    </w:p>
-    <w:p>
-      <w:pPr>
-        <w:pStyle w:val="ListParagraph"/>
-        <w:numPr>
-          <w:ilvl w:val="0"/>
-          <w:numId w:val="1"/>
-        </w:numPr>
-        <w:spacing w:lineRule="exact" w:line="276" w:before="0" w:after="60"/>
-        <w:rPr/>
-      </w:pPr>
-      <w:r>
-        <w:rPr>
-          <w:rFonts w:eastAsia="Calibri" w:cs="Calibri"/>
-          <w:b w:val="false"/>
-          <w:bCs w:val="false"/>
-          <w:i w:val="false"/>
-          <w:iCs w:val="false"/>
-          <w:color w:val="111827"/>
-          <w:sz w:val="21"/>
-          <w:szCs w:val="21"/>
-        </w:rPr>
-        <w:t>External verifier emergency lock là control hẹp; không loại bỏ rủi ro thông đồng và không thay DR/separation of duties.</w:t>
-      </w:r>
-    </w:p>
-    <w:p>
-      <w:pPr>
-        <w:pStyle w:val="ListParagraph"/>
-        <w:numPr>
-          <w:ilvl w:val="0"/>
-          <w:numId w:val="1"/>
-        </w:numPr>
-        <w:spacing w:lineRule="exact" w:line="276" w:before="0" w:after="60"/>
-        <w:rPr/>
-      </w:pPr>
-      <w:r>
-        <w:rPr>
-          <w:rFonts w:eastAsia="Calibri" w:cs="Calibri"/>
-          <w:b w:val="false"/>
-          <w:bCs w:val="false"/>
-          <w:i w:val="false"/>
-          <w:iCs w:val="false"/>
-          <w:color w:val="111827"/>
-          <w:sz w:val="21"/>
-          <w:szCs w:val="21"/>
-        </w:rPr>
-        <w:t>Data retention/cross-border/PII, mẫu contract và legal classification phải được validation trước deployment thật.</w:t>
+        <w:t>12. Current Scope</w:t>
+      </w:r>
+    </w:p>
+    <w:p>
+      <w:pPr>
+        <w:pStyle w:val="Normal"/>
+        <w:spacing w:lineRule="auto" w:line="276" w:before="0" w:after="120"/>
+        <w:jc w:val="both"/>
+        <w:rPr/>
+      </w:pPr>
+      <w:r>
+        <w:rPr>
+          <w:rFonts w:eastAsia="Calibri" w:cs="Calibri"/>
+          <w:b w:val="false"/>
+          <w:bCs w:val="false"/>
+          <w:i w:val="false"/>
+          <w:iCs w:val="false"/>
+          <w:color w:val="111827"/>
+          <w:sz w:val="21"/>
+          <w:szCs w:val="21"/>
+        </w:rPr>
+        <w:t xml:space="preserve">Đồ án bao phủ contract layer cho giao dịch cà phê B2B nội địa Việt Nam: listing/offer, template </w:t>
+      </w:r>
+      <w:r>
+        <w:rPr>
+          <w:rFonts w:eastAsia="Consolas" w:cs="Consolas" w:ascii="Consolas" w:hAnsi="Consolas"/>
+          <w:b w:val="false"/>
+          <w:bCs w:val="false"/>
+          <w:i w:val="false"/>
+          <w:iCs w:val="false"/>
+          <w:color w:val="111827"/>
+          <w:sz w:val="19"/>
+          <w:szCs w:val="19"/>
+        </w:rPr>
+        <w:t>VN_COFFEE_B2B</w:t>
+      </w:r>
+      <w:r>
+        <w:rPr>
+          <w:rFonts w:eastAsia="Calibri" w:cs="Calibri"/>
+          <w:b w:val="false"/>
+          <w:bCs w:val="false"/>
+          <w:i w:val="false"/>
+          <w:iCs w:val="false"/>
+          <w:color w:val="111827"/>
+          <w:sz w:val="21"/>
+          <w:szCs w:val="21"/>
+        </w:rPr>
+        <w:t xml:space="preserve">, consent + hai chữ ký, buyer/seller deposit, milestone funding, delivery/inspection, attribution/remedy, reputation, audit/evidence, tài liệu PDF bất biến, notification, pricing tham chiếu, file intake, governance và các projection analytics liên quan. Luồng canonical phân biệt </w:t>
+      </w:r>
+      <w:r>
+        <w:rPr>
+          <w:rFonts w:eastAsia="Consolas" w:cs="Consolas" w:ascii="Consolas" w:hAnsi="Consolas"/>
+          <w:b w:val="false"/>
+          <w:bCs w:val="false"/>
+          <w:i w:val="false"/>
+          <w:iCs w:val="false"/>
+          <w:color w:val="111827"/>
+          <w:sz w:val="19"/>
+          <w:szCs w:val="19"/>
+        </w:rPr>
+        <w:t>requestedBy</w:t>
+      </w:r>
+      <w:r>
+        <w:rPr>
+          <w:rFonts w:eastAsia="Calibri" w:cs="Calibri"/>
+          <w:b w:val="false"/>
+          <w:bCs w:val="false"/>
+          <w:i w:val="false"/>
+          <w:iCs w:val="false"/>
+          <w:color w:val="111827"/>
+          <w:sz w:val="21"/>
+          <w:szCs w:val="21"/>
+        </w:rPr>
+        <w:t xml:space="preserve">, allegation và </w:t>
+      </w:r>
+      <w:r>
+        <w:rPr>
+          <w:rFonts w:eastAsia="Consolas" w:cs="Consolas" w:ascii="Consolas" w:hAnsi="Consolas"/>
+          <w:b w:val="false"/>
+          <w:bCs w:val="false"/>
+          <w:i w:val="false"/>
+          <w:iCs w:val="false"/>
+          <w:color w:val="111827"/>
+          <w:sz w:val="19"/>
+          <w:szCs w:val="19"/>
+        </w:rPr>
+        <w:t>finalBreachingRole</w:t>
+      </w:r>
+      <w:r>
+        <w:rPr>
+          <w:rFonts w:eastAsia="Calibri" w:cs="Calibri"/>
+          <w:b w:val="false"/>
+          <w:bCs w:val="false"/>
+          <w:i w:val="false"/>
+          <w:iCs w:val="false"/>
+          <w:color w:val="111827"/>
+          <w:sz w:val="21"/>
+          <w:szCs w:val="21"/>
+        </w:rPr>
+        <w:t xml:space="preserve">; termination/remedy/quality-resolution money và negative reputation chỉ phản ứng với </w:t>
+      </w:r>
+      <w:r>
+        <w:rPr>
+          <w:rFonts w:eastAsia="Consolas" w:cs="Consolas" w:ascii="Consolas" w:hAnsi="Consolas"/>
+          <w:b w:val="false"/>
+          <w:bCs w:val="false"/>
+          <w:i w:val="false"/>
+          <w:iCs w:val="false"/>
+          <w:color w:val="111827"/>
+          <w:sz w:val="19"/>
+          <w:szCs w:val="19"/>
+        </w:rPr>
+        <w:t>remedy.finalized</w:t>
+      </w:r>
+      <w:r>
+        <w:rPr>
+          <w:rFonts w:eastAsia="Calibri" w:cs="Calibri"/>
+          <w:b w:val="false"/>
+          <w:bCs w:val="false"/>
+          <w:i w:val="false"/>
+          <w:iCs w:val="false"/>
+          <w:color w:val="111827"/>
+          <w:sz w:val="21"/>
+          <w:szCs w:val="21"/>
+        </w:rPr>
+        <w:t xml:space="preserve">, còn clean-path per-milestone money đi qua </w:t>
+      </w:r>
+      <w:r>
+        <w:rPr>
+          <w:rFonts w:eastAsia="Consolas" w:cs="Consolas" w:ascii="Consolas" w:hAnsi="Consolas"/>
+          <w:b w:val="false"/>
+          <w:bCs w:val="false"/>
+          <w:i w:val="false"/>
+          <w:iCs w:val="false"/>
+          <w:color w:val="111827"/>
+          <w:sz w:val="19"/>
+          <w:szCs w:val="19"/>
+        </w:rPr>
+        <w:t>milestone.settled</w:t>
+      </w:r>
+      <w:r>
+        <w:rPr>
+          <w:rFonts w:eastAsia="Calibri" w:cs="Calibri"/>
+          <w:b w:val="false"/>
+          <w:bCs w:val="false"/>
+          <w:i w:val="false"/>
+          <w:iCs w:val="false"/>
+          <w:color w:val="111827"/>
+          <w:sz w:val="21"/>
+          <w:szCs w:val="21"/>
+        </w:rPr>
+        <w:t xml:space="preserve">; terminal lifecycle yêu cầu expected remedy legs hoàn tất và remaining lock bằng </w:t>
+      </w:r>
+      <w:r>
+        <w:rPr>
+          <w:rFonts w:eastAsia="Consolas" w:cs="Consolas" w:ascii="Consolas" w:hAnsi="Consolas"/>
+          <w:b w:val="false"/>
+          <w:bCs w:val="false"/>
+          <w:i w:val="false"/>
+          <w:iCs w:val="false"/>
+          <w:color w:val="111827"/>
+          <w:sz w:val="19"/>
+          <w:szCs w:val="19"/>
+        </w:rPr>
+        <w:t>0.00</w:t>
+      </w:r>
+      <w:r>
+        <w:rPr>
+          <w:rFonts w:eastAsia="Calibri" w:cs="Calibri"/>
+          <w:b w:val="false"/>
+          <w:bCs w:val="false"/>
+          <w:i w:val="false"/>
+          <w:iCs w:val="false"/>
+          <w:color w:val="111827"/>
+          <w:sz w:val="21"/>
+          <w:szCs w:val="21"/>
+        </w:rPr>
+        <w:t>.</w:t>
       </w:r>
     </w:p>
     <w:p>
@@ -7257,7 +9740,7 @@
         <w:spacing w:before="320" w:after="120"/>
         <w:rPr/>
       </w:pPr>
-      <w:bookmarkStart w:id="23" w:name="__RefHeading___Toc539_AgriContract"/>
+      <w:bookmarkStart w:id="23" w:name="__RefHeading___Toc742_AgriContract"/>
       <w:bookmarkEnd w:id="23"/>
       <w:r>
         <w:rPr>
@@ -7268,7 +9751,7 @@
           <w:sz w:val="30"/>
           <w:szCs w:val="30"/>
         </w:rPr>
-        <w:t>14. Future Work</w:t>
+        <w:t>13. Known Limitations</w:t>
       </w:r>
     </w:p>
     <w:p>
@@ -7278,21 +9761,21 @@
           <w:ilvl w:val="0"/>
           <w:numId w:val="1"/>
         </w:numPr>
-        <w:spacing w:lineRule="exact" w:line="276" w:before="0" w:after="60"/>
-        <w:rPr/>
-      </w:pPr>
-      <w:r>
-        <w:rPr>
-          <w:rFonts w:eastAsia="Calibri" w:cs="Calibri"/>
-          <w:b w:val="false"/>
-          <w:bCs w:val="false"/>
-          <w:i w:val="false"/>
-          <w:iCs w:val="false"/>
-          <w:color w:val="111827"/>
-          <w:sz w:val="21"/>
-          <w:szCs w:val="21"/>
-        </w:rPr>
-        <w:t>Productionize custodian/ngân hàng, CA/WebAuthn, inspection/accreditation, email/price adapters và OpenTimestamps anchoring.</w:t>
+        <w:spacing w:lineRule="auto" w:line="276" w:before="0" w:after="60"/>
+        <w:rPr/>
+      </w:pPr>
+      <w:r>
+        <w:rPr>
+          <w:rFonts w:eastAsia="Calibri" w:cs="Calibri"/>
+          <w:b w:val="false"/>
+          <w:bCs w:val="false"/>
+          <w:i w:val="false"/>
+          <w:iCs w:val="false"/>
+          <w:color w:val="111827"/>
+          <w:sz w:val="21"/>
+          <w:szCs w:val="21"/>
+        </w:rPr>
+        <w:t>12 business services, API/event/schema và Verification Matrix là thiết kế implementation-ready, chưa phải code/production đã chứng minh.</w:t>
       </w:r>
     </w:p>
     <w:p>
@@ -7302,21 +9785,21 @@
           <w:ilvl w:val="0"/>
           <w:numId w:val="1"/>
         </w:numPr>
-        <w:spacing w:lineRule="exact" w:line="276" w:before="0" w:after="60"/>
-        <w:rPr/>
-      </w:pPr>
-      <w:r>
-        <w:rPr>
-          <w:rFonts w:eastAsia="Calibri" w:cs="Calibri"/>
-          <w:b w:val="false"/>
-          <w:bCs w:val="false"/>
-          <w:i w:val="false"/>
-          <w:iCs w:val="false"/>
-          <w:color w:val="111827"/>
-          <w:sz w:val="21"/>
-          <w:szCs w:val="21"/>
-        </w:rPr>
-        <w:t>Bổ sung ContractVersion amendment, notice–cure–remedy đầy đủ, quality-indexed settlement và payment/security package mở rộng.</w:t>
+        <w:spacing w:lineRule="auto" w:line="276" w:before="0" w:after="60"/>
+        <w:rPr/>
+      </w:pPr>
+      <w:r>
+        <w:rPr>
+          <w:rFonts w:eastAsia="Calibri" w:cs="Calibri"/>
+          <w:b w:val="false"/>
+          <w:bCs w:val="false"/>
+          <w:i w:val="false"/>
+          <w:iCs w:val="false"/>
+          <w:color w:val="111827"/>
+          <w:sz w:val="21"/>
+          <w:szCs w:val="21"/>
+        </w:rPr>
+        <w:t>Không tích hợp ngân hàng thật, CA chữ ký số, tổ chức inspection production, đối tác tín dụng hoặc cold rebuild analytics trong đồ án hiện tại.</w:t>
       </w:r>
     </w:p>
     <w:p>
@@ -7326,21 +9809,21 @@
           <w:ilvl w:val="0"/>
           <w:numId w:val="1"/>
         </w:numPr>
-        <w:spacing w:lineRule="exact" w:line="276" w:before="0" w:after="60"/>
-        <w:rPr/>
-      </w:pPr>
-      <w:r>
-        <w:rPr>
-          <w:rFonts w:eastAsia="Calibri" w:cs="Calibri"/>
-          <w:b w:val="false"/>
-          <w:bCs w:val="false"/>
-          <w:i w:val="false"/>
-          <w:iCs w:val="false"/>
-          <w:color w:val="111827"/>
-          <w:sz w:val="21"/>
-          <w:szCs w:val="21"/>
-        </w:rPr>
-        <w:t>Hoàn thiện mTLS/KMS/HSM, separation of duties, deployment attestation, DR/scale và cross-border/ND13 controls.</w:t>
+        <w:spacing w:lineRule="auto" w:line="276" w:before="0" w:after="60"/>
+        <w:rPr/>
+      </w:pPr>
+      <w:r>
+        <w:rPr>
+          <w:rFonts w:eastAsia="Calibri" w:cs="Calibri"/>
+          <w:b w:val="false"/>
+          <w:bCs w:val="false"/>
+          <w:i w:val="false"/>
+          <w:iCs w:val="false"/>
+          <w:color w:val="111827"/>
+          <w:sz w:val="21"/>
+          <w:szCs w:val="21"/>
+        </w:rPr>
+        <w:t>Không có full amendment; thay đổi sau ký dùng mutual replacement saga. Mutual termination chỉ cho toàn bộ remaining scope.</w:t>
       </w:r>
     </w:p>
     <w:p>
@@ -7350,21 +9833,117 @@
           <w:ilvl w:val="0"/>
           <w:numId w:val="1"/>
         </w:numPr>
-        <w:spacing w:lineRule="exact" w:line="276" w:before="0" w:after="60"/>
-        <w:rPr/>
-      </w:pPr>
-      <w:r>
-        <w:rPr>
-          <w:rFonts w:eastAsia="Calibri" w:cs="Calibri"/>
-          <w:b w:val="false"/>
-          <w:bCs w:val="false"/>
-          <w:i w:val="false"/>
-          <w:iCs w:val="false"/>
-          <w:color w:val="111827"/>
-          <w:sz w:val="21"/>
-          <w:szCs w:val="21"/>
-        </w:rPr>
-        <w:t>Tự động hoá giá cao su quốc tế sau khi chốt chuẩn hoá đơn vị/tỷ giá; tích hợp logistics/3PL khi có đối tác thật.</w:t>
+        <w:spacing w:lineRule="auto" w:line="276" w:before="0" w:after="60"/>
+        <w:rPr/>
+      </w:pPr>
+      <w:r>
+        <w:rPr>
+          <w:rFonts w:eastAsia="Calibri" w:cs="Calibri"/>
+          <w:b w:val="false"/>
+          <w:bCs w:val="false"/>
+          <w:i w:val="false"/>
+          <w:iCs w:val="false"/>
+          <w:color w:val="111827"/>
+          <w:sz w:val="21"/>
+          <w:szCs w:val="21"/>
+        </w:rPr>
+        <w:t>Không tự xử lý logistics, kế toán, bảo hiểm, due-diligence statement EUDR hay phán quyết pháp lý.</w:t>
+      </w:r>
+    </w:p>
+    <w:p>
+      <w:pPr>
+        <w:pStyle w:val="ListParagraph"/>
+        <w:numPr>
+          <w:ilvl w:val="0"/>
+          <w:numId w:val="1"/>
+        </w:numPr>
+        <w:spacing w:lineRule="auto" w:line="276" w:before="0" w:after="60"/>
+        <w:rPr/>
+      </w:pPr>
+      <w:r>
+        <w:rPr>
+          <w:rFonts w:eastAsia="Calibri" w:cs="Calibri"/>
+          <w:b w:val="false"/>
+          <w:bCs w:val="false"/>
+          <w:i w:val="false"/>
+          <w:iCs w:val="false"/>
+          <w:color w:val="111827"/>
+          <w:sz w:val="21"/>
+          <w:szCs w:val="21"/>
+        </w:rPr>
+        <w:t>Baseline rừng, plot overlap và yield anomaly là signal/review support; không tự kết luận gian lận hoặc factual truth.</w:t>
+      </w:r>
+    </w:p>
+    <w:p>
+      <w:pPr>
+        <w:pStyle w:val="ListParagraph"/>
+        <w:numPr>
+          <w:ilvl w:val="0"/>
+          <w:numId w:val="1"/>
+        </w:numPr>
+        <w:spacing w:lineRule="auto" w:line="276" w:before="0" w:after="60"/>
+        <w:rPr/>
+      </w:pPr>
+      <w:r>
+        <w:rPr>
+          <w:rFonts w:eastAsia="Calibri" w:cs="Calibri"/>
+          <w:b w:val="false"/>
+          <w:bCs w:val="false"/>
+          <w:i w:val="false"/>
+          <w:iCs w:val="false"/>
+          <w:color w:val="111827"/>
+          <w:sz w:val="21"/>
+          <w:szCs w:val="21"/>
+        </w:rPr>
+        <w:t>Pricing scrape/manual có rủi ro độ trễ/nguồn; không phải indexed settlement engine đã hoàn chỉnh.</w:t>
+      </w:r>
+    </w:p>
+    <w:p>
+      <w:pPr>
+        <w:pStyle w:val="ListParagraph"/>
+        <w:numPr>
+          <w:ilvl w:val="0"/>
+          <w:numId w:val="1"/>
+        </w:numPr>
+        <w:spacing w:lineRule="auto" w:line="276" w:before="0" w:after="60"/>
+        <w:rPr/>
+      </w:pPr>
+      <w:r>
+        <w:rPr>
+          <w:rFonts w:eastAsia="Calibri" w:cs="Calibri"/>
+          <w:b w:val="false"/>
+          <w:bCs w:val="false"/>
+          <w:i w:val="false"/>
+          <w:iCs w:val="false"/>
+          <w:color w:val="111827"/>
+          <w:sz w:val="21"/>
+          <w:szCs w:val="21"/>
+        </w:rPr>
+        <w:t>External verifier emergency lock là control hẹp; không loại bỏ rủi ro thông đồng và không thay DR/separation of duties.</w:t>
+      </w:r>
+    </w:p>
+    <w:p>
+      <w:pPr>
+        <w:pStyle w:val="ListParagraph"/>
+        <w:numPr>
+          <w:ilvl w:val="0"/>
+          <w:numId w:val="1"/>
+        </w:numPr>
+        <w:spacing w:lineRule="auto" w:line="276" w:before="0" w:after="60"/>
+        <w:rPr/>
+      </w:pPr>
+      <w:r>
+        <w:rPr>
+          <w:rFonts w:eastAsia="Calibri" w:cs="Calibri"/>
+          <w:b w:val="false"/>
+          <w:bCs w:val="false"/>
+          <w:i w:val="false"/>
+          <w:iCs w:val="false"/>
+          <w:color w:val="111827"/>
+          <w:sz w:val="21"/>
+          <w:szCs w:val="21"/>
+        </w:rPr>
+        <w:t>Data retention/cross-border/PII, mẫu contract và legal classification phải được validation trước deployment thật.</w:t>
       </w:r>
     </w:p>
     <w:p>
@@ -7376,7 +9955,7 @@
         <w:spacing w:before="320" w:after="120"/>
         <w:rPr/>
       </w:pPr>
-      <w:bookmarkStart w:id="24" w:name="__RefHeading___Toc541_AgriContract"/>
+      <w:bookmarkStart w:id="24" w:name="__RefHeading___Toc744_AgriContract"/>
       <w:bookmarkEnd w:id="24"/>
       <w:r>
         <w:rPr>
@@ -7387,13 +9966,132 @@
           <w:sz w:val="30"/>
           <w:szCs w:val="30"/>
         </w:rPr>
+        <w:t>14. Future Work</w:t>
+      </w:r>
+    </w:p>
+    <w:p>
+      <w:pPr>
+        <w:pStyle w:val="ListParagraph"/>
+        <w:numPr>
+          <w:ilvl w:val="0"/>
+          <w:numId w:val="1"/>
+        </w:numPr>
+        <w:spacing w:lineRule="auto" w:line="276" w:before="0" w:after="60"/>
+        <w:rPr/>
+      </w:pPr>
+      <w:r>
+        <w:rPr>
+          <w:rFonts w:eastAsia="Calibri" w:cs="Calibri"/>
+          <w:b w:val="false"/>
+          <w:bCs w:val="false"/>
+          <w:i w:val="false"/>
+          <w:iCs w:val="false"/>
+          <w:color w:val="111827"/>
+          <w:sz w:val="21"/>
+          <w:szCs w:val="21"/>
+        </w:rPr>
+        <w:t>Productionize custodian/ngân hàng, CA/WebAuthn, inspection/accreditation, email/price adapters và OpenTimestamps anchoring.</w:t>
+      </w:r>
+    </w:p>
+    <w:p>
+      <w:pPr>
+        <w:pStyle w:val="ListParagraph"/>
+        <w:numPr>
+          <w:ilvl w:val="0"/>
+          <w:numId w:val="1"/>
+        </w:numPr>
+        <w:spacing w:lineRule="auto" w:line="276" w:before="0" w:after="60"/>
+        <w:rPr/>
+      </w:pPr>
+      <w:r>
+        <w:rPr>
+          <w:rFonts w:eastAsia="Calibri" w:cs="Calibri"/>
+          <w:b w:val="false"/>
+          <w:bCs w:val="false"/>
+          <w:i w:val="false"/>
+          <w:iCs w:val="false"/>
+          <w:color w:val="111827"/>
+          <w:sz w:val="21"/>
+          <w:szCs w:val="21"/>
+        </w:rPr>
+        <w:t>Bổ sung ContractVersion amendment, notice–cure–remedy đầy đủ, quality-indexed settlement và payment/security package mở rộng.</w:t>
+      </w:r>
+    </w:p>
+    <w:p>
+      <w:pPr>
+        <w:pStyle w:val="ListParagraph"/>
+        <w:numPr>
+          <w:ilvl w:val="0"/>
+          <w:numId w:val="1"/>
+        </w:numPr>
+        <w:spacing w:lineRule="auto" w:line="276" w:before="0" w:after="60"/>
+        <w:rPr/>
+      </w:pPr>
+      <w:r>
+        <w:rPr>
+          <w:rFonts w:eastAsia="Calibri" w:cs="Calibri"/>
+          <w:b w:val="false"/>
+          <w:bCs w:val="false"/>
+          <w:i w:val="false"/>
+          <w:iCs w:val="false"/>
+          <w:color w:val="111827"/>
+          <w:sz w:val="21"/>
+          <w:szCs w:val="21"/>
+        </w:rPr>
+        <w:t>Hoàn thiện mTLS/KMS/HSM, separation of duties, deployment attestation, DR/scale và cross-border/ND13 controls.</w:t>
+      </w:r>
+    </w:p>
+    <w:p>
+      <w:pPr>
+        <w:pStyle w:val="ListParagraph"/>
+        <w:numPr>
+          <w:ilvl w:val="0"/>
+          <w:numId w:val="1"/>
+        </w:numPr>
+        <w:spacing w:lineRule="auto" w:line="276" w:before="0" w:after="60"/>
+        <w:rPr/>
+      </w:pPr>
+      <w:r>
+        <w:rPr>
+          <w:rFonts w:eastAsia="Calibri" w:cs="Calibri"/>
+          <w:b w:val="false"/>
+          <w:bCs w:val="false"/>
+          <w:i w:val="false"/>
+          <w:iCs w:val="false"/>
+          <w:color w:val="111827"/>
+          <w:sz w:val="21"/>
+          <w:szCs w:val="21"/>
+        </w:rPr>
+        <w:t>Nghiên cứu mở rộng commodity sau cà phê bằng template, quality profile, nguồn giá và verification matrix riêng; tích hợp logistics/3PL khi có đối tác thật.</w:t>
+      </w:r>
+    </w:p>
+    <w:p>
+      <w:pPr>
+        <w:pStyle w:val="Heading1"/>
+        <w:pBdr>
+          <w:bottom w:val="single" w:sz="6" w:space="6" w:color="D1D5DB"/>
+        </w:pBdr>
+        <w:spacing w:before="320" w:after="120"/>
+        <w:rPr/>
+      </w:pPr>
+      <w:bookmarkStart w:id="25" w:name="__RefHeading___Toc746_AgriContract"/>
+      <w:bookmarkEnd w:id="25"/>
+      <w:r>
+        <w:rPr>
+          <w:rFonts w:eastAsia="Calibri" w:cs="Calibri" w:ascii="Calibri" w:hAnsi="Calibri"/>
+          <w:b/>
+          <w:bCs/>
+          <w:color w:val="1F2A37"/>
+          <w:sz w:val="30"/>
+          <w:szCs w:val="30"/>
+        </w:rPr>
         <w:t>15. Danh mục nguồn tham khảo</w:t>
       </w:r>
     </w:p>
     <w:p>
       <w:pPr>
         <w:pStyle w:val="Normal"/>
-        <w:spacing w:lineRule="exact" w:line="276" w:before="0" w:after="120"/>
+        <w:spacing w:lineRule="auto" w:line="276" w:before="0" w:after="120"/>
         <w:jc w:val="both"/>
         <w:rPr/>
       </w:pPr>
@@ -7414,7 +10112,7 @@
     <w:p>
       <w:pPr>
         <w:pStyle w:val="Normal"/>
-        <w:spacing w:lineRule="exact" w:line="276" w:before="0" w:after="120"/>
+        <w:spacing w:lineRule="auto" w:line="276" w:before="0" w:after="120"/>
         <w:jc w:val="both"/>
         <w:rPr/>
       </w:pPr>
@@ -7435,7 +10133,7 @@
     <w:p>
       <w:pPr>
         <w:pStyle w:val="Normal"/>
-        <w:spacing w:lineRule="exact" w:line="276" w:before="0" w:after="120"/>
+        <w:spacing w:lineRule="auto" w:line="276" w:before="0" w:after="120"/>
         <w:jc w:val="both"/>
         <w:rPr/>
       </w:pPr>
@@ -7456,7 +10154,7 @@
     <w:p>
       <w:pPr>
         <w:pStyle w:val="Normal"/>
-        <w:spacing w:lineRule="exact" w:line="276" w:before="0" w:after="120"/>
+        <w:spacing w:lineRule="auto" w:line="276" w:before="0" w:after="120"/>
         <w:jc w:val="both"/>
         <w:rPr/>
       </w:pPr>
@@ -7477,7 +10175,7 @@
     <w:p>
       <w:pPr>
         <w:pStyle w:val="Normal"/>
-        <w:spacing w:lineRule="exact" w:line="276" w:before="0" w:after="120"/>
+        <w:spacing w:lineRule="auto" w:line="276" w:before="0" w:after="120"/>
         <w:jc w:val="both"/>
         <w:rPr/>
       </w:pPr>
@@ -7498,7 +10196,7 @@
     <w:p>
       <w:pPr>
         <w:pStyle w:val="Normal"/>
-        <w:spacing w:lineRule="exact" w:line="276" w:before="0" w:after="120"/>
+        <w:spacing w:lineRule="auto" w:line="276" w:before="0" w:after="120"/>
         <w:jc w:val="both"/>
         <w:rPr/>
       </w:pPr>
@@ -7519,7 +10217,7 @@
     <w:p>
       <w:pPr>
         <w:pStyle w:val="Normal"/>
-        <w:spacing w:lineRule="exact" w:line="276" w:before="0" w:after="120"/>
+        <w:spacing w:lineRule="auto" w:line="276" w:before="0" w:after="120"/>
         <w:jc w:val="both"/>
         <w:rPr/>
       </w:pPr>
@@ -7540,7 +10238,7 @@
     <w:p>
       <w:pPr>
         <w:pStyle w:val="Normal"/>
-        <w:spacing w:lineRule="exact" w:line="276" w:before="0" w:after="120"/>
+        <w:spacing w:lineRule="auto" w:line="276" w:before="0" w:after="120"/>
         <w:jc w:val="both"/>
         <w:rPr/>
       </w:pPr>
@@ -7561,7 +10259,7 @@
     <w:p>
       <w:pPr>
         <w:pStyle w:val="Normal"/>
-        <w:spacing w:lineRule="exact" w:line="276" w:before="0" w:after="120"/>
+        <w:spacing w:lineRule="auto" w:line="276" w:before="0" w:after="120"/>
         <w:jc w:val="both"/>
         <w:rPr/>
       </w:pPr>
@@ -7624,14 +10322,14 @@
       <w:pgNumType w:fmt="decimal"/>
       <w:formProt w:val="false"/>
       <w:textDirection w:val="lrTb"/>
-      <w:docGrid w:type="default" w:linePitch="360" w:charSpace="6143"/>
+      <w:docGrid w:type="default" w:linePitch="360" w:charSpace="0"/>
     </w:sectPr>
   </w:body>
 </w:document>
 </file>
 
 <file path=word/footer1.xml><?xml version="1.0" encoding="utf-8"?>
-<w:ftr xmlns:o="urn:schemas-microsoft-com:office:office" xmlns:r="http://schemas.openxmlformats.org/officeDocument/2006/relationships" xmlns:v="urn:schemas-microsoft-com:vml" xmlns:w="http://schemas.openxmlformats.org/wordprocessingml/2006/main" xmlns:w10="urn:schemas-microsoft-com:office:word" xmlns:wp="http://schemas.openxmlformats.org/drawingml/2006/wordprocessingDrawing" xmlns:wps="http://schemas.microsoft.com/office/word/2010/wordprocessingShape" xmlns:wpg="http://schemas.microsoft.com/office/word/2010/wordprocessingGroup" xmlns:mc="http://schemas.openxmlformats.org/markup-compatibility/2006" xmlns:wp14="http://schemas.microsoft.com/office/word/2010/wordprocessingDrawing" xmlns:w14="http://schemas.microsoft.com/office/word/2010/wordml" xmlns:w15="http://schemas.microsoft.com/office/word/2012/wordml" mc:Ignorable="w14 wp14 w15">
+<w:ftr xmlns:o="urn:schemas-microsoft-com:office:office" xmlns:r="http://schemas.openxmlformats.org/officeDocument/2006/relationships" xmlns:v="urn:schemas-microsoft-com:vml" xmlns:w="http://schemas.openxmlformats.org/wordprocessingml/2006/main" xmlns:w10="urn:schemas-microsoft-com:office:word" xmlns:wp="http://schemas.openxmlformats.org/drawingml/2006/wordprocessingDrawing" xmlns:pic="http://schemas.openxmlformats.org/drawingml/2006/picture" xmlns:wps="http://schemas.microsoft.com/office/word/2010/wordprocessingShape" xmlns:wpg="http://schemas.microsoft.com/office/word/2010/wordprocessingGroup" xmlns:mc="http://schemas.openxmlformats.org/markup-compatibility/2006" xmlns:wp14="http://schemas.microsoft.com/office/word/2010/wordprocessingDrawing" xmlns:w14="http://schemas.microsoft.com/office/word/2010/wordml" xmlns:w15="http://schemas.microsoft.com/office/word/2012/wordml" mc:Ignorable="w14 wp14 w15">
   <w:p>
     <w:pPr>
       <w:pStyle w:val="Footer"/>
@@ -7645,7 +10343,7 @@
 </file>
 
 <file path=word/footer2.xml><?xml version="1.0" encoding="utf-8"?>
-<w:ftr xmlns:o="urn:schemas-microsoft-com:office:office" xmlns:r="http://schemas.openxmlformats.org/officeDocument/2006/relationships" xmlns:v="urn:schemas-microsoft-com:vml" xmlns:w="http://schemas.openxmlformats.org/wordprocessingml/2006/main" xmlns:w10="urn:schemas-microsoft-com:office:word" xmlns:wp="http://schemas.openxmlformats.org/drawingml/2006/wordprocessingDrawing" xmlns:wps="http://schemas.microsoft.com/office/word/2010/wordprocessingShape" xmlns:wpg="http://schemas.microsoft.com/office/word/2010/wordprocessingGroup" xmlns:mc="http://schemas.openxmlformats.org/markup-compatibility/2006" xmlns:wp14="http://schemas.microsoft.com/office/word/2010/wordprocessingDrawing" xmlns:w14="http://schemas.microsoft.com/office/word/2010/wordml" xmlns:w15="http://schemas.microsoft.com/office/word/2012/wordml" mc:Ignorable="w14 wp14 w15">
+<w:ftr xmlns:o="urn:schemas-microsoft-com:office:office" xmlns:r="http://schemas.openxmlformats.org/officeDocument/2006/relationships" xmlns:v="urn:schemas-microsoft-com:vml" xmlns:w="http://schemas.openxmlformats.org/wordprocessingml/2006/main" xmlns:w10="urn:schemas-microsoft-com:office:word" xmlns:wp="http://schemas.openxmlformats.org/drawingml/2006/wordprocessingDrawing" xmlns:pic="http://schemas.openxmlformats.org/drawingml/2006/picture" xmlns:wps="http://schemas.microsoft.com/office/word/2010/wordprocessingShape" xmlns:wpg="http://schemas.microsoft.com/office/word/2010/wordprocessingGroup" xmlns:mc="http://schemas.openxmlformats.org/markup-compatibility/2006" xmlns:wp14="http://schemas.microsoft.com/office/word/2010/wordprocessingDrawing" xmlns:w14="http://schemas.microsoft.com/office/word/2010/wordml" xmlns:w15="http://schemas.microsoft.com/office/word/2012/wordml" mc:Ignorable="w14 wp14 w15">
   <w:p>
     <w:pPr>
       <w:pStyle w:val="Normal"/>
@@ -7663,23 +10361,58 @@
       <w:t xml:space="preserve">Final · Tháng 7/2026 · Trang </w:t>
     </w:r>
     <w:r>
-      <w:rPr/>
+      <w:rPr>
+        <w:rFonts w:eastAsia="Calibri" w:cs="Calibri"/>
+        <w:i/>
+        <w:iCs/>
+        <w:color w:val="6B7280"/>
+        <w:sz w:val="19"/>
+        <w:szCs w:val="19"/>
+      </w:rPr>
       <w:fldChar w:fldCharType="begin"/>
     </w:r>
     <w:r>
-      <w:rPr/>
+      <w:rPr>
+        <w:rFonts w:eastAsia="Calibri" w:cs="Calibri"/>
+        <w:i/>
+        <w:iCs/>
+        <w:color w:val="6B7280"/>
+        <w:sz w:val="19"/>
+        <w:szCs w:val="19"/>
+      </w:rPr>
       <w:instrText xml:space="preserve"> PAGE </w:instrText>
     </w:r>
     <w:r>
-      <w:rPr/>
+      <w:rPr>
+        <w:rFonts w:eastAsia="Calibri" w:cs="Calibri"/>
+        <w:i/>
+        <w:iCs/>
+        <w:color w:val="6B7280"/>
+        <w:sz w:val="19"/>
+        <w:szCs w:val="19"/>
+      </w:rPr>
       <w:fldChar w:fldCharType="separate"/>
     </w:r>
     <w:r>
-      <w:rPr/>
-      <w:t>9</w:t>
+      <w:rPr>
+        <w:rFonts w:eastAsia="Calibri" w:cs="Calibri"/>
+        <w:i/>
+        <w:iCs/>
+        <w:color w:val="6B7280"/>
+        <w:sz w:val="19"/>
+        <w:szCs w:val="19"/>
+      </w:rPr>
+      <w:t>11</w:t>
     </w:r>
     <w:r>
-      <w:rPr/>
+      <w:rPr>
+        <w:rFonts w:eastAsia="Calibri" w:cs="Calibri"/>
+        <w:i/>
+        <w:iCs/>
+        <w:color w:val="6B7280"/>
+        <w:sz w:val="19"/>
+        <w:szCs w:val="19"/>
+      </w:rPr>
       <w:fldChar w:fldCharType="end"/>
     </w:r>
     <w:r>
@@ -7692,23 +10425,58 @@
       <w:t>/</w:t>
     </w:r>
     <w:r>
-      <w:rPr/>
+      <w:rPr>
+        <w:rFonts w:eastAsia="Calibri" w:cs="Calibri"/>
+        <w:i/>
+        <w:iCs/>
+        <w:color w:val="6B7280"/>
+        <w:sz w:val="19"/>
+        <w:szCs w:val="19"/>
+      </w:rPr>
       <w:fldChar w:fldCharType="begin"/>
     </w:r>
     <w:r>
-      <w:rPr/>
+      <w:rPr>
+        <w:rFonts w:eastAsia="Calibri" w:cs="Calibri"/>
+        <w:i/>
+        <w:iCs/>
+        <w:color w:val="6B7280"/>
+        <w:sz w:val="19"/>
+        <w:szCs w:val="19"/>
+      </w:rPr>
       <w:instrText xml:space="preserve"> NUMPAGES </w:instrText>
     </w:r>
     <w:r>
-      <w:rPr/>
+      <w:rPr>
+        <w:rFonts w:eastAsia="Calibri" w:cs="Calibri"/>
+        <w:i/>
+        <w:iCs/>
+        <w:color w:val="6B7280"/>
+        <w:sz w:val="19"/>
+        <w:szCs w:val="19"/>
+      </w:rPr>
       <w:fldChar w:fldCharType="separate"/>
     </w:r>
     <w:r>
-      <w:rPr/>
-      <w:t>9</w:t>
+      <w:rPr>
+        <w:rFonts w:eastAsia="Calibri" w:cs="Calibri"/>
+        <w:i/>
+        <w:iCs/>
+        <w:color w:val="6B7280"/>
+        <w:sz w:val="19"/>
+        <w:szCs w:val="19"/>
+      </w:rPr>
+      <w:t>11</w:t>
     </w:r>
     <w:r>
-      <w:rPr/>
+      <w:rPr>
+        <w:rFonts w:eastAsia="Calibri" w:cs="Calibri"/>
+        <w:i/>
+        <w:iCs/>
+        <w:color w:val="6B7280"/>
+        <w:sz w:val="19"/>
+        <w:szCs w:val="19"/>
+      </w:rPr>
       <w:fldChar w:fldCharType="end"/>
     </w:r>
   </w:p>
@@ -7716,7 +10484,7 @@
 </file>
 
 <file path=word/footer3.xml><?xml version="1.0" encoding="utf-8"?>
-<w:ftr xmlns:o="urn:schemas-microsoft-com:office:office" xmlns:r="http://schemas.openxmlformats.org/officeDocument/2006/relationships" xmlns:v="urn:schemas-microsoft-com:vml" xmlns:w="http://schemas.openxmlformats.org/wordprocessingml/2006/main" xmlns:w10="urn:schemas-microsoft-com:office:word" xmlns:wp="http://schemas.openxmlformats.org/drawingml/2006/wordprocessingDrawing" xmlns:wps="http://schemas.microsoft.com/office/word/2010/wordprocessingShape" xmlns:wpg="http://schemas.microsoft.com/office/word/2010/wordprocessingGroup" xmlns:mc="http://schemas.openxmlformats.org/markup-compatibility/2006" xmlns:wp14="http://schemas.microsoft.com/office/word/2010/wordprocessingDrawing" xmlns:w14="http://schemas.microsoft.com/office/word/2010/wordml" xmlns:w15="http://schemas.microsoft.com/office/word/2012/wordml" mc:Ignorable="w14 wp14 w15">
+<w:ftr xmlns:o="urn:schemas-microsoft-com:office:office" xmlns:r="http://schemas.openxmlformats.org/officeDocument/2006/relationships" xmlns:v="urn:schemas-microsoft-com:vml" xmlns:w="http://schemas.openxmlformats.org/wordprocessingml/2006/main" xmlns:w10="urn:schemas-microsoft-com:office:word" xmlns:wp="http://schemas.openxmlformats.org/drawingml/2006/wordprocessingDrawing" xmlns:pic="http://schemas.openxmlformats.org/drawingml/2006/picture" xmlns:wps="http://schemas.microsoft.com/office/word/2010/wordprocessingShape" xmlns:wpg="http://schemas.microsoft.com/office/word/2010/wordprocessingGroup" xmlns:mc="http://schemas.openxmlformats.org/markup-compatibility/2006" xmlns:wp14="http://schemas.microsoft.com/office/word/2010/wordprocessingDrawing" xmlns:w14="http://schemas.microsoft.com/office/word/2010/wordml" xmlns:w15="http://schemas.microsoft.com/office/word/2012/wordml" mc:Ignorable="w14 wp14 w15">
   <w:p>
     <w:pPr>
       <w:pStyle w:val="Normal"/>
@@ -7734,23 +10502,58 @@
       <w:t xml:space="preserve">Final · Tháng 7/2026 · Trang </w:t>
     </w:r>
     <w:r>
-      <w:rPr/>
+      <w:rPr>
+        <w:rFonts w:eastAsia="Calibri" w:cs="Calibri"/>
+        <w:i/>
+        <w:iCs/>
+        <w:color w:val="6B7280"/>
+        <w:sz w:val="19"/>
+        <w:szCs w:val="19"/>
+      </w:rPr>
       <w:fldChar w:fldCharType="begin"/>
     </w:r>
     <w:r>
-      <w:rPr/>
+      <w:rPr>
+        <w:rFonts w:eastAsia="Calibri" w:cs="Calibri"/>
+        <w:i/>
+        <w:iCs/>
+        <w:color w:val="6B7280"/>
+        <w:sz w:val="19"/>
+        <w:szCs w:val="19"/>
+      </w:rPr>
       <w:instrText xml:space="preserve"> PAGE </w:instrText>
     </w:r>
     <w:r>
-      <w:rPr/>
+      <w:rPr>
+        <w:rFonts w:eastAsia="Calibri" w:cs="Calibri"/>
+        <w:i/>
+        <w:iCs/>
+        <w:color w:val="6B7280"/>
+        <w:sz w:val="19"/>
+        <w:szCs w:val="19"/>
+      </w:rPr>
       <w:fldChar w:fldCharType="separate"/>
     </w:r>
     <w:r>
-      <w:rPr/>
-      <w:t>9</w:t>
+      <w:rPr>
+        <w:rFonts w:eastAsia="Calibri" w:cs="Calibri"/>
+        <w:i/>
+        <w:iCs/>
+        <w:color w:val="6B7280"/>
+        <w:sz w:val="19"/>
+        <w:szCs w:val="19"/>
+      </w:rPr>
+      <w:t>11</w:t>
     </w:r>
     <w:r>
-      <w:rPr/>
+      <w:rPr>
+        <w:rFonts w:eastAsia="Calibri" w:cs="Calibri"/>
+        <w:i/>
+        <w:iCs/>
+        <w:color w:val="6B7280"/>
+        <w:sz w:val="19"/>
+        <w:szCs w:val="19"/>
+      </w:rPr>
       <w:fldChar w:fldCharType="end"/>
     </w:r>
     <w:r>
@@ -7763,23 +10566,58 @@
       <w:t>/</w:t>
     </w:r>
     <w:r>
-      <w:rPr/>
+      <w:rPr>
+        <w:rFonts w:eastAsia="Calibri" w:cs="Calibri"/>
+        <w:i/>
+        <w:iCs/>
+        <w:color w:val="6B7280"/>
+        <w:sz w:val="19"/>
+        <w:szCs w:val="19"/>
+      </w:rPr>
       <w:fldChar w:fldCharType="begin"/>
     </w:r>
     <w:r>
-      <w:rPr/>
+      <w:rPr>
+        <w:rFonts w:eastAsia="Calibri" w:cs="Calibri"/>
+        <w:i/>
+        <w:iCs/>
+        <w:color w:val="6B7280"/>
+        <w:sz w:val="19"/>
+        <w:szCs w:val="19"/>
+      </w:rPr>
       <w:instrText xml:space="preserve"> NUMPAGES </w:instrText>
     </w:r>
     <w:r>
-      <w:rPr/>
+      <w:rPr>
+        <w:rFonts w:eastAsia="Calibri" w:cs="Calibri"/>
+        <w:i/>
+        <w:iCs/>
+        <w:color w:val="6B7280"/>
+        <w:sz w:val="19"/>
+        <w:szCs w:val="19"/>
+      </w:rPr>
       <w:fldChar w:fldCharType="separate"/>
     </w:r>
     <w:r>
-      <w:rPr/>
-      <w:t>9</w:t>
+      <w:rPr>
+        <w:rFonts w:eastAsia="Calibri" w:cs="Calibri"/>
+        <w:i/>
+        <w:iCs/>
+        <w:color w:val="6B7280"/>
+        <w:sz w:val="19"/>
+        <w:szCs w:val="19"/>
+      </w:rPr>
+      <w:t>11</w:t>
     </w:r>
     <w:r>
-      <w:rPr/>
+      <w:rPr>
+        <w:rFonts w:eastAsia="Calibri" w:cs="Calibri"/>
+        <w:i/>
+        <w:iCs/>
+        <w:color w:val="6B7280"/>
+        <w:sz w:val="19"/>
+        <w:szCs w:val="19"/>
+      </w:rPr>
       <w:fldChar w:fldCharType="end"/>
     </w:r>
   </w:p>
@@ -7787,7 +10625,7 @@
 </file>
 
 <file path=word/header1.xml><?xml version="1.0" encoding="utf-8"?>
-<w:hdr xmlns:o="urn:schemas-microsoft-com:office:office" xmlns:r="http://schemas.openxmlformats.org/officeDocument/2006/relationships" xmlns:v="urn:schemas-microsoft-com:vml" xmlns:w="http://schemas.openxmlformats.org/wordprocessingml/2006/main" xmlns:w10="urn:schemas-microsoft-com:office:word" xmlns:wp="http://schemas.openxmlformats.org/drawingml/2006/wordprocessingDrawing" xmlns:wps="http://schemas.microsoft.com/office/word/2010/wordprocessingShape" xmlns:wpg="http://schemas.microsoft.com/office/word/2010/wordprocessingGroup" xmlns:mc="http://schemas.openxmlformats.org/markup-compatibility/2006" xmlns:wp14="http://schemas.microsoft.com/office/word/2010/wordprocessingDrawing" xmlns:w14="http://schemas.microsoft.com/office/word/2010/wordml" xmlns:w15="http://schemas.microsoft.com/office/word/2012/wordml" mc:Ignorable="w14 wp14 w15">
+<w:hdr xmlns:o="urn:schemas-microsoft-com:office:office" xmlns:r="http://schemas.openxmlformats.org/officeDocument/2006/relationships" xmlns:v="urn:schemas-microsoft-com:vml" xmlns:w="http://schemas.openxmlformats.org/wordprocessingml/2006/main" xmlns:w10="urn:schemas-microsoft-com:office:word" xmlns:wp="http://schemas.openxmlformats.org/drawingml/2006/wordprocessingDrawing" xmlns:pic="http://schemas.openxmlformats.org/drawingml/2006/picture" xmlns:wps="http://schemas.microsoft.com/office/word/2010/wordprocessingShape" xmlns:wpg="http://schemas.microsoft.com/office/word/2010/wordprocessingGroup" xmlns:mc="http://schemas.openxmlformats.org/markup-compatibility/2006" xmlns:wp14="http://schemas.microsoft.com/office/word/2010/wordprocessingDrawing" xmlns:w14="http://schemas.microsoft.com/office/word/2010/wordml" xmlns:w15="http://schemas.microsoft.com/office/word/2012/wordml" mc:Ignorable="w14 wp14 w15">
   <w:p>
     <w:pPr>
       <w:pStyle w:val="Header"/>
@@ -7801,7 +10639,7 @@
 </file>
 
 <file path=word/header2.xml><?xml version="1.0" encoding="utf-8"?>
-<w:hdr xmlns:o="urn:schemas-microsoft-com:office:office" xmlns:r="http://schemas.openxmlformats.org/officeDocument/2006/relationships" xmlns:v="urn:schemas-microsoft-com:vml" xmlns:w="http://schemas.openxmlformats.org/wordprocessingml/2006/main" xmlns:w10="urn:schemas-microsoft-com:office:word" xmlns:wp="http://schemas.openxmlformats.org/drawingml/2006/wordprocessingDrawing" xmlns:wps="http://schemas.microsoft.com/office/word/2010/wordprocessingShape" xmlns:wpg="http://schemas.microsoft.com/office/word/2010/wordprocessingGroup" xmlns:mc="http://schemas.openxmlformats.org/markup-compatibility/2006" xmlns:wp14="http://schemas.microsoft.com/office/word/2010/wordprocessingDrawing" xmlns:w14="http://schemas.microsoft.com/office/word/2010/wordml" xmlns:w15="http://schemas.microsoft.com/office/word/2012/wordml" mc:Ignorable="w14 wp14 w15">
+<w:hdr xmlns:o="urn:schemas-microsoft-com:office:office" xmlns:r="http://schemas.openxmlformats.org/officeDocument/2006/relationships" xmlns:v="urn:schemas-microsoft-com:vml" xmlns:w="http://schemas.openxmlformats.org/wordprocessingml/2006/main" xmlns:w10="urn:schemas-microsoft-com:office:word" xmlns:wp="http://schemas.openxmlformats.org/drawingml/2006/wordprocessingDrawing" xmlns:pic="http://schemas.openxmlformats.org/drawingml/2006/picture" xmlns:wps="http://schemas.microsoft.com/office/word/2010/wordprocessingShape" xmlns:wpg="http://schemas.microsoft.com/office/word/2010/wordprocessingGroup" xmlns:mc="http://schemas.openxmlformats.org/markup-compatibility/2006" xmlns:wp14="http://schemas.microsoft.com/office/word/2010/wordprocessingDrawing" xmlns:w14="http://schemas.microsoft.com/office/word/2010/wordml" xmlns:w15="http://schemas.microsoft.com/office/word/2012/wordml" mc:Ignorable="w14 wp14 w15">
   <w:p>
     <w:pPr>
       <w:pStyle w:val="Normal"/>
@@ -7823,7 +10661,7 @@
 </file>
 
 <file path=word/header3.xml><?xml version="1.0" encoding="utf-8"?>
-<w:hdr xmlns:o="urn:schemas-microsoft-com:office:office" xmlns:r="http://schemas.openxmlformats.org/officeDocument/2006/relationships" xmlns:v="urn:schemas-microsoft-com:vml" xmlns:w="http://schemas.openxmlformats.org/wordprocessingml/2006/main" xmlns:w10="urn:schemas-microsoft-com:office:word" xmlns:wp="http://schemas.openxmlformats.org/drawingml/2006/wordprocessingDrawing" xmlns:wps="http://schemas.microsoft.com/office/word/2010/wordprocessingShape" xmlns:wpg="http://schemas.microsoft.com/office/word/2010/wordprocessingGroup" xmlns:mc="http://schemas.openxmlformats.org/markup-compatibility/2006" xmlns:wp14="http://schemas.microsoft.com/office/word/2010/wordprocessingDrawing" xmlns:w14="http://schemas.microsoft.com/office/word/2010/wordml" xmlns:w15="http://schemas.microsoft.com/office/word/2012/wordml" mc:Ignorable="w14 wp14 w15">
+<w:hdr xmlns:o="urn:schemas-microsoft-com:office:office" xmlns:r="http://schemas.openxmlformats.org/officeDocument/2006/relationships" xmlns:v="urn:schemas-microsoft-com:vml" xmlns:w="http://schemas.openxmlformats.org/wordprocessingml/2006/main" xmlns:w10="urn:schemas-microsoft-com:office:word" xmlns:wp="http://schemas.openxmlformats.org/drawingml/2006/wordprocessingDrawing" xmlns:pic="http://schemas.openxmlformats.org/drawingml/2006/picture" xmlns:wps="http://schemas.microsoft.com/office/word/2010/wordprocessingShape" xmlns:wpg="http://schemas.microsoft.com/office/word/2010/wordprocessingGroup" xmlns:mc="http://schemas.openxmlformats.org/markup-compatibility/2006" xmlns:wp14="http://schemas.microsoft.com/office/word/2010/wordprocessingDrawing" xmlns:w14="http://schemas.microsoft.com/office/word/2010/wordml" xmlns:w15="http://schemas.microsoft.com/office/word/2012/wordml" mc:Ignorable="w14 wp14 w15">
   <w:p>
     <w:pPr>
       <w:pStyle w:val="Normal"/>
@@ -8131,7 +10969,7 @@
     </w:rPr>
   </w:style>
   <w:style w:type="paragraph" w:styleId="Heading1">
-    <w:name w:val="Heading 1"/>
+    <w:name w:val="heading 1"/>
     <w:basedOn w:val="Heading"/>
     <w:qFormat/>
     <w:pPr>
@@ -8147,7 +10985,7 @@
     </w:rPr>
   </w:style>
   <w:style w:type="paragraph" w:styleId="Heading2">
-    <w:name w:val="Heading 2"/>
+    <w:name w:val="heading 2"/>
     <w:basedOn w:val="Heading"/>
     <w:qFormat/>
     <w:pPr>
@@ -8163,7 +11001,7 @@
     </w:rPr>
   </w:style>
   <w:style w:type="paragraph" w:styleId="Heading3">
-    <w:name w:val="Heading 3"/>
+    <w:name w:val="heading 3"/>
     <w:basedOn w:val="Heading"/>
     <w:qFormat/>
     <w:pPr>
@@ -8179,7 +11017,7 @@
     </w:rPr>
   </w:style>
   <w:style w:type="paragraph" w:styleId="Heading4">
-    <w:name w:val="Heading 4"/>
+    <w:name w:val="heading 4"/>
     <w:basedOn w:val="Heading"/>
     <w:qFormat/>
     <w:pPr>
@@ -8195,7 +11033,7 @@
     </w:rPr>
   </w:style>
   <w:style w:type="paragraph" w:styleId="Heading5">
-    <w:name w:val="Heading 5"/>
+    <w:name w:val="heading 5"/>
     <w:basedOn w:val="Heading"/>
     <w:qFormat/>
     <w:pPr/>
@@ -8204,7 +11042,7 @@
     </w:rPr>
   </w:style>
   <w:style w:type="paragraph" w:styleId="Heading6">
-    <w:name w:val="Heading 6"/>
+    <w:name w:val="heading 6"/>
     <w:basedOn w:val="Heading"/>
     <w:qFormat/>
     <w:pPr/>
@@ -8232,7 +11070,7 @@
     </w:rPr>
   </w:style>
   <w:style w:type="character" w:styleId="FootnoteReference">
-    <w:name w:val="Footnote Reference"/>
+    <w:name w:val="footnote reference"/>
     <w:rPr>
       <w:vertAlign w:val="superscript"/>
     </w:rPr>
@@ -8260,7 +11098,7 @@
     </w:rPr>
   </w:style>
   <w:style w:type="character" w:styleId="EndnoteReference">
-    <w:name w:val="Endnote Reference"/>
+    <w:name w:val="endnote reference"/>
     <w:rPr>
       <w:vertAlign w:val="superscript"/>
     </w:rPr>
@@ -8292,7 +11130,7 @@
       <w:spacing w:before="240" w:after="120"/>
     </w:pPr>
     <w:rPr>
-      <w:rFonts w:ascii="Liberation Sans" w:hAnsi="Liberation Sans" w:eastAsia="Noto Sans CJK SC" w:cs="FreeSans"/>
+      <w:rFonts w:ascii="Liberation Sans" w:hAnsi="Liberation Sans" w:eastAsia="Noto Sans CJK SC" w:cs="Noto Sans Devanagari"/>
       <w:sz w:val="28"/>
       <w:szCs w:val="28"/>
     </w:rPr>
@@ -8310,11 +11148,11 @@
     <w:basedOn w:val="BodyText"/>
     <w:pPr/>
     <w:rPr>
-      <w:rFonts w:cs="FreeSans"/>
+      <w:rFonts w:cs="Noto Sans Devanagari"/>
     </w:rPr>
   </w:style>
   <w:style w:type="paragraph" w:styleId="Caption">
-    <w:name w:val="Caption"/>
+    <w:name w:val="caption"/>
     <w:basedOn w:val="Normal"/>
     <w:qFormat/>
     <w:pPr>
@@ -8322,7 +11160,7 @@
       <w:spacing w:before="120" w:after="120"/>
     </w:pPr>
     <w:rPr>
-      <w:rFonts w:cs="FreeSans"/>
+      <w:rFonts w:cs="Noto Sans Devanagari"/>
       <w:i/>
       <w:iCs/>
       <w:sz w:val="24"/>
@@ -8337,7 +11175,7 @@
       <w:suppressLineNumbers/>
     </w:pPr>
     <w:rPr>
-      <w:rFonts w:cs="FreeSans"/>
+      <w:rFonts w:cs="Noto Sans Devanagari"/>
     </w:rPr>
   </w:style>
   <w:style w:type="paragraph" w:styleId="Title">
@@ -8389,7 +11227,7 @@
     </w:rPr>
   </w:style>
   <w:style w:type="paragraph" w:styleId="FootnoteText">
-    <w:name w:val="Footnote Text"/>
+    <w:name w:val="footnote text"/>
     <w:basedOn w:val="Normal"/>
     <w:link w:val="FootnoteTextChar"/>
     <w:uiPriority w:val="99"/>
@@ -8404,7 +11242,7 @@
     </w:rPr>
   </w:style>
   <w:style w:type="paragraph" w:styleId="EndnoteText">
-    <w:name w:val="Endnote Text"/>
+    <w:name w:val="endnote text"/>
     <w:basedOn w:val="Normal"/>
     <w:link w:val="EndnoteTextChar"/>
     <w:uiPriority w:val="99"/>
@@ -8426,19 +11264,19 @@
     <w:rPr/>
   </w:style>
   <w:style w:type="paragraph" w:styleId="Header">
-    <w:name w:val="Header"/>
+    <w:name w:val="header"/>
     <w:basedOn w:val="HeaderandFooter"/>
     <w:pPr/>
     <w:rPr/>
   </w:style>
   <w:style w:type="paragraph" w:styleId="Footer">
-    <w:name w:val="Footer"/>
+    <w:name w:val="footer"/>
     <w:basedOn w:val="HeaderandFooter"/>
     <w:pPr/>
     <w:rPr/>
   </w:style>
   <w:style w:type="paragraph" w:styleId="TOC1">
-    <w:name w:val="TOC 1"/>
+    <w:name w:val="toc 1"/>
     <w:basedOn w:val="Index"/>
     <w:pPr>
       <w:tabs>
@@ -8450,7 +11288,7 @@
     <w:rPr/>
   </w:style>
   <w:style w:type="paragraph" w:styleId="TOC3">
-    <w:name w:val="TOC 3"/>
+    <w:name w:val="toc 3"/>
     <w:basedOn w:val="Index"/>
     <w:pPr>
       <w:tabs>
@@ -8462,7 +11300,7 @@
     <w:rPr/>
   </w:style>
   <w:style w:type="paragraph" w:styleId="TOC2">
-    <w:name w:val="TOC 2"/>
+    <w:name w:val="toc 2"/>
     <w:basedOn w:val="Index"/>
     <w:pPr>
       <w:tabs>
@@ -8484,37 +11322,37 @@
         <a:srgbClr val="000000"/>
       </a:dk1>
       <a:lt1>
-        <a:srgbClr val="ffffff"/>
+        <a:srgbClr val="FFFFFF"/>
       </a:lt1>
       <a:dk2>
         <a:srgbClr val="000000"/>
       </a:dk2>
       <a:lt2>
-        <a:srgbClr val="ffffff"/>
+        <a:srgbClr val="FFFFFF"/>
       </a:lt2>
       <a:accent1>
-        <a:srgbClr val="18a303"/>
+        <a:srgbClr val="18A303"/>
       </a:accent1>
       <a:accent2>
-        <a:srgbClr val="0369a3"/>
+        <a:srgbClr val="0369A3"/>
       </a:accent2>
       <a:accent3>
-        <a:srgbClr val="a33e03"/>
+        <a:srgbClr val="A33E03"/>
       </a:accent3>
       <a:accent4>
-        <a:srgbClr val="8e03a3"/>
+        <a:srgbClr val="8E03A3"/>
       </a:accent4>
       <a:accent5>
-        <a:srgbClr val="c99c00"/>
+        <a:srgbClr val="C99C00"/>
       </a:accent5>
       <a:accent6>
-        <a:srgbClr val="c9211e"/>
+        <a:srgbClr val="C9211E"/>
       </a:accent6>
       <a:hlink>
-        <a:srgbClr val="0000ee"/>
+        <a:srgbClr val="0000EE"/>
       </a:hlink>
       <a:folHlink>
-        <a:srgbClr val="551a8b"/>
+        <a:srgbClr val="551A8B"/>
       </a:folHlink>
     </a:clrScheme>
     <a:fontScheme name="Office">
